--- a/книга_Spring_быстро.docx
+++ b/книга_Spring_быстро.docx
@@ -506,16 +506,52 @@
         <w:rPr>
           <w:b/>
           <w:bCs/>
+        </w:rPr>
+      </w:pPr>
+      <w:r>
+        <w:rPr>
+          <w:b/>
+          <w:bCs/>
           <w:lang w:val="en-US"/>
         </w:rPr>
-      </w:pPr>
+        <w:t>var</w:t>
+      </w:r>
+      <w:r>
+        <w:rPr>
+          <w:b/>
+          <w:bCs/>
+        </w:rPr>
+        <w:t xml:space="preserve"> </w:t>
+      </w:r>
       <w:r>
         <w:rPr>
           <w:b/>
           <w:bCs/>
           <w:lang w:val="en-US"/>
         </w:rPr>
-        <w:t xml:space="preserve">var context = new </w:t>
+        <w:t>context</w:t>
+      </w:r>
+      <w:r>
+        <w:rPr>
+          <w:b/>
+          <w:bCs/>
+        </w:rPr>
+        <w:t xml:space="preserve"> = </w:t>
+      </w:r>
+      <w:r>
+        <w:rPr>
+          <w:b/>
+          <w:bCs/>
+          <w:lang w:val="en-US"/>
+        </w:rPr>
+        <w:t>new</w:t>
+      </w:r>
+      <w:r>
+        <w:rPr>
+          <w:b/>
+          <w:bCs/>
+        </w:rPr>
+        <w:t xml:space="preserve"> </w:t>
       </w:r>
       <w:proofErr w:type="spellStart"/>
       <w:proofErr w:type="gramStart"/>
@@ -532,7 +568,6 @@
         <w:rPr>
           <w:b/>
           <w:bCs/>
-          <w:lang w:val="en-US"/>
         </w:rPr>
         <w:t>(</w:t>
       </w:r>
@@ -541,7 +576,6 @@
         <w:rPr>
           <w:b/>
           <w:bCs/>
-          <w:lang w:val="en-US"/>
         </w:rPr>
         <w:t>);</w:t>
       </w:r>
@@ -549,7 +583,38 @@
         <w:rPr>
           <w:b/>
           <w:bCs/>
-          <w:lang w:val="en-US"/>
+        </w:rPr>
+        <w:br/>
+      </w:r>
+      <w:r>
+        <w:rPr>
+          <w:b/>
+          <w:bCs/>
+        </w:rPr>
+        <w:br/>
+      </w:r>
+      <w:r>
+        <w:rPr>
+          <w:b/>
+          <w:bCs/>
+        </w:rPr>
+        <w:t>Класс конфигурации</w:t>
+      </w:r>
+      <w:r>
+        <w:t xml:space="preserve"> — это специальный класс в приложении Spring, посредством которого можно настроить фреймворк на выполнение определенных действий, таких как создание </w:t>
+      </w:r>
+      <w:proofErr w:type="spellStart"/>
+      <w:r>
+        <w:t>бинов</w:t>
+      </w:r>
+      <w:proofErr w:type="spellEnd"/>
+      <w:r>
+        <w:t xml:space="preserve"> или активация определенного функционала. В данной книге вы узнаете, как много всего можно описать в файле конфигурации.</w:t>
+      </w:r>
+      <w:r>
+        <w:rPr>
+          <w:b/>
+          <w:bCs/>
         </w:rPr>
         <w:br/>
       </w:r>

--- a/книга_Spring_быстро.docx
+++ b/книга_Spring_быстро.docx
@@ -592,12 +592,6 @@
           <w:bCs/>
         </w:rPr>
         <w:br/>
-      </w:r>
-      <w:r>
-        <w:rPr>
-          <w:b/>
-          <w:bCs/>
-        </w:rPr>
         <w:t>Класс конфигурации</w:t>
       </w:r>
       <w:r>
@@ -610,6 +604,95 @@
       <w:proofErr w:type="spellEnd"/>
       <w:r>
         <w:t xml:space="preserve"> или активация определенного функционала. В данной книге вы узнаете, как много всего можно описать в файле конфигурации.</w:t>
+      </w:r>
+      <w:r>
+        <w:br/>
+      </w:r>
+      <w:r>
+        <w:rPr>
+          <w:b/>
+          <w:bCs/>
+        </w:rPr>
+        <w:drawing>
+          <wp:inline distT="0" distB="0" distL="0" distR="0" wp14:anchorId="15618FE8" wp14:editId="5DC32A46">
+            <wp:extent cx="5940425" cy="4710430"/>
+            <wp:effectExtent l="0" t="0" r="3175" b="0"/>
+            <wp:docPr id="2" name="Рисунок 2"/>
+            <wp:cNvGraphicFramePr>
+              <a:graphicFrameLocks xmlns:a="http://schemas.openxmlformats.org/drawingml/2006/main" noChangeAspect="1"/>
+            </wp:cNvGraphicFramePr>
+            <a:graphic xmlns:a="http://schemas.openxmlformats.org/drawingml/2006/main">
+              <a:graphicData uri="http://schemas.openxmlformats.org/drawingml/2006/picture">
+                <pic:pic xmlns:pic="http://schemas.openxmlformats.org/drawingml/2006/picture">
+                  <pic:nvPicPr>
+                    <pic:cNvPr id="1" name=""/>
+                    <pic:cNvPicPr/>
+                  </pic:nvPicPr>
+                  <pic:blipFill>
+                    <a:blip r:embed="rId6"/>
+                    <a:stretch>
+                      <a:fillRect/>
+                    </a:stretch>
+                  </pic:blipFill>
+                  <pic:spPr>
+                    <a:xfrm>
+                      <a:off x="0" y="0"/>
+                      <a:ext cx="5940425" cy="4710430"/>
+                    </a:xfrm>
+                    <a:prstGeom prst="rect">
+                      <a:avLst/>
+                    </a:prstGeom>
+                  </pic:spPr>
+                </pic:pic>
+              </a:graphicData>
+            </a:graphic>
+          </wp:inline>
+        </w:drawing>
+      </w:r>
+      <w:r>
+        <w:br/>
+      </w:r>
+      <w:r>
+        <w:rPr>
+          <w:b/>
+          <w:bCs/>
+        </w:rPr>
+        <w:lastRenderedPageBreak/>
+        <w:drawing>
+          <wp:inline distT="0" distB="0" distL="0" distR="0" wp14:anchorId="40B50497" wp14:editId="1859B2AF">
+            <wp:extent cx="5940425" cy="3437255"/>
+            <wp:effectExtent l="0" t="0" r="3175" b="0"/>
+            <wp:docPr id="4" name="Рисунок 4"/>
+            <wp:cNvGraphicFramePr>
+              <a:graphicFrameLocks xmlns:a="http://schemas.openxmlformats.org/drawingml/2006/main" noChangeAspect="1"/>
+            </wp:cNvGraphicFramePr>
+            <a:graphic xmlns:a="http://schemas.openxmlformats.org/drawingml/2006/main">
+              <a:graphicData uri="http://schemas.openxmlformats.org/drawingml/2006/picture">
+                <pic:pic xmlns:pic="http://schemas.openxmlformats.org/drawingml/2006/picture">
+                  <pic:nvPicPr>
+                    <pic:cNvPr id="1" name=""/>
+                    <pic:cNvPicPr/>
+                  </pic:nvPicPr>
+                  <pic:blipFill>
+                    <a:blip r:embed="rId7"/>
+                    <a:stretch>
+                      <a:fillRect/>
+                    </a:stretch>
+                  </pic:blipFill>
+                  <pic:spPr>
+                    <a:xfrm>
+                      <a:off x="0" y="0"/>
+                      <a:ext cx="5940425" cy="3437255"/>
+                    </a:xfrm>
+                    <a:prstGeom prst="rect">
+                      <a:avLst/>
+                    </a:prstGeom>
+                  </pic:spPr>
+                </pic:pic>
+              </a:graphicData>
+            </a:graphic>
+          </wp:inline>
+        </w:drawing>
       </w:r>
       <w:r>
         <w:rPr>

--- a/книга_Spring_быстро.docx
+++ b/книга_Spring_быстро.docx
@@ -2,622 +2,696 @@
 <file path=word/document.xml><?xml version="1.0" encoding="utf-8"?>
 <w:document xmlns:wpc="http://schemas.microsoft.com/office/word/2010/wordprocessingCanvas" xmlns:cx="http://schemas.microsoft.com/office/drawing/2014/chartex" xmlns:cx1="http://schemas.microsoft.com/office/drawing/2015/9/8/chartex" xmlns:cx2="http://schemas.microsoft.com/office/drawing/2015/10/21/chartex" xmlns:cx3="http://schemas.microsoft.com/office/drawing/2016/5/9/chartex" xmlns:cx4="http://schemas.microsoft.com/office/drawing/2016/5/10/chartex" xmlns:cx5="http://schemas.microsoft.com/office/drawing/2016/5/11/chartex" xmlns:cx6="http://schemas.microsoft.com/office/drawing/2016/5/12/chartex" xmlns:cx7="http://schemas.microsoft.com/office/drawing/2016/5/13/chartex" xmlns:cx8="http://schemas.microsoft.com/office/drawing/2016/5/14/chartex" xmlns:mc="http://schemas.openxmlformats.org/markup-compatibility/2006" xmlns:aink="http://schemas.microsoft.com/office/drawing/2016/ink" xmlns:am3d="http://schemas.microsoft.com/office/drawing/2017/model3d" xmlns:o="urn:schemas-microsoft-com:office:office" xmlns:r="http://schemas.openxmlformats.org/officeDocument/2006/relationships" xmlns:m="http://schemas.openxmlformats.org/officeDocument/2006/math" xmlns:v="urn:schemas-microsoft-com:vml" xmlns:wp14="http://schemas.microsoft.com/office/word/2010/wordprocessingDrawing" xmlns:wp="http://schemas.openxmlformats.org/drawingml/2006/wordprocessingDrawing" xmlns:w10="urn:schemas-microsoft-com:office:word" xmlns:w="http://schemas.openxmlformats.org/wordprocessingml/2006/main" xmlns:w14="http://schemas.microsoft.com/office/word/2010/wordml" xmlns:w15="http://schemas.microsoft.com/office/word/2012/wordml" xmlns:w16cex="http://schemas.microsoft.com/office/word/2018/wordml/cex" xmlns:w16cid="http://schemas.microsoft.com/office/word/2016/wordml/cid" xmlns:w16="http://schemas.microsoft.com/office/word/2018/wordml" xmlns:w16sdtdh="http://schemas.microsoft.com/office/word/2020/wordml/sdtdatahash" xmlns:w16se="http://schemas.microsoft.com/office/word/2015/wordml/symex" xmlns:wpg="http://schemas.microsoft.com/office/word/2010/wordprocessingGroup" xmlns:wpi="http://schemas.microsoft.com/office/word/2010/wordprocessingInk" xmlns:wne="http://schemas.microsoft.com/office/word/2006/wordml" xmlns:wps="http://schemas.microsoft.com/office/word/2010/wordprocessingShape" mc:Ignorable="w14 w15 w16se w16cid w16 w16cex w16sdtdh wp14">
   <w:body>
+    <w:sdt>
+      <w:sdtPr>
+        <w:rPr>
+          <w:rFonts w:ascii="Times New Roman" w:hAnsi="Times New Roman" w:cs="Times New Roman"/>
+          <w:sz w:val="20"/>
+          <w:szCs w:val="20"/>
+        </w:rPr>
+        <w:id w:val="-1384709644"/>
+        <w:docPartObj>
+          <w:docPartGallery w:val="Table of Contents"/>
+          <w:docPartUnique/>
+        </w:docPartObj>
+      </w:sdtPr>
+      <w:sdtEndPr>
+        <w:rPr>
+          <w:rFonts w:eastAsiaTheme="minorHAnsi"/>
+          <w:b/>
+          <w:bCs/>
+          <w:color w:val="auto"/>
+          <w:lang w:eastAsia="en-US"/>
+        </w:rPr>
+      </w:sdtEndPr>
+      <w:sdtContent>
+        <w:p>
+          <w:pPr>
+            <w:pStyle w:val="a5"/>
+            <w:jc w:val="center"/>
+            <w:rPr>
+              <w:rFonts w:ascii="Times New Roman" w:hAnsi="Times New Roman" w:cs="Times New Roman"/>
+              <w:b/>
+              <w:bCs/>
+              <w:color w:val="auto"/>
+              <w:sz w:val="28"/>
+              <w:szCs w:val="28"/>
+            </w:rPr>
+          </w:pPr>
+          <w:r>
+            <w:rPr>
+              <w:rFonts w:ascii="Times New Roman" w:hAnsi="Times New Roman" w:cs="Times New Roman"/>
+              <w:b/>
+              <w:bCs/>
+              <w:color w:val="auto"/>
+              <w:sz w:val="28"/>
+              <w:szCs w:val="28"/>
+            </w:rPr>
+            <w:t>Оглавление</w:t>
+          </w:r>
+        </w:p>
+        <w:p>
+          <w:pPr>
+            <w:pStyle w:val="11"/>
+            <w:tabs>
+              <w:tab w:val="right" w:leader="dot" w:pos="9345"/>
+            </w:tabs>
+            <w:rPr>
+              <w:rFonts w:ascii="Times New Roman" w:eastAsiaTheme="minorEastAsia" w:hAnsi="Times New Roman" w:cs="Times New Roman"/>
+              <w:noProof/>
+              <w:sz w:val="20"/>
+              <w:szCs w:val="20"/>
+              <w:lang w:eastAsia="ru-RU"/>
+            </w:rPr>
+          </w:pPr>
+          <w:r>
+            <w:rPr>
+              <w:rFonts w:ascii="Times New Roman" w:hAnsi="Times New Roman" w:cs="Times New Roman"/>
+              <w:sz w:val="20"/>
+              <w:szCs w:val="20"/>
+            </w:rPr>
+            <w:fldChar w:fldCharType="begin"/>
+          </w:r>
+          <w:r>
+            <w:rPr>
+              <w:rFonts w:ascii="Times New Roman" w:hAnsi="Times New Roman" w:cs="Times New Roman"/>
+              <w:sz w:val="20"/>
+              <w:szCs w:val="20"/>
+            </w:rPr>
+            <w:instrText xml:space="preserve"> TOC \o "1-3" \h \z \u </w:instrText>
+          </w:r>
+          <w:r>
+            <w:rPr>
+              <w:rFonts w:ascii="Times New Roman" w:hAnsi="Times New Roman" w:cs="Times New Roman"/>
+              <w:sz w:val="20"/>
+              <w:szCs w:val="20"/>
+            </w:rPr>
+            <w:fldChar w:fldCharType="separate"/>
+          </w:r>
+          <w:hyperlink w:anchor="_Toc224141197" w:history="1">
+            <w:r>
+              <w:rPr>
+                <w:rStyle w:val="a6"/>
+                <w:rFonts w:ascii="Times New Roman" w:hAnsi="Times New Roman" w:cs="Times New Roman"/>
+                <w:b/>
+                <w:bCs/>
+                <w:noProof/>
+                <w:sz w:val="20"/>
+                <w:szCs w:val="20"/>
+              </w:rPr>
+              <w:t>ГЛАВА 1</w:t>
+            </w:r>
+            <w:r>
+              <w:rPr>
+                <w:rFonts w:ascii="Times New Roman" w:hAnsi="Times New Roman" w:cs="Times New Roman"/>
+                <w:noProof/>
+                <w:webHidden/>
+                <w:sz w:val="20"/>
+                <w:szCs w:val="20"/>
+              </w:rPr>
+              <w:tab/>
+            </w:r>
+            <w:r>
+              <w:rPr>
+                <w:rFonts w:ascii="Times New Roman" w:hAnsi="Times New Roman" w:cs="Times New Roman"/>
+                <w:noProof/>
+                <w:webHidden/>
+                <w:sz w:val="20"/>
+                <w:szCs w:val="20"/>
+              </w:rPr>
+              <w:fldChar w:fldCharType="begin"/>
+            </w:r>
+            <w:r>
+              <w:rPr>
+                <w:rFonts w:ascii="Times New Roman" w:hAnsi="Times New Roman" w:cs="Times New Roman"/>
+                <w:noProof/>
+                <w:webHidden/>
+                <w:sz w:val="20"/>
+                <w:szCs w:val="20"/>
+              </w:rPr>
+              <w:instrText xml:space="preserve"> PAGEREF _Toc224141197 \h </w:instrText>
+            </w:r>
+            <w:r>
+              <w:rPr>
+                <w:rFonts w:ascii="Times New Roman" w:hAnsi="Times New Roman" w:cs="Times New Roman"/>
+                <w:noProof/>
+                <w:webHidden/>
+                <w:sz w:val="20"/>
+                <w:szCs w:val="20"/>
+              </w:rPr>
+            </w:r>
+            <w:r>
+              <w:rPr>
+                <w:rFonts w:ascii="Times New Roman" w:hAnsi="Times New Roman" w:cs="Times New Roman"/>
+                <w:noProof/>
+                <w:webHidden/>
+                <w:sz w:val="20"/>
+                <w:szCs w:val="20"/>
+              </w:rPr>
+              <w:fldChar w:fldCharType="separate"/>
+            </w:r>
+            <w:r>
+              <w:rPr>
+                <w:rFonts w:ascii="Times New Roman" w:hAnsi="Times New Roman" w:cs="Times New Roman"/>
+                <w:noProof/>
+                <w:webHidden/>
+                <w:sz w:val="20"/>
+                <w:szCs w:val="20"/>
+              </w:rPr>
+              <w:t>1</w:t>
+            </w:r>
+            <w:r>
+              <w:rPr>
+                <w:rFonts w:ascii="Times New Roman" w:hAnsi="Times New Roman" w:cs="Times New Roman"/>
+                <w:noProof/>
+                <w:webHidden/>
+                <w:sz w:val="20"/>
+                <w:szCs w:val="20"/>
+              </w:rPr>
+              <w:fldChar w:fldCharType="end"/>
+            </w:r>
+          </w:hyperlink>
+        </w:p>
+        <w:p>
+          <w:pPr>
+            <w:pStyle w:val="11"/>
+            <w:tabs>
+              <w:tab w:val="right" w:leader="dot" w:pos="9345"/>
+            </w:tabs>
+            <w:rPr>
+              <w:rFonts w:ascii="Times New Roman" w:eastAsiaTheme="minorEastAsia" w:hAnsi="Times New Roman" w:cs="Times New Roman"/>
+              <w:noProof/>
+              <w:sz w:val="20"/>
+              <w:szCs w:val="20"/>
+              <w:lang w:eastAsia="ru-RU"/>
+            </w:rPr>
+          </w:pPr>
+          <w:hyperlink w:anchor="_Toc224141198" w:history="1">
+            <w:r>
+              <w:rPr>
+                <w:rStyle w:val="a6"/>
+                <w:rFonts w:ascii="Times New Roman" w:hAnsi="Times New Roman" w:cs="Times New Roman"/>
+                <w:b/>
+                <w:bCs/>
+                <w:noProof/>
+                <w:sz w:val="20"/>
+                <w:szCs w:val="20"/>
+              </w:rPr>
+              <w:t>ГЛАВА 2</w:t>
+            </w:r>
+            <w:r>
+              <w:rPr>
+                <w:rFonts w:ascii="Times New Roman" w:hAnsi="Times New Roman" w:cs="Times New Roman"/>
+                <w:noProof/>
+                <w:webHidden/>
+                <w:sz w:val="20"/>
+                <w:szCs w:val="20"/>
+              </w:rPr>
+              <w:tab/>
+            </w:r>
+            <w:r>
+              <w:rPr>
+                <w:rFonts w:ascii="Times New Roman" w:hAnsi="Times New Roman" w:cs="Times New Roman"/>
+                <w:noProof/>
+                <w:webHidden/>
+                <w:sz w:val="20"/>
+                <w:szCs w:val="20"/>
+              </w:rPr>
+              <w:fldChar w:fldCharType="begin"/>
+            </w:r>
+            <w:r>
+              <w:rPr>
+                <w:rFonts w:ascii="Times New Roman" w:hAnsi="Times New Roman" w:cs="Times New Roman"/>
+                <w:noProof/>
+                <w:webHidden/>
+                <w:sz w:val="20"/>
+                <w:szCs w:val="20"/>
+              </w:rPr>
+              <w:instrText xml:space="preserve"> PAGEREF _Toc224141198 \h </w:instrText>
+            </w:r>
+            <w:r>
+              <w:rPr>
+                <w:rFonts w:ascii="Times New Roman" w:hAnsi="Times New Roman" w:cs="Times New Roman"/>
+                <w:noProof/>
+                <w:webHidden/>
+                <w:sz w:val="20"/>
+                <w:szCs w:val="20"/>
+              </w:rPr>
+            </w:r>
+            <w:r>
+              <w:rPr>
+                <w:rFonts w:ascii="Times New Roman" w:hAnsi="Times New Roman" w:cs="Times New Roman"/>
+                <w:noProof/>
+                <w:webHidden/>
+                <w:sz w:val="20"/>
+                <w:szCs w:val="20"/>
+              </w:rPr>
+              <w:fldChar w:fldCharType="separate"/>
+            </w:r>
+            <w:r>
+              <w:rPr>
+                <w:rFonts w:ascii="Times New Roman" w:hAnsi="Times New Roman" w:cs="Times New Roman"/>
+                <w:noProof/>
+                <w:webHidden/>
+                <w:sz w:val="20"/>
+                <w:szCs w:val="20"/>
+              </w:rPr>
+              <w:t>1</w:t>
+            </w:r>
+            <w:r>
+              <w:rPr>
+                <w:rFonts w:ascii="Times New Roman" w:hAnsi="Times New Roman" w:cs="Times New Roman"/>
+                <w:noProof/>
+                <w:webHidden/>
+                <w:sz w:val="20"/>
+                <w:szCs w:val="20"/>
+              </w:rPr>
+              <w:fldChar w:fldCharType="end"/>
+            </w:r>
+          </w:hyperlink>
+        </w:p>
+        <w:p>
+          <w:pPr>
+            <w:pStyle w:val="11"/>
+            <w:tabs>
+              <w:tab w:val="right" w:leader="dot" w:pos="9345"/>
+            </w:tabs>
+            <w:rPr>
+              <w:rFonts w:ascii="Times New Roman" w:eastAsiaTheme="minorEastAsia" w:hAnsi="Times New Roman" w:cs="Times New Roman"/>
+              <w:noProof/>
+              <w:sz w:val="20"/>
+              <w:szCs w:val="20"/>
+              <w:lang w:eastAsia="ru-RU"/>
+            </w:rPr>
+          </w:pPr>
+          <w:hyperlink w:anchor="_Toc224141199" w:history="1">
+            <w:r>
+              <w:rPr>
+                <w:rStyle w:val="a6"/>
+                <w:rFonts w:ascii="Times New Roman" w:hAnsi="Times New Roman" w:cs="Times New Roman"/>
+                <w:b/>
+                <w:bCs/>
+                <w:noProof/>
+                <w:sz w:val="20"/>
+                <w:szCs w:val="20"/>
+              </w:rPr>
+              <w:t>ГЛ</w:t>
+            </w:r>
+            <w:r>
+              <w:rPr>
+                <w:rStyle w:val="a6"/>
+                <w:rFonts w:ascii="Times New Roman" w:hAnsi="Times New Roman" w:cs="Times New Roman"/>
+                <w:b/>
+                <w:bCs/>
+                <w:noProof/>
+                <w:sz w:val="20"/>
+                <w:szCs w:val="20"/>
+              </w:rPr>
+              <w:t>А</w:t>
+            </w:r>
+            <w:r>
+              <w:rPr>
+                <w:rStyle w:val="a6"/>
+                <w:rFonts w:ascii="Times New Roman" w:hAnsi="Times New Roman" w:cs="Times New Roman"/>
+                <w:b/>
+                <w:bCs/>
+                <w:noProof/>
+                <w:sz w:val="20"/>
+                <w:szCs w:val="20"/>
+              </w:rPr>
+              <w:t>ВА 3</w:t>
+            </w:r>
+            <w:r>
+              <w:rPr>
+                <w:rFonts w:ascii="Times New Roman" w:hAnsi="Times New Roman" w:cs="Times New Roman"/>
+                <w:noProof/>
+                <w:webHidden/>
+                <w:sz w:val="20"/>
+                <w:szCs w:val="20"/>
+              </w:rPr>
+              <w:tab/>
+            </w:r>
+            <w:r>
+              <w:rPr>
+                <w:rFonts w:ascii="Times New Roman" w:hAnsi="Times New Roman" w:cs="Times New Roman"/>
+                <w:noProof/>
+                <w:webHidden/>
+                <w:sz w:val="20"/>
+                <w:szCs w:val="20"/>
+              </w:rPr>
+              <w:fldChar w:fldCharType="begin"/>
+            </w:r>
+            <w:r>
+              <w:rPr>
+                <w:rFonts w:ascii="Times New Roman" w:hAnsi="Times New Roman" w:cs="Times New Roman"/>
+                <w:noProof/>
+                <w:webHidden/>
+                <w:sz w:val="20"/>
+                <w:szCs w:val="20"/>
+              </w:rPr>
+              <w:instrText xml:space="preserve"> PAGEREF _Toc224141199 \h </w:instrText>
+            </w:r>
+            <w:r>
+              <w:rPr>
+                <w:rFonts w:ascii="Times New Roman" w:hAnsi="Times New Roman" w:cs="Times New Roman"/>
+                <w:noProof/>
+                <w:webHidden/>
+                <w:sz w:val="20"/>
+                <w:szCs w:val="20"/>
+              </w:rPr>
+            </w:r>
+            <w:r>
+              <w:rPr>
+                <w:rFonts w:ascii="Times New Roman" w:hAnsi="Times New Roman" w:cs="Times New Roman"/>
+                <w:noProof/>
+                <w:webHidden/>
+                <w:sz w:val="20"/>
+                <w:szCs w:val="20"/>
+              </w:rPr>
+              <w:fldChar w:fldCharType="separate"/>
+            </w:r>
+            <w:r>
+              <w:rPr>
+                <w:rFonts w:ascii="Times New Roman" w:hAnsi="Times New Roman" w:cs="Times New Roman"/>
+                <w:noProof/>
+                <w:webHidden/>
+                <w:sz w:val="20"/>
+                <w:szCs w:val="20"/>
+              </w:rPr>
+              <w:t>1</w:t>
+            </w:r>
+            <w:r>
+              <w:rPr>
+                <w:rFonts w:ascii="Times New Roman" w:hAnsi="Times New Roman" w:cs="Times New Roman"/>
+                <w:noProof/>
+                <w:webHidden/>
+                <w:sz w:val="20"/>
+                <w:szCs w:val="20"/>
+              </w:rPr>
+              <w:fldChar w:fldCharType="end"/>
+            </w:r>
+          </w:hyperlink>
+        </w:p>
+        <w:p>
+          <w:pPr>
+            <w:rPr>
+              <w:rFonts w:ascii="Times New Roman" w:hAnsi="Times New Roman" w:cs="Times New Roman"/>
+              <w:sz w:val="20"/>
+              <w:szCs w:val="20"/>
+            </w:rPr>
+          </w:pPr>
+          <w:r>
+            <w:rPr>
+              <w:rFonts w:ascii="Times New Roman" w:hAnsi="Times New Roman" w:cs="Times New Roman"/>
+              <w:b/>
+              <w:bCs/>
+              <w:sz w:val="20"/>
+              <w:szCs w:val="20"/>
+            </w:rPr>
+            <w:fldChar w:fldCharType="end"/>
+          </w:r>
+        </w:p>
+      </w:sdtContent>
+    </w:sdt>
     <w:p>
-      <w:r>
-        <w:rPr>
-          <w:b/>
-          <w:bCs/>
-        </w:rPr>
-        <w:t>Spring Core</w:t>
-      </w:r>
-      <w:r>
-        <w:t xml:space="preserve"> — это та часть фреймворка Spring, которая обеспечивает фундаментальные механизмы его интеграции в приложение. Spring работает по принципу </w:t>
-      </w:r>
-      <w:r>
-        <w:rPr>
-          <w:b/>
-          <w:bCs/>
-        </w:rPr>
-        <w:t>инверсии управления</w:t>
-      </w:r>
-      <w:r>
-        <w:t xml:space="preserve"> </w:t>
-      </w:r>
-      <w:r>
-        <w:rPr>
-          <w:b/>
-          <w:bCs/>
-        </w:rPr>
-        <w:t>(</w:t>
-      </w:r>
-      <w:proofErr w:type="spellStart"/>
-      <w:r>
-        <w:rPr>
-          <w:b/>
-          <w:bCs/>
-        </w:rPr>
-        <w:t>inversion</w:t>
-      </w:r>
-      <w:proofErr w:type="spellEnd"/>
-      <w:r>
-        <w:rPr>
-          <w:b/>
-          <w:bCs/>
-        </w:rPr>
-        <w:t xml:space="preserve"> </w:t>
-      </w:r>
-      <w:proofErr w:type="spellStart"/>
-      <w:r>
-        <w:rPr>
-          <w:b/>
-          <w:bCs/>
-        </w:rPr>
-        <w:t>of</w:t>
-      </w:r>
-      <w:proofErr w:type="spellEnd"/>
-      <w:r>
-        <w:rPr>
-          <w:b/>
-          <w:bCs/>
-        </w:rPr>
-        <w:t xml:space="preserve"> </w:t>
-      </w:r>
-      <w:proofErr w:type="spellStart"/>
-      <w:r>
-        <w:rPr>
-          <w:b/>
-          <w:bCs/>
-        </w:rPr>
-        <w:t>control</w:t>
-      </w:r>
-      <w:proofErr w:type="spellEnd"/>
-      <w:r>
-        <w:rPr>
-          <w:b/>
-          <w:bCs/>
-        </w:rPr>
-        <w:t xml:space="preserve">, </w:t>
-      </w:r>
-      <w:proofErr w:type="spellStart"/>
-      <w:r>
-        <w:rPr>
-          <w:b/>
-          <w:bCs/>
-        </w:rPr>
-        <w:t>IoC</w:t>
-      </w:r>
-      <w:proofErr w:type="spellEnd"/>
-      <w:r>
-        <w:t xml:space="preserve">): вместо того чтобы приложение само контролировало свое выполнение, управление передается некоторому другому программному обеспечению — в данном случае фреймворку Spring. Посредством системы настроек мы предоставляем фреймворку инструкции о том, как распоряжаться написанным нами кодом, что и определяет логику работы приложения. Именно это и подразумевается под «инверсией» в аббревиатуре </w:t>
-      </w:r>
-      <w:proofErr w:type="spellStart"/>
-      <w:r>
-        <w:t>IoC</w:t>
-      </w:r>
-      <w:proofErr w:type="spellEnd"/>
-      <w:r>
-        <w:t xml:space="preserve">: мы не позволяем приложению управлять собственным выполнением посредством его же кода или использовать зависимости. Вместо этого мы передаем фреймворку (зависимости) управление приложением и его кодом (рис. 1.4). </w:t>
-      </w:r>
+      <w:pPr>
+        <w:jc w:val="center"/>
+        <w:rPr>
+          <w:rFonts w:ascii="Times New Roman" w:hAnsi="Times New Roman" w:cs="Times New Roman"/>
+          <w:b/>
+          <w:bCs/>
+          <w:sz w:val="20"/>
+          <w:szCs w:val="20"/>
+        </w:rPr>
+      </w:pPr>
     </w:p>
     <w:p>
       <w:pPr>
-        <w:pStyle w:val="a4"/>
-        <w:numPr>
-          <w:ilvl w:val="0"/>
-          <w:numId w:val="1"/>
-        </w:numPr>
-        <w:rPr>
-          <w:b/>
-          <w:bCs/>
-        </w:rPr>
-      </w:pPr>
-      <w:r>
-        <w:t>ПРИМЕЧАНИЕ В этом контексте «управление» означает такие действия, как «создание экземпляра» или «вызов метода». Фреймворк может создавать объекты классов, определенных в приложении. На основании написанных вами конфигураций Spring способен перехватывать выполнение метода и дополнять его различными функциями, к примеру регистрацией любой ошибки, которая может возникнуть в процессе выполнения этого метода.</w:t>
-      </w:r>
-      <w:r>
-        <w:br/>
-      </w:r>
-      <w:r>
-        <w:rPr>
-          <w:b/>
-          <w:bCs/>
-          <w:noProof/>
-        </w:rPr>
-        <w:drawing>
-          <wp:inline distT="0" distB="0" distL="0" distR="0" wp14:anchorId="77F4C1BF" wp14:editId="1D624272">
-            <wp:extent cx="5940425" cy="2361565"/>
-            <wp:effectExtent l="0" t="0" r="3175" b="635"/>
-            <wp:docPr id="1" name="Рисунок 1"/>
-            <wp:cNvGraphicFramePr>
-              <a:graphicFrameLocks xmlns:a="http://schemas.openxmlformats.org/drawingml/2006/main" noChangeAspect="1"/>
-            </wp:cNvGraphicFramePr>
-            <a:graphic xmlns:a="http://schemas.openxmlformats.org/drawingml/2006/main">
-              <a:graphicData uri="http://schemas.openxmlformats.org/drawingml/2006/picture">
-                <pic:pic xmlns:pic="http://schemas.openxmlformats.org/drawingml/2006/picture">
-                  <pic:nvPicPr>
-                    <pic:cNvPr id="1" name=""/>
-                    <pic:cNvPicPr/>
-                  </pic:nvPicPr>
-                  <pic:blipFill>
-                    <a:blip r:embed="rId5"/>
-                    <a:stretch>
-                      <a:fillRect/>
-                    </a:stretch>
-                  </pic:blipFill>
-                  <pic:spPr>
-                    <a:xfrm>
-                      <a:off x="0" y="0"/>
-                      <a:ext cx="5940425" cy="2361565"/>
-                    </a:xfrm>
-                    <a:prstGeom prst="rect">
-                      <a:avLst/>
-                    </a:prstGeom>
-                  </pic:spPr>
-                </pic:pic>
-              </a:graphicData>
-            </a:graphic>
-          </wp:inline>
-        </w:drawing>
-      </w:r>
-      <w:r>
-        <w:br/>
-      </w:r>
+        <w:jc w:val="center"/>
+        <w:rPr>
+          <w:rFonts w:ascii="Times New Roman" w:hAnsi="Times New Roman" w:cs="Times New Roman"/>
+          <w:b/>
+          <w:bCs/>
+          <w:sz w:val="20"/>
+          <w:szCs w:val="20"/>
+        </w:rPr>
+      </w:pPr>
     </w:p>
     <w:p>
-      <w:r>
-        <w:rPr>
-          <w:b/>
-          <w:bCs/>
-        </w:rPr>
-        <w:t>Серверное приложение</w:t>
-      </w:r>
-      <w:r>
-        <w:t xml:space="preserve"> — это часть системы, которая выполняется на стороне сервера и отвечает за управление данными и обслуживание запросов от клиентских приложений. Пользователи получают доступ к функционалу такого приложения через клиентские приложения, к которым пользователи, в свою очередь, обращаются напрямую. Далее клиентские приложения делают запросы серверному приложению для обработки данных пользователей. Серверное </w:t>
-      </w:r>
-      <w:proofErr w:type="spellStart"/>
-      <w:r>
-        <w:t>приложениеможет</w:t>
-      </w:r>
-      <w:proofErr w:type="spellEnd"/>
-      <w:r>
-        <w:t xml:space="preserve"> использовать базы данных для хранения информации или взаимодействовать различными способами с другими серверными приложениями.</w:t>
-      </w:r>
-      <w:r>
-        <w:br/>
-        <w:t xml:space="preserve">Для написания </w:t>
-      </w:r>
-      <w:r>
-        <w:rPr>
-          <w:b/>
-          <w:bCs/>
-        </w:rPr>
-        <w:t xml:space="preserve">тестовых сценариев </w:t>
-      </w:r>
-      <w:r>
-        <w:t xml:space="preserve">разработчики используют фреймворки </w:t>
-      </w:r>
-      <w:proofErr w:type="spellStart"/>
-      <w:r>
-        <w:rPr>
-          <w:b/>
-          <w:bCs/>
-        </w:rPr>
-        <w:t>Selenium</w:t>
-      </w:r>
-      <w:proofErr w:type="spellEnd"/>
-      <w:r>
-        <w:rPr>
-          <w:b/>
-          <w:bCs/>
-        </w:rPr>
-        <w:t xml:space="preserve">, </w:t>
-      </w:r>
-      <w:proofErr w:type="spellStart"/>
-      <w:r>
-        <w:rPr>
-          <w:b/>
-          <w:bCs/>
-        </w:rPr>
-        <w:t>Cucumber</w:t>
-      </w:r>
-      <w:proofErr w:type="spellEnd"/>
-      <w:r>
-        <w:rPr>
-          <w:b/>
-          <w:bCs/>
-        </w:rPr>
-        <w:t xml:space="preserve">, </w:t>
-      </w:r>
-      <w:proofErr w:type="spellStart"/>
-      <w:r>
-        <w:rPr>
-          <w:b/>
-          <w:bCs/>
-        </w:rPr>
-        <w:t>Gauge</w:t>
-      </w:r>
-      <w:proofErr w:type="spellEnd"/>
-      <w:r>
-        <w:rPr>
-          <w:b/>
-          <w:bCs/>
-        </w:rPr>
-        <w:t xml:space="preserve"> и др.</w:t>
-      </w:r>
-      <w:r>
-        <w:rPr>
-          <w:b/>
-          <w:bCs/>
-        </w:rPr>
-        <w:br/>
-      </w:r>
-      <w:r>
-        <w:rPr>
-          <w:b/>
-          <w:bCs/>
-        </w:rPr>
-        <w:br/>
-      </w:r>
-      <w:r>
-        <w:t>главный элемент фреймворка Spring —</w:t>
-      </w:r>
-      <w:r>
-        <w:rPr>
-          <w:b/>
-          <w:bCs/>
-        </w:rPr>
-        <w:t xml:space="preserve"> контекст</w:t>
-      </w:r>
-      <w:r>
-        <w:t xml:space="preserve"> (в Spring-приложениях его еще называют контекстом приложения). Представьте контекст как место в памяти приложения, куда добавляются все экземпляры объектов, которыми должен управлять фреймворк. По умолчанию Spring ничего о них не знает. Чтобы фреймворк эти объекты «увидел», их нужно добавить в контекст. Далее в книге мы рассмотрим, как применить различные возможности, которые появляются у продукта благодаря Spring. Вы узнаете, что все они становятся доступными через контекст — для этого в контекст добавляются экземпляры объектов и устанавливаются связи между ними. Spring использует их для подключения к приложению собственных функций.</w:t>
-      </w:r>
-      <w:r>
-        <w:br/>
-      </w:r>
-      <w:r>
-        <w:br/>
-      </w:r>
-      <w:r>
-        <w:rPr>
-          <w:b/>
-          <w:bCs/>
-          <w:lang w:val="en-US"/>
-        </w:rPr>
-        <w:lastRenderedPageBreak/>
-        <w:t>Maven</w:t>
-      </w:r>
-      <w:r>
-        <w:rPr>
-          <w:b/>
-          <w:bCs/>
-        </w:rPr>
-        <w:t xml:space="preserve"> \ </w:t>
-      </w:r>
-      <w:proofErr w:type="gramStart"/>
-      <w:r>
-        <w:rPr>
-          <w:b/>
-          <w:bCs/>
-          <w:lang w:val="en-US"/>
-        </w:rPr>
-        <w:t>Gradle</w:t>
-      </w:r>
-      <w:r>
-        <w:t xml:space="preserve">  </w:t>
-      </w:r>
-      <w:r>
-        <w:t>Система</w:t>
-      </w:r>
-      <w:proofErr w:type="gramEnd"/>
-      <w:r>
-        <w:t xml:space="preserve"> сборки — это программное обеспечение, которое упрощает сборку приложений. Систему сборки можно настроить на автоматическое выполнение различных задач, являющихся частью процесса сборки, вместо того чтобы разбираться с ними вручную. Вот несколько примеров задач, которые часто выполняются при сборке приложения: </w:t>
-      </w:r>
+      <w:pPr>
+        <w:pStyle w:val="1"/>
+        <w:spacing w:before="0" w:line="276" w:lineRule="auto"/>
+        <w:jc w:val="center"/>
+        <w:rPr>
+          <w:rFonts w:ascii="Times New Roman" w:hAnsi="Times New Roman" w:cs="Times New Roman"/>
+          <w:b/>
+          <w:bCs/>
+          <w:color w:val="auto"/>
+          <w:sz w:val="20"/>
+          <w:szCs w:val="20"/>
+        </w:rPr>
+      </w:pPr>
+      <w:bookmarkStart w:id="0" w:name="_Toc224141197"/>
+      <w:r>
+        <w:rPr>
+          <w:rFonts w:ascii="Times New Roman" w:hAnsi="Times New Roman" w:cs="Times New Roman"/>
+          <w:b/>
+          <w:bCs/>
+          <w:color w:val="auto"/>
+          <w:sz w:val="20"/>
+          <w:szCs w:val="20"/>
+        </w:rPr>
+        <w:t>ГЛАВА 1</w:t>
+      </w:r>
+      <w:bookmarkEnd w:id="0"/>
     </w:p>
     <w:p>
       <w:pPr>
-        <w:pStyle w:val="a4"/>
-        <w:numPr>
-          <w:ilvl w:val="0"/>
-          <w:numId w:val="1"/>
-        </w:numPr>
-        <w:rPr>
-          <w:b/>
-          <w:bCs/>
-        </w:rPr>
-      </w:pPr>
-      <w:r>
-        <w:t xml:space="preserve">загрузка зависимостей, </w:t>
+        <w:spacing w:after="0" w:line="276" w:lineRule="auto"/>
+        <w:ind w:firstLine="708"/>
+        <w:rPr>
+          <w:rFonts w:ascii="Times New Roman" w:hAnsi="Times New Roman" w:cs="Times New Roman"/>
+          <w:sz w:val="20"/>
+          <w:szCs w:val="20"/>
+        </w:rPr>
+      </w:pPr>
+      <w:r>
+        <w:rPr>
+          <w:rFonts w:ascii="Times New Roman" w:hAnsi="Times New Roman" w:cs="Times New Roman"/>
+          <w:b/>
+          <w:bCs/>
+          <w:sz w:val="20"/>
+          <w:szCs w:val="20"/>
+        </w:rPr>
+        <w:t>Spring Core</w:t>
+      </w:r>
+      <w:r>
+        <w:rPr>
+          <w:rFonts w:ascii="Times New Roman" w:hAnsi="Times New Roman" w:cs="Times New Roman"/>
+          <w:sz w:val="20"/>
+          <w:szCs w:val="20"/>
+        </w:rPr>
+        <w:t xml:space="preserve"> — это та часть фреймворка Spring, которая обеспечивает фундаментальные механизмы его интеграции в приложение. Spring работает по принципу </w:t>
+      </w:r>
+      <w:r>
+        <w:rPr>
+          <w:rFonts w:ascii="Times New Roman" w:hAnsi="Times New Roman" w:cs="Times New Roman"/>
+          <w:b/>
+          <w:bCs/>
+          <w:sz w:val="20"/>
+          <w:szCs w:val="20"/>
+        </w:rPr>
+        <w:t>инверсии управления</w:t>
+      </w:r>
+      <w:r>
+        <w:rPr>
+          <w:rFonts w:ascii="Times New Roman" w:hAnsi="Times New Roman" w:cs="Times New Roman"/>
+          <w:sz w:val="20"/>
+          <w:szCs w:val="20"/>
+        </w:rPr>
+        <w:t xml:space="preserve"> </w:t>
+      </w:r>
+      <w:r>
+        <w:rPr>
+          <w:rFonts w:ascii="Times New Roman" w:hAnsi="Times New Roman" w:cs="Times New Roman"/>
+          <w:b/>
+          <w:bCs/>
+          <w:sz w:val="20"/>
+          <w:szCs w:val="20"/>
+        </w:rPr>
+        <w:t>(</w:t>
+      </w:r>
+      <w:proofErr w:type="spellStart"/>
+      <w:r>
+        <w:rPr>
+          <w:rFonts w:ascii="Times New Roman" w:hAnsi="Times New Roman" w:cs="Times New Roman"/>
+          <w:b/>
+          <w:bCs/>
+          <w:sz w:val="20"/>
+          <w:szCs w:val="20"/>
+        </w:rPr>
+        <w:t>inversion</w:t>
+      </w:r>
+      <w:proofErr w:type="spellEnd"/>
+      <w:r>
+        <w:rPr>
+          <w:rFonts w:ascii="Times New Roman" w:hAnsi="Times New Roman" w:cs="Times New Roman"/>
+          <w:b/>
+          <w:bCs/>
+          <w:sz w:val="20"/>
+          <w:szCs w:val="20"/>
+        </w:rPr>
+        <w:t xml:space="preserve"> </w:t>
+      </w:r>
+      <w:proofErr w:type="spellStart"/>
+      <w:r>
+        <w:rPr>
+          <w:rFonts w:ascii="Times New Roman" w:hAnsi="Times New Roman" w:cs="Times New Roman"/>
+          <w:b/>
+          <w:bCs/>
+          <w:sz w:val="20"/>
+          <w:szCs w:val="20"/>
+        </w:rPr>
+        <w:t>of</w:t>
+      </w:r>
+      <w:proofErr w:type="spellEnd"/>
+      <w:r>
+        <w:rPr>
+          <w:rFonts w:ascii="Times New Roman" w:hAnsi="Times New Roman" w:cs="Times New Roman"/>
+          <w:b/>
+          <w:bCs/>
+          <w:sz w:val="20"/>
+          <w:szCs w:val="20"/>
+        </w:rPr>
+        <w:t xml:space="preserve"> </w:t>
+      </w:r>
+      <w:proofErr w:type="spellStart"/>
+      <w:r>
+        <w:rPr>
+          <w:rFonts w:ascii="Times New Roman" w:hAnsi="Times New Roman" w:cs="Times New Roman"/>
+          <w:b/>
+          <w:bCs/>
+          <w:sz w:val="20"/>
+          <w:szCs w:val="20"/>
+        </w:rPr>
+        <w:t>control</w:t>
+      </w:r>
+      <w:proofErr w:type="spellEnd"/>
+      <w:r>
+        <w:rPr>
+          <w:rFonts w:ascii="Times New Roman" w:hAnsi="Times New Roman" w:cs="Times New Roman"/>
+          <w:b/>
+          <w:bCs/>
+          <w:sz w:val="20"/>
+          <w:szCs w:val="20"/>
+        </w:rPr>
+        <w:t xml:space="preserve">, </w:t>
+      </w:r>
+      <w:proofErr w:type="spellStart"/>
+      <w:r>
+        <w:rPr>
+          <w:rFonts w:ascii="Times New Roman" w:hAnsi="Times New Roman" w:cs="Times New Roman"/>
+          <w:b/>
+          <w:bCs/>
+          <w:sz w:val="20"/>
+          <w:szCs w:val="20"/>
+        </w:rPr>
+        <w:t>IoC</w:t>
+      </w:r>
+      <w:proofErr w:type="spellEnd"/>
+      <w:r>
+        <w:rPr>
+          <w:rFonts w:ascii="Times New Roman" w:hAnsi="Times New Roman" w:cs="Times New Roman"/>
+          <w:sz w:val="20"/>
+          <w:szCs w:val="20"/>
+        </w:rPr>
+        <w:t xml:space="preserve">): вместо того чтобы приложение само контролировало свое выполнение, управление передается некоторому другому программному обеспечению — в данном случае фреймворку Spring. Посредством системы настроек мы предоставляем фреймворку инструкции о том, как распоряжаться написанным нами кодом, что и определяет логику работы приложения. Именно это и подразумевается под «инверсией» в аббревиатуре </w:t>
+      </w:r>
+      <w:proofErr w:type="spellStart"/>
+      <w:r>
+        <w:rPr>
+          <w:rFonts w:ascii="Times New Roman" w:hAnsi="Times New Roman" w:cs="Times New Roman"/>
+          <w:sz w:val="20"/>
+          <w:szCs w:val="20"/>
+        </w:rPr>
+        <w:t>IoC</w:t>
+      </w:r>
+      <w:proofErr w:type="spellEnd"/>
+      <w:r>
+        <w:rPr>
+          <w:rFonts w:ascii="Times New Roman" w:hAnsi="Times New Roman" w:cs="Times New Roman"/>
+          <w:sz w:val="20"/>
+          <w:szCs w:val="20"/>
+        </w:rPr>
+        <w:t xml:space="preserve">: мы не позволяем приложению управлять собственным выполнением посредством его же кода или использовать зависимости. Вместо этого мы передаем фреймворку (зависимости) управление приложением и его кодом (рис. 1.4). </w:t>
       </w:r>
     </w:p>
     <w:p>
       <w:pPr>
-        <w:pStyle w:val="a4"/>
-        <w:numPr>
-          <w:ilvl w:val="0"/>
-          <w:numId w:val="1"/>
-        </w:numPr>
-        <w:rPr>
-          <w:b/>
-          <w:bCs/>
-        </w:rPr>
-      </w:pPr>
-      <w:r>
-        <w:t xml:space="preserve">необходимых для работы приложения; </w:t>
+        <w:spacing w:after="0" w:line="276" w:lineRule="auto"/>
+        <w:ind w:firstLine="708"/>
+        <w:rPr>
+          <w:rFonts w:ascii="Times New Roman" w:hAnsi="Times New Roman" w:cs="Times New Roman"/>
+          <w:b/>
+          <w:bCs/>
+          <w:sz w:val="20"/>
+          <w:szCs w:val="20"/>
+        </w:rPr>
+      </w:pPr>
+      <w:r>
+        <w:rPr>
+          <w:rFonts w:ascii="Times New Roman" w:hAnsi="Times New Roman" w:cs="Times New Roman"/>
+          <w:b/>
+          <w:bCs/>
+          <w:sz w:val="20"/>
+          <w:szCs w:val="20"/>
+        </w:rPr>
+        <w:t>ПРИМЕЧАНИЕ</w:t>
+      </w:r>
+      <w:r>
+        <w:rPr>
+          <w:rFonts w:ascii="Times New Roman" w:hAnsi="Times New Roman" w:cs="Times New Roman"/>
+          <w:sz w:val="20"/>
+          <w:szCs w:val="20"/>
+        </w:rPr>
+        <w:t xml:space="preserve"> В этом контексте «управление» означает такие действия, как «создание экземпляра» или «вызов метода». Фреймворк может создавать объекты классов, определенных в приложении. На основании написанных вами конфигураций Spring способен перехватывать выполнение метода и дополнять его различными функциями, к примеру регистрацией любой ошибки, которая может возникнуть в процессе выполнения этого метода.</w:t>
       </w:r>
     </w:p>
     <w:p>
       <w:pPr>
         <w:pStyle w:val="a4"/>
-        <w:numPr>
-          <w:ilvl w:val="0"/>
-          <w:numId w:val="1"/>
-        </w:numPr>
-        <w:rPr>
-          <w:b/>
-          <w:bCs/>
-        </w:rPr>
-      </w:pPr>
-      <w:r>
-        <w:t>выполнение тестов;</w:t>
-      </w:r>
-    </w:p>
-    <w:p>
-      <w:pPr>
-        <w:pStyle w:val="a4"/>
-        <w:numPr>
-          <w:ilvl w:val="0"/>
-          <w:numId w:val="1"/>
-        </w:numPr>
-        <w:rPr>
-          <w:b/>
-          <w:bCs/>
-        </w:rPr>
-      </w:pPr>
-      <w:r>
-        <w:t xml:space="preserve"> проверка соответствия синтаксиса заданным правилам; </w:t>
-      </w:r>
-    </w:p>
-    <w:p>
-      <w:pPr>
-        <w:pStyle w:val="a4"/>
-        <w:numPr>
-          <w:ilvl w:val="0"/>
-          <w:numId w:val="1"/>
-        </w:numPr>
-        <w:rPr>
-          <w:b/>
-          <w:bCs/>
-        </w:rPr>
-      </w:pPr>
-      <w:r>
-        <w:t xml:space="preserve">проверка на наличие уязвимостей в системе безопасности; </w:t>
-      </w:r>
-    </w:p>
-    <w:p>
-      <w:pPr>
-        <w:pStyle w:val="a4"/>
-        <w:numPr>
-          <w:ilvl w:val="0"/>
-          <w:numId w:val="1"/>
-        </w:numPr>
-        <w:rPr>
-          <w:b/>
-          <w:bCs/>
-        </w:rPr>
-      </w:pPr>
-      <w:r>
-        <w:t xml:space="preserve">компиляция приложения; </w:t>
-      </w:r>
-    </w:p>
-    <w:p>
-      <w:pPr>
-        <w:pStyle w:val="a4"/>
-        <w:numPr>
-          <w:ilvl w:val="0"/>
-          <w:numId w:val="1"/>
-        </w:numPr>
-        <w:rPr>
-          <w:b/>
-          <w:bCs/>
-          <w:lang w:val="en-US"/>
-        </w:rPr>
-      </w:pPr>
-      <w:r>
-        <w:t>упаковка</w:t>
-      </w:r>
-      <w:r>
-        <w:rPr>
-          <w:lang w:val="en-US"/>
-        </w:rPr>
-        <w:t xml:space="preserve"> </w:t>
-      </w:r>
-      <w:r>
-        <w:t>приложения</w:t>
-      </w:r>
-      <w:r>
-        <w:rPr>
-          <w:lang w:val="en-US"/>
-        </w:rPr>
-        <w:t xml:space="preserve"> </w:t>
-      </w:r>
-      <w:r>
-        <w:t>в</w:t>
-      </w:r>
-      <w:r>
-        <w:rPr>
-          <w:lang w:val="en-US"/>
-        </w:rPr>
-        <w:t xml:space="preserve"> </w:t>
-      </w:r>
-      <w:r>
-        <w:t>исполняемый</w:t>
-      </w:r>
-      <w:r>
-        <w:rPr>
-          <w:lang w:val="en-US"/>
-        </w:rPr>
-        <w:t xml:space="preserve"> </w:t>
-      </w:r>
-      <w:r>
-        <w:t>архив</w:t>
-      </w:r>
-    </w:p>
-    <w:p>
-      <w:pPr>
-        <w:pStyle w:val="a4"/>
-        <w:rPr>
-          <w:b/>
-          <w:bCs/>
-          <w:lang w:val="en-US"/>
-        </w:rPr>
-      </w:pPr>
-    </w:p>
-    <w:p>
-      <w:pPr>
-        <w:pStyle w:val="a4"/>
-        <w:rPr>
-          <w:b/>
-          <w:bCs/>
-          <w:lang w:val="en-US"/>
-        </w:rPr>
-      </w:pPr>
-    </w:p>
-    <w:p>
-      <w:pPr>
-        <w:pStyle w:val="a4"/>
-        <w:rPr>
-          <w:b/>
-          <w:bCs/>
-          <w:lang w:val="en-US"/>
-        </w:rPr>
-      </w:pPr>
-      <w:r>
-        <w:rPr>
-          <w:b/>
-          <w:bCs/>
-          <w:lang w:val="en-US"/>
-        </w:rPr>
-        <w:t>Spring Context</w:t>
-      </w:r>
-    </w:p>
-    <w:p>
-      <w:pPr>
-        <w:ind w:left="360"/>
-        <w:rPr>
-          <w:b/>
-          <w:bCs/>
-        </w:rPr>
-      </w:pPr>
-      <w:r>
-        <w:rPr>
-          <w:b/>
-          <w:bCs/>
-          <w:lang w:val="en-US"/>
-        </w:rPr>
-        <w:t>var</w:t>
-      </w:r>
-      <w:r>
-        <w:rPr>
-          <w:b/>
-          <w:bCs/>
-        </w:rPr>
-        <w:t xml:space="preserve"> </w:t>
-      </w:r>
-      <w:r>
-        <w:rPr>
-          <w:b/>
-          <w:bCs/>
-          <w:lang w:val="en-US"/>
-        </w:rPr>
-        <w:t>context</w:t>
-      </w:r>
-      <w:r>
-        <w:rPr>
-          <w:b/>
-          <w:bCs/>
-        </w:rPr>
-        <w:t xml:space="preserve"> = </w:t>
-      </w:r>
-      <w:r>
-        <w:rPr>
-          <w:b/>
-          <w:bCs/>
-          <w:lang w:val="en-US"/>
-        </w:rPr>
-        <w:t>new</w:t>
-      </w:r>
-      <w:r>
-        <w:rPr>
-          <w:b/>
-          <w:bCs/>
-        </w:rPr>
-        <w:t xml:space="preserve"> </w:t>
-      </w:r>
-      <w:proofErr w:type="spellStart"/>
-      <w:proofErr w:type="gramStart"/>
-      <w:r>
-        <w:rPr>
-          <w:b/>
-          <w:bCs/>
-          <w:lang w:val="en-US"/>
-        </w:rPr>
-        <w:t>AnnotationConfigApplicationContext</w:t>
-      </w:r>
-      <w:proofErr w:type="spellEnd"/>
-      <w:r>
-        <w:rPr>
-          <w:b/>
-          <w:bCs/>
-        </w:rPr>
-        <w:t>(</w:t>
-      </w:r>
-      <w:proofErr w:type="gramEnd"/>
-      <w:r>
-        <w:rPr>
-          <w:b/>
-          <w:bCs/>
-        </w:rPr>
-        <w:t>);</w:t>
-      </w:r>
-      <w:r>
-        <w:rPr>
-          <w:b/>
-          <w:bCs/>
+        <w:spacing w:after="0" w:line="276" w:lineRule="auto"/>
+        <w:jc w:val="center"/>
+        <w:rPr>
+          <w:rFonts w:ascii="Times New Roman" w:hAnsi="Times New Roman" w:cs="Times New Roman"/>
+          <w:b/>
+          <w:bCs/>
+          <w:sz w:val="20"/>
+          <w:szCs w:val="20"/>
+        </w:rPr>
+      </w:pPr>
+      <w:r>
+        <w:rPr>
+          <w:rFonts w:ascii="Times New Roman" w:hAnsi="Times New Roman" w:cs="Times New Roman"/>
+          <w:sz w:val="20"/>
+          <w:szCs w:val="20"/>
         </w:rPr>
         <w:br/>
       </w:r>
       <w:r>
         <w:rPr>
-          <w:b/>
-          <w:bCs/>
-        </w:rPr>
-        <w:br/>
-        <w:t>Класс конфигурации</w:t>
-      </w:r>
-      <w:r>
-        <w:t xml:space="preserve"> — это специальный класс в приложении Spring, посредством которого можно настроить фреймворк на выполнение определенных действий, таких как создание </w:t>
-      </w:r>
-      <w:proofErr w:type="spellStart"/>
-      <w:r>
-        <w:t>бинов</w:t>
-      </w:r>
-      <w:proofErr w:type="spellEnd"/>
-      <w:r>
-        <w:t xml:space="preserve"> или активация определенного функционала. В данной книге вы узнаете, как много всего можно описать в файле конфигурации.</w:t>
-      </w:r>
-      <w:r>
-        <w:br/>
-      </w:r>
-      <w:r>
-        <w:rPr>
-          <w:b/>
-          <w:bCs/>
+          <w:rFonts w:ascii="Times New Roman" w:hAnsi="Times New Roman" w:cs="Times New Roman"/>
+          <w:b/>
+          <w:bCs/>
+          <w:noProof/>
+          <w:sz w:val="20"/>
+          <w:szCs w:val="20"/>
         </w:rPr>
         <w:drawing>
-          <wp:inline distT="0" distB="0" distL="0" distR="0" wp14:anchorId="15618FE8" wp14:editId="5DC32A46">
-            <wp:extent cx="5940425" cy="4710430"/>
-            <wp:effectExtent l="0" t="0" r="3175" b="0"/>
-            <wp:docPr id="2" name="Рисунок 2"/>
+          <wp:inline distT="0" distB="0" distL="0" distR="0" wp14:anchorId="77F4C1BF" wp14:editId="349310C5">
+            <wp:extent cx="4380331" cy="1741363"/>
+            <wp:effectExtent l="0" t="0" r="1270" b="0"/>
+            <wp:docPr id="1" name="Рисунок 1"/>
             <wp:cNvGraphicFramePr>
               <a:graphicFrameLocks xmlns:a="http://schemas.openxmlformats.org/drawingml/2006/main" noChangeAspect="1"/>
             </wp:cNvGraphicFramePr>
@@ -637,7 +711,7 @@
                   <pic:spPr>
                     <a:xfrm>
                       <a:off x="0" y="0"/>
-                      <a:ext cx="5940425" cy="4710430"/>
+                      <a:ext cx="4419629" cy="1756986"/>
                     </a:xfrm>
                     <a:prstGeom prst="rect">
                       <a:avLst/>
@@ -650,19 +724,852 @@
         </w:drawing>
       </w:r>
       <w:r>
+        <w:rPr>
+          <w:rFonts w:ascii="Times New Roman" w:hAnsi="Times New Roman" w:cs="Times New Roman"/>
+          <w:sz w:val="20"/>
+          <w:szCs w:val="20"/>
+        </w:rPr>
         <w:br/>
       </w:r>
-      <w:r>
-        <w:rPr>
-          <w:b/>
-          <w:bCs/>
+    </w:p>
+    <w:p>
+      <w:pPr>
+        <w:spacing w:after="0" w:line="276" w:lineRule="auto"/>
+        <w:ind w:firstLine="360"/>
+        <w:rPr>
+          <w:rFonts w:ascii="Times New Roman" w:hAnsi="Times New Roman" w:cs="Times New Roman"/>
+          <w:b/>
+          <w:bCs/>
+          <w:sz w:val="20"/>
+          <w:szCs w:val="20"/>
+        </w:rPr>
+      </w:pPr>
+      <w:r>
+        <w:rPr>
+          <w:rFonts w:ascii="Times New Roman" w:hAnsi="Times New Roman" w:cs="Times New Roman"/>
+          <w:b/>
+          <w:bCs/>
+          <w:sz w:val="20"/>
+          <w:szCs w:val="20"/>
+        </w:rPr>
+        <w:t>Серверное приложение</w:t>
+      </w:r>
+      <w:r>
+        <w:rPr>
+          <w:rFonts w:ascii="Times New Roman" w:hAnsi="Times New Roman" w:cs="Times New Roman"/>
+          <w:sz w:val="20"/>
+          <w:szCs w:val="20"/>
+        </w:rPr>
+        <w:t xml:space="preserve"> — это часть системы, которая выполняется на стороне сервера и отвечает за управление данными и обслуживание запросов от клиентских приложений. Пользователи получают доступ к функционалу такого приложения через клиентские приложения, к которым пользователи, в свою очередь, обращаются напрямую. Далее клиентские приложения делают запросы серверному приложению для обработки данных пользователей. Серверное </w:t>
+      </w:r>
+      <w:proofErr w:type="spellStart"/>
+      <w:r>
+        <w:rPr>
+          <w:rFonts w:ascii="Times New Roman" w:hAnsi="Times New Roman" w:cs="Times New Roman"/>
+          <w:sz w:val="20"/>
+          <w:szCs w:val="20"/>
+        </w:rPr>
+        <w:t>приложениеможет</w:t>
+      </w:r>
+      <w:proofErr w:type="spellEnd"/>
+      <w:r>
+        <w:rPr>
+          <w:rFonts w:ascii="Times New Roman" w:hAnsi="Times New Roman" w:cs="Times New Roman"/>
+          <w:sz w:val="20"/>
+          <w:szCs w:val="20"/>
+        </w:rPr>
+        <w:t xml:space="preserve"> использовать базы данных для хранения информации или взаимодействовать различными способами с другими серверными приложениями.</w:t>
+      </w:r>
+      <w:r>
+        <w:rPr>
+          <w:rFonts w:ascii="Times New Roman" w:hAnsi="Times New Roman" w:cs="Times New Roman"/>
+          <w:sz w:val="20"/>
+          <w:szCs w:val="20"/>
+        </w:rPr>
+        <w:br/>
+        <w:t xml:space="preserve">Для написания </w:t>
+      </w:r>
+      <w:r>
+        <w:rPr>
+          <w:rFonts w:ascii="Times New Roman" w:hAnsi="Times New Roman" w:cs="Times New Roman"/>
+          <w:b/>
+          <w:bCs/>
+          <w:sz w:val="20"/>
+          <w:szCs w:val="20"/>
+        </w:rPr>
+        <w:t xml:space="preserve">тестовых сценариев </w:t>
+      </w:r>
+      <w:r>
+        <w:rPr>
+          <w:rFonts w:ascii="Times New Roman" w:hAnsi="Times New Roman" w:cs="Times New Roman"/>
+          <w:sz w:val="20"/>
+          <w:szCs w:val="20"/>
+        </w:rPr>
+        <w:t xml:space="preserve">разработчики используют фреймворки </w:t>
+      </w:r>
+      <w:proofErr w:type="spellStart"/>
+      <w:r>
+        <w:rPr>
+          <w:rFonts w:ascii="Times New Roman" w:hAnsi="Times New Roman" w:cs="Times New Roman"/>
+          <w:b/>
+          <w:bCs/>
+          <w:sz w:val="20"/>
+          <w:szCs w:val="20"/>
+        </w:rPr>
+        <w:t>Selenium</w:t>
+      </w:r>
+      <w:proofErr w:type="spellEnd"/>
+      <w:r>
+        <w:rPr>
+          <w:rFonts w:ascii="Times New Roman" w:hAnsi="Times New Roman" w:cs="Times New Roman"/>
+          <w:b/>
+          <w:bCs/>
+          <w:sz w:val="20"/>
+          <w:szCs w:val="20"/>
+        </w:rPr>
+        <w:t xml:space="preserve">, </w:t>
+      </w:r>
+      <w:proofErr w:type="spellStart"/>
+      <w:r>
+        <w:rPr>
+          <w:rFonts w:ascii="Times New Roman" w:hAnsi="Times New Roman" w:cs="Times New Roman"/>
+          <w:b/>
+          <w:bCs/>
+          <w:sz w:val="20"/>
+          <w:szCs w:val="20"/>
+        </w:rPr>
+        <w:t>Cucumber</w:t>
+      </w:r>
+      <w:proofErr w:type="spellEnd"/>
+      <w:r>
+        <w:rPr>
+          <w:rFonts w:ascii="Times New Roman" w:hAnsi="Times New Roman" w:cs="Times New Roman"/>
+          <w:b/>
+          <w:bCs/>
+          <w:sz w:val="20"/>
+          <w:szCs w:val="20"/>
+        </w:rPr>
+        <w:t xml:space="preserve">, </w:t>
+      </w:r>
+      <w:proofErr w:type="spellStart"/>
+      <w:r>
+        <w:rPr>
+          <w:rFonts w:ascii="Times New Roman" w:hAnsi="Times New Roman" w:cs="Times New Roman"/>
+          <w:b/>
+          <w:bCs/>
+          <w:sz w:val="20"/>
+          <w:szCs w:val="20"/>
+        </w:rPr>
+        <w:t>Gauge</w:t>
+      </w:r>
+      <w:proofErr w:type="spellEnd"/>
+      <w:r>
+        <w:rPr>
+          <w:rFonts w:ascii="Times New Roman" w:hAnsi="Times New Roman" w:cs="Times New Roman"/>
+          <w:b/>
+          <w:bCs/>
+          <w:sz w:val="20"/>
+          <w:szCs w:val="20"/>
+        </w:rPr>
+        <w:t xml:space="preserve"> и др.</w:t>
+      </w:r>
+    </w:p>
+    <w:p>
+      <w:pPr>
+        <w:spacing w:after="0" w:line="276" w:lineRule="auto"/>
+        <w:ind w:firstLine="360"/>
+        <w:rPr>
+          <w:rFonts w:ascii="Times New Roman" w:hAnsi="Times New Roman" w:cs="Times New Roman"/>
+          <w:sz w:val="20"/>
+          <w:szCs w:val="20"/>
+        </w:rPr>
+      </w:pPr>
+      <w:r>
+        <w:rPr>
+          <w:rFonts w:ascii="Times New Roman" w:hAnsi="Times New Roman" w:cs="Times New Roman"/>
+          <w:b/>
+          <w:bCs/>
+          <w:sz w:val="20"/>
+          <w:szCs w:val="20"/>
+        </w:rPr>
+        <w:t>Г</w:t>
+      </w:r>
+      <w:r>
+        <w:rPr>
+          <w:rFonts w:ascii="Times New Roman" w:hAnsi="Times New Roman" w:cs="Times New Roman"/>
+          <w:b/>
+          <w:bCs/>
+          <w:sz w:val="20"/>
+          <w:szCs w:val="20"/>
+        </w:rPr>
+        <w:t>лавный элемент</w:t>
+      </w:r>
+      <w:r>
+        <w:rPr>
+          <w:rFonts w:ascii="Times New Roman" w:hAnsi="Times New Roman" w:cs="Times New Roman"/>
+          <w:sz w:val="20"/>
+          <w:szCs w:val="20"/>
+        </w:rPr>
+        <w:t xml:space="preserve"> фреймворка Spring —</w:t>
+      </w:r>
+      <w:r>
+        <w:rPr>
+          <w:rFonts w:ascii="Times New Roman" w:hAnsi="Times New Roman" w:cs="Times New Roman"/>
+          <w:b/>
+          <w:bCs/>
+          <w:sz w:val="20"/>
+          <w:szCs w:val="20"/>
+        </w:rPr>
+        <w:t xml:space="preserve"> контекст</w:t>
+      </w:r>
+      <w:r>
+        <w:rPr>
+          <w:rFonts w:ascii="Times New Roman" w:hAnsi="Times New Roman" w:cs="Times New Roman"/>
+          <w:sz w:val="20"/>
+          <w:szCs w:val="20"/>
+        </w:rPr>
+        <w:t xml:space="preserve"> (в Spring-приложениях его еще называют контекстом приложения). Представьте контекст как место в памяти приложения, куда добавляются все экземпляры объектов, которыми должен управлять фреймворк. По умолчанию Spring ничего о них не знает. Чтобы фреймворк эти объекты «увидел», их нужно добавить в контекст. Далее в книге мы рассмотрим, как применить различные возможности, которые появляются у продукта благодаря Spring. Вы узнаете, что все они становятся доступными через контекст — для этого в контекст добавляются экземпляры объектов и устанавливаются связи между ними. Spring использует их для подключения к приложению собственных функций.</w:t>
+      </w:r>
+    </w:p>
+    <w:p>
+      <w:pPr>
+        <w:spacing w:after="0" w:line="276" w:lineRule="auto"/>
+        <w:ind w:firstLine="360"/>
+        <w:rPr>
+          <w:rFonts w:ascii="Times New Roman" w:hAnsi="Times New Roman" w:cs="Times New Roman"/>
+          <w:b/>
+          <w:bCs/>
+          <w:sz w:val="20"/>
+          <w:szCs w:val="20"/>
+        </w:rPr>
+      </w:pPr>
+      <w:r>
+        <w:rPr>
+          <w:rFonts w:ascii="Times New Roman" w:hAnsi="Times New Roman" w:cs="Times New Roman"/>
+          <w:b/>
+          <w:bCs/>
+          <w:sz w:val="20"/>
+          <w:szCs w:val="20"/>
+          <w:lang w:val="en-US"/>
         </w:rPr>
         <w:lastRenderedPageBreak/>
+        <w:t>Maven</w:t>
+      </w:r>
+      <w:r>
+        <w:rPr>
+          <w:rFonts w:ascii="Times New Roman" w:hAnsi="Times New Roman" w:cs="Times New Roman"/>
+          <w:b/>
+          <w:bCs/>
+          <w:sz w:val="20"/>
+          <w:szCs w:val="20"/>
+        </w:rPr>
+        <w:t xml:space="preserve"> \ </w:t>
+      </w:r>
+      <w:proofErr w:type="gramStart"/>
+      <w:r>
+        <w:rPr>
+          <w:rFonts w:ascii="Times New Roman" w:hAnsi="Times New Roman" w:cs="Times New Roman"/>
+          <w:b/>
+          <w:bCs/>
+          <w:sz w:val="20"/>
+          <w:szCs w:val="20"/>
+          <w:lang w:val="en-US"/>
+        </w:rPr>
+        <w:t>Gradle</w:t>
+      </w:r>
+      <w:r>
+        <w:rPr>
+          <w:rFonts w:ascii="Times New Roman" w:hAnsi="Times New Roman" w:cs="Times New Roman"/>
+          <w:sz w:val="20"/>
+          <w:szCs w:val="20"/>
+        </w:rPr>
+        <w:t xml:space="preserve">  Система</w:t>
+      </w:r>
+      <w:proofErr w:type="gramEnd"/>
+      <w:r>
+        <w:rPr>
+          <w:rFonts w:ascii="Times New Roman" w:hAnsi="Times New Roman" w:cs="Times New Roman"/>
+          <w:sz w:val="20"/>
+          <w:szCs w:val="20"/>
+        </w:rPr>
+        <w:t xml:space="preserve"> сборки — это программное обеспечение, которое упрощает сборку приложений. Систему сборки можно настроить на автоматическое выполнение различных задач, являющихся частью процесса сборки, вместо того чтобы разбираться с ними вручную. Вот несколько примеров задач, которые часто выполняются при сборке приложения: </w:t>
+      </w:r>
+    </w:p>
+    <w:p>
+      <w:pPr>
+        <w:spacing w:after="0" w:line="276" w:lineRule="auto"/>
+        <w:ind w:firstLine="360"/>
+        <w:rPr>
+          <w:rFonts w:ascii="Times New Roman" w:hAnsi="Times New Roman" w:cs="Times New Roman"/>
+          <w:sz w:val="20"/>
+          <w:szCs w:val="20"/>
+        </w:rPr>
+      </w:pPr>
+    </w:p>
+    <w:p>
+      <w:pPr>
+        <w:pStyle w:val="a4"/>
+        <w:numPr>
+          <w:ilvl w:val="0"/>
+          <w:numId w:val="1"/>
+        </w:numPr>
+        <w:spacing w:after="0" w:line="276" w:lineRule="auto"/>
+        <w:rPr>
+          <w:rFonts w:ascii="Times New Roman" w:hAnsi="Times New Roman" w:cs="Times New Roman"/>
+          <w:b/>
+          <w:bCs/>
+          <w:sz w:val="20"/>
+          <w:szCs w:val="20"/>
+        </w:rPr>
+      </w:pPr>
+      <w:r>
+        <w:rPr>
+          <w:rFonts w:ascii="Times New Roman" w:hAnsi="Times New Roman" w:cs="Times New Roman"/>
+          <w:sz w:val="20"/>
+          <w:szCs w:val="20"/>
+        </w:rPr>
+        <w:t xml:space="preserve">загрузка зависимостей, </w:t>
+      </w:r>
+    </w:p>
+    <w:p>
+      <w:pPr>
+        <w:pStyle w:val="a4"/>
+        <w:numPr>
+          <w:ilvl w:val="0"/>
+          <w:numId w:val="1"/>
+        </w:numPr>
+        <w:spacing w:after="0" w:line="276" w:lineRule="auto"/>
+        <w:rPr>
+          <w:rFonts w:ascii="Times New Roman" w:hAnsi="Times New Roman" w:cs="Times New Roman"/>
+          <w:b/>
+          <w:bCs/>
+          <w:sz w:val="20"/>
+          <w:szCs w:val="20"/>
+        </w:rPr>
+      </w:pPr>
+      <w:r>
+        <w:rPr>
+          <w:rFonts w:ascii="Times New Roman" w:hAnsi="Times New Roman" w:cs="Times New Roman"/>
+          <w:sz w:val="20"/>
+          <w:szCs w:val="20"/>
+        </w:rPr>
+        <w:t xml:space="preserve">необходимых для работы приложения; </w:t>
+      </w:r>
+    </w:p>
+    <w:p>
+      <w:pPr>
+        <w:pStyle w:val="a4"/>
+        <w:numPr>
+          <w:ilvl w:val="0"/>
+          <w:numId w:val="1"/>
+        </w:numPr>
+        <w:spacing w:after="0" w:line="276" w:lineRule="auto"/>
+        <w:rPr>
+          <w:rFonts w:ascii="Times New Roman" w:hAnsi="Times New Roman" w:cs="Times New Roman"/>
+          <w:b/>
+          <w:bCs/>
+          <w:sz w:val="20"/>
+          <w:szCs w:val="20"/>
+        </w:rPr>
+      </w:pPr>
+      <w:r>
+        <w:rPr>
+          <w:rFonts w:ascii="Times New Roman" w:hAnsi="Times New Roman" w:cs="Times New Roman"/>
+          <w:sz w:val="20"/>
+          <w:szCs w:val="20"/>
+        </w:rPr>
+        <w:t>выполнение тестов;</w:t>
+      </w:r>
+    </w:p>
+    <w:p>
+      <w:pPr>
+        <w:pStyle w:val="a4"/>
+        <w:numPr>
+          <w:ilvl w:val="0"/>
+          <w:numId w:val="1"/>
+        </w:numPr>
+        <w:spacing w:after="0" w:line="276" w:lineRule="auto"/>
+        <w:rPr>
+          <w:rFonts w:ascii="Times New Roman" w:hAnsi="Times New Roman" w:cs="Times New Roman"/>
+          <w:b/>
+          <w:bCs/>
+          <w:sz w:val="20"/>
+          <w:szCs w:val="20"/>
+        </w:rPr>
+      </w:pPr>
+      <w:r>
+        <w:rPr>
+          <w:rFonts w:ascii="Times New Roman" w:hAnsi="Times New Roman" w:cs="Times New Roman"/>
+          <w:sz w:val="20"/>
+          <w:szCs w:val="20"/>
+        </w:rPr>
+        <w:t xml:space="preserve"> проверка соответствия синтаксиса заданным правилам; </w:t>
+      </w:r>
+    </w:p>
+    <w:p>
+      <w:pPr>
+        <w:pStyle w:val="a4"/>
+        <w:numPr>
+          <w:ilvl w:val="0"/>
+          <w:numId w:val="1"/>
+        </w:numPr>
+        <w:spacing w:after="0" w:line="276" w:lineRule="auto"/>
+        <w:rPr>
+          <w:rFonts w:ascii="Times New Roman" w:hAnsi="Times New Roman" w:cs="Times New Roman"/>
+          <w:b/>
+          <w:bCs/>
+          <w:sz w:val="20"/>
+          <w:szCs w:val="20"/>
+        </w:rPr>
+      </w:pPr>
+      <w:r>
+        <w:rPr>
+          <w:rFonts w:ascii="Times New Roman" w:hAnsi="Times New Roman" w:cs="Times New Roman"/>
+          <w:sz w:val="20"/>
+          <w:szCs w:val="20"/>
+        </w:rPr>
+        <w:t xml:space="preserve">проверка на наличие уязвимостей в системе безопасности; </w:t>
+      </w:r>
+    </w:p>
+    <w:p>
+      <w:pPr>
+        <w:pStyle w:val="a4"/>
+        <w:numPr>
+          <w:ilvl w:val="0"/>
+          <w:numId w:val="1"/>
+        </w:numPr>
+        <w:spacing w:after="0" w:line="276" w:lineRule="auto"/>
+        <w:rPr>
+          <w:rFonts w:ascii="Times New Roman" w:hAnsi="Times New Roman" w:cs="Times New Roman"/>
+          <w:b/>
+          <w:bCs/>
+          <w:sz w:val="20"/>
+          <w:szCs w:val="20"/>
+        </w:rPr>
+      </w:pPr>
+      <w:r>
+        <w:rPr>
+          <w:rFonts w:ascii="Times New Roman" w:hAnsi="Times New Roman" w:cs="Times New Roman"/>
+          <w:sz w:val="20"/>
+          <w:szCs w:val="20"/>
+        </w:rPr>
+        <w:t xml:space="preserve">компиляция приложения; </w:t>
+      </w:r>
+    </w:p>
+    <w:p>
+      <w:pPr>
+        <w:pStyle w:val="a4"/>
+        <w:numPr>
+          <w:ilvl w:val="0"/>
+          <w:numId w:val="1"/>
+        </w:numPr>
+        <w:spacing w:after="0" w:line="276" w:lineRule="auto"/>
+        <w:rPr>
+          <w:rFonts w:ascii="Times New Roman" w:hAnsi="Times New Roman" w:cs="Times New Roman"/>
+          <w:b/>
+          <w:bCs/>
+          <w:sz w:val="20"/>
+          <w:szCs w:val="20"/>
+          <w:lang w:val="en-US"/>
+        </w:rPr>
+      </w:pPr>
+      <w:r>
+        <w:rPr>
+          <w:rFonts w:ascii="Times New Roman" w:hAnsi="Times New Roman" w:cs="Times New Roman"/>
+          <w:sz w:val="20"/>
+          <w:szCs w:val="20"/>
+        </w:rPr>
+        <w:t>упаковка</w:t>
+      </w:r>
+      <w:r>
+        <w:rPr>
+          <w:rFonts w:ascii="Times New Roman" w:hAnsi="Times New Roman" w:cs="Times New Roman"/>
+          <w:sz w:val="20"/>
+          <w:szCs w:val="20"/>
+          <w:lang w:val="en-US"/>
+        </w:rPr>
+        <w:t xml:space="preserve"> </w:t>
+      </w:r>
+      <w:r>
+        <w:rPr>
+          <w:rFonts w:ascii="Times New Roman" w:hAnsi="Times New Roman" w:cs="Times New Roman"/>
+          <w:sz w:val="20"/>
+          <w:szCs w:val="20"/>
+        </w:rPr>
+        <w:t>приложения</w:t>
+      </w:r>
+      <w:r>
+        <w:rPr>
+          <w:rFonts w:ascii="Times New Roman" w:hAnsi="Times New Roman" w:cs="Times New Roman"/>
+          <w:sz w:val="20"/>
+          <w:szCs w:val="20"/>
+          <w:lang w:val="en-US"/>
+        </w:rPr>
+        <w:t xml:space="preserve"> </w:t>
+      </w:r>
+      <w:r>
+        <w:rPr>
+          <w:rFonts w:ascii="Times New Roman" w:hAnsi="Times New Roman" w:cs="Times New Roman"/>
+          <w:sz w:val="20"/>
+          <w:szCs w:val="20"/>
+        </w:rPr>
+        <w:t>в</w:t>
+      </w:r>
+      <w:r>
+        <w:rPr>
+          <w:rFonts w:ascii="Times New Roman" w:hAnsi="Times New Roman" w:cs="Times New Roman"/>
+          <w:sz w:val="20"/>
+          <w:szCs w:val="20"/>
+          <w:lang w:val="en-US"/>
+        </w:rPr>
+        <w:t xml:space="preserve"> </w:t>
+      </w:r>
+      <w:r>
+        <w:rPr>
+          <w:rFonts w:ascii="Times New Roman" w:hAnsi="Times New Roman" w:cs="Times New Roman"/>
+          <w:sz w:val="20"/>
+          <w:szCs w:val="20"/>
+        </w:rPr>
+        <w:t>исполняемый</w:t>
+      </w:r>
+      <w:r>
+        <w:rPr>
+          <w:rFonts w:ascii="Times New Roman" w:hAnsi="Times New Roman" w:cs="Times New Roman"/>
+          <w:sz w:val="20"/>
+          <w:szCs w:val="20"/>
+          <w:lang w:val="en-US"/>
+        </w:rPr>
+        <w:t xml:space="preserve"> </w:t>
+      </w:r>
+      <w:r>
+        <w:rPr>
+          <w:rFonts w:ascii="Times New Roman" w:hAnsi="Times New Roman" w:cs="Times New Roman"/>
+          <w:sz w:val="20"/>
+          <w:szCs w:val="20"/>
+        </w:rPr>
+        <w:t>архив</w:t>
+      </w:r>
+    </w:p>
+    <w:p>
+      <w:pPr>
+        <w:pStyle w:val="a4"/>
+        <w:numPr>
+          <w:ilvl w:val="0"/>
+          <w:numId w:val="1"/>
+        </w:numPr>
+        <w:spacing w:after="0" w:line="276" w:lineRule="auto"/>
+        <w:rPr>
+          <w:rFonts w:ascii="Times New Roman" w:hAnsi="Times New Roman" w:cs="Times New Roman"/>
+          <w:b/>
+          <w:bCs/>
+          <w:sz w:val="20"/>
+          <w:szCs w:val="20"/>
+          <w:lang w:val="en-US"/>
+        </w:rPr>
+      </w:pPr>
+    </w:p>
+    <w:p>
+      <w:pPr>
+        <w:pStyle w:val="1"/>
+        <w:spacing w:before="0" w:line="276" w:lineRule="auto"/>
+        <w:jc w:val="center"/>
+        <w:rPr>
+          <w:rFonts w:ascii="Times New Roman" w:hAnsi="Times New Roman" w:cs="Times New Roman"/>
+          <w:b/>
+          <w:bCs/>
+          <w:color w:val="auto"/>
+          <w:sz w:val="20"/>
+          <w:szCs w:val="20"/>
+        </w:rPr>
+      </w:pPr>
+      <w:bookmarkStart w:id="1" w:name="_Toc224141198"/>
+      <w:r>
+        <w:rPr>
+          <w:rFonts w:ascii="Times New Roman" w:hAnsi="Times New Roman" w:cs="Times New Roman"/>
+          <w:b/>
+          <w:bCs/>
+          <w:color w:val="auto"/>
+          <w:sz w:val="20"/>
+          <w:szCs w:val="20"/>
+        </w:rPr>
+        <w:t>ГЛАВА 2</w:t>
+      </w:r>
+      <w:bookmarkEnd w:id="1"/>
+    </w:p>
+    <w:p>
+      <w:pPr>
+        <w:spacing w:after="0" w:line="276" w:lineRule="auto"/>
+        <w:rPr>
+          <w:rFonts w:ascii="Times New Roman" w:hAnsi="Times New Roman" w:cs="Times New Roman"/>
+          <w:b/>
+          <w:bCs/>
+          <w:sz w:val="20"/>
+          <w:szCs w:val="20"/>
+          <w:lang w:val="en-US"/>
+        </w:rPr>
+      </w:pPr>
+    </w:p>
+    <w:p>
+      <w:pPr>
+        <w:spacing w:after="0" w:line="276" w:lineRule="auto"/>
+        <w:rPr>
+          <w:rFonts w:ascii="Times New Roman" w:hAnsi="Times New Roman" w:cs="Times New Roman"/>
+          <w:b/>
+          <w:bCs/>
+          <w:sz w:val="20"/>
+          <w:szCs w:val="20"/>
+          <w:lang w:val="en-US"/>
+        </w:rPr>
+      </w:pPr>
+      <w:r>
+        <w:rPr>
+          <w:rFonts w:ascii="Times New Roman" w:hAnsi="Times New Roman" w:cs="Times New Roman"/>
+          <w:b/>
+          <w:bCs/>
+          <w:sz w:val="20"/>
+          <w:szCs w:val="20"/>
+          <w:lang w:val="en-US"/>
+        </w:rPr>
+        <w:t>Spring</w:t>
+      </w:r>
+      <w:r>
+        <w:rPr>
+          <w:rFonts w:ascii="Times New Roman" w:hAnsi="Times New Roman" w:cs="Times New Roman"/>
+          <w:b/>
+          <w:bCs/>
+          <w:sz w:val="20"/>
+          <w:szCs w:val="20"/>
+        </w:rPr>
+        <w:t xml:space="preserve"> </w:t>
+      </w:r>
+      <w:r>
+        <w:rPr>
+          <w:rFonts w:ascii="Times New Roman" w:hAnsi="Times New Roman" w:cs="Times New Roman"/>
+          <w:b/>
+          <w:bCs/>
+          <w:sz w:val="20"/>
+          <w:szCs w:val="20"/>
+          <w:lang w:val="en-US"/>
+        </w:rPr>
+        <w:t>Context</w:t>
+      </w:r>
+    </w:p>
+    <w:p>
+      <w:pPr>
+        <w:spacing w:after="0" w:line="276" w:lineRule="auto"/>
+        <w:rPr>
+          <w:rFonts w:ascii="Times New Roman" w:hAnsi="Times New Roman" w:cs="Times New Roman"/>
+          <w:b/>
+          <w:bCs/>
+          <w:sz w:val="20"/>
+          <w:szCs w:val="20"/>
+        </w:rPr>
+      </w:pPr>
+    </w:p>
+    <w:p>
+      <w:pPr>
+        <w:spacing w:after="0" w:line="276" w:lineRule="auto"/>
+        <w:rPr>
+          <w:rFonts w:ascii="Times New Roman" w:hAnsi="Times New Roman" w:cs="Times New Roman"/>
+          <w:b/>
+          <w:bCs/>
+          <w:sz w:val="20"/>
+          <w:szCs w:val="20"/>
+        </w:rPr>
+      </w:pPr>
+      <w:r>
+        <w:rPr>
+          <w:rFonts w:ascii="Times New Roman" w:hAnsi="Times New Roman" w:cs="Times New Roman"/>
+          <w:b/>
+          <w:bCs/>
+          <w:sz w:val="20"/>
+          <w:szCs w:val="20"/>
+          <w:lang w:val="en-US"/>
+        </w:rPr>
+        <w:t>var</w:t>
+      </w:r>
+      <w:r>
+        <w:rPr>
+          <w:rFonts w:ascii="Times New Roman" w:hAnsi="Times New Roman" w:cs="Times New Roman"/>
+          <w:b/>
+          <w:bCs/>
+          <w:sz w:val="20"/>
+          <w:szCs w:val="20"/>
+        </w:rPr>
+        <w:t xml:space="preserve"> </w:t>
+      </w:r>
+      <w:r>
+        <w:rPr>
+          <w:rFonts w:ascii="Times New Roman" w:hAnsi="Times New Roman" w:cs="Times New Roman"/>
+          <w:b/>
+          <w:bCs/>
+          <w:sz w:val="20"/>
+          <w:szCs w:val="20"/>
+          <w:lang w:val="en-US"/>
+        </w:rPr>
+        <w:t>context</w:t>
+      </w:r>
+      <w:r>
+        <w:rPr>
+          <w:rFonts w:ascii="Times New Roman" w:hAnsi="Times New Roman" w:cs="Times New Roman"/>
+          <w:b/>
+          <w:bCs/>
+          <w:sz w:val="20"/>
+          <w:szCs w:val="20"/>
+        </w:rPr>
+        <w:t xml:space="preserve"> = </w:t>
+      </w:r>
+      <w:r>
+        <w:rPr>
+          <w:rFonts w:ascii="Times New Roman" w:hAnsi="Times New Roman" w:cs="Times New Roman"/>
+          <w:b/>
+          <w:bCs/>
+          <w:sz w:val="20"/>
+          <w:szCs w:val="20"/>
+          <w:lang w:val="en-US"/>
+        </w:rPr>
+        <w:t>new</w:t>
+      </w:r>
+      <w:r>
+        <w:rPr>
+          <w:rFonts w:ascii="Times New Roman" w:hAnsi="Times New Roman" w:cs="Times New Roman"/>
+          <w:b/>
+          <w:bCs/>
+          <w:sz w:val="20"/>
+          <w:szCs w:val="20"/>
+        </w:rPr>
+        <w:t xml:space="preserve"> </w:t>
+      </w:r>
+      <w:proofErr w:type="spellStart"/>
+      <w:proofErr w:type="gramStart"/>
+      <w:r>
+        <w:rPr>
+          <w:rFonts w:ascii="Times New Roman" w:hAnsi="Times New Roman" w:cs="Times New Roman"/>
+          <w:b/>
+          <w:bCs/>
+          <w:sz w:val="20"/>
+          <w:szCs w:val="20"/>
+          <w:lang w:val="en-US"/>
+        </w:rPr>
+        <w:t>AnnotationConfigApplicationContext</w:t>
+      </w:r>
+      <w:proofErr w:type="spellEnd"/>
+      <w:r>
+        <w:rPr>
+          <w:rFonts w:ascii="Times New Roman" w:hAnsi="Times New Roman" w:cs="Times New Roman"/>
+          <w:b/>
+          <w:bCs/>
+          <w:sz w:val="20"/>
+          <w:szCs w:val="20"/>
+        </w:rPr>
+        <w:t>(</w:t>
+      </w:r>
+      <w:proofErr w:type="gramEnd"/>
+      <w:r>
+        <w:rPr>
+          <w:rFonts w:ascii="Times New Roman" w:hAnsi="Times New Roman" w:cs="Times New Roman"/>
+          <w:b/>
+          <w:bCs/>
+          <w:sz w:val="20"/>
+          <w:szCs w:val="20"/>
+        </w:rPr>
+        <w:t>);</w:t>
+      </w:r>
+    </w:p>
+    <w:p>
+      <w:pPr>
+        <w:spacing w:after="0" w:line="276" w:lineRule="auto"/>
+        <w:ind w:firstLine="708"/>
+        <w:rPr>
+          <w:rFonts w:ascii="Times New Roman" w:hAnsi="Times New Roman" w:cs="Times New Roman"/>
+          <w:b/>
+          <w:bCs/>
+          <w:sz w:val="20"/>
+          <w:szCs w:val="20"/>
+        </w:rPr>
+      </w:pPr>
+    </w:p>
+    <w:p>
+      <w:pPr>
+        <w:spacing w:after="0" w:line="276" w:lineRule="auto"/>
+        <w:ind w:firstLine="708"/>
+        <w:rPr>
+          <w:rFonts w:ascii="Times New Roman" w:hAnsi="Times New Roman" w:cs="Times New Roman"/>
+          <w:sz w:val="20"/>
+          <w:szCs w:val="20"/>
+        </w:rPr>
+      </w:pPr>
+      <w:r>
+        <w:rPr>
+          <w:rFonts w:ascii="Times New Roman" w:hAnsi="Times New Roman" w:cs="Times New Roman"/>
+          <w:b/>
+          <w:bCs/>
+          <w:sz w:val="20"/>
+          <w:szCs w:val="20"/>
+        </w:rPr>
+        <w:t>Класс конфигурации</w:t>
+      </w:r>
+      <w:r>
+        <w:rPr>
+          <w:rFonts w:ascii="Times New Roman" w:hAnsi="Times New Roman" w:cs="Times New Roman"/>
+          <w:sz w:val="20"/>
+          <w:szCs w:val="20"/>
+        </w:rPr>
+        <w:t xml:space="preserve"> — это специальный класс в приложении Spring, посредством которого можно настроить фреймворк на выполнение определенных действий, таких как создание </w:t>
+      </w:r>
+      <w:proofErr w:type="spellStart"/>
+      <w:r>
+        <w:rPr>
+          <w:rFonts w:ascii="Times New Roman" w:hAnsi="Times New Roman" w:cs="Times New Roman"/>
+          <w:sz w:val="20"/>
+          <w:szCs w:val="20"/>
+        </w:rPr>
+        <w:t>бинов</w:t>
+      </w:r>
+      <w:proofErr w:type="spellEnd"/>
+      <w:r>
+        <w:rPr>
+          <w:rFonts w:ascii="Times New Roman" w:hAnsi="Times New Roman" w:cs="Times New Roman"/>
+          <w:sz w:val="20"/>
+          <w:szCs w:val="20"/>
+        </w:rPr>
+        <w:t xml:space="preserve"> или активация определенного функционала. В данной книге вы узнаете, как много всего можно описать в файле конфигурации.</w:t>
+      </w:r>
+    </w:p>
+    <w:p>
+      <w:pPr>
+        <w:spacing w:after="0" w:line="276" w:lineRule="auto"/>
+        <w:jc w:val="center"/>
+        <w:rPr>
+          <w:rFonts w:ascii="Times New Roman" w:hAnsi="Times New Roman" w:cs="Times New Roman"/>
+          <w:b/>
+          <w:bCs/>
+          <w:sz w:val="20"/>
+          <w:szCs w:val="20"/>
+        </w:rPr>
+      </w:pPr>
+      <w:r>
+        <w:rPr>
+          <w:rFonts w:ascii="Times New Roman" w:hAnsi="Times New Roman" w:cs="Times New Roman"/>
+          <w:sz w:val="20"/>
+          <w:szCs w:val="20"/>
+        </w:rPr>
+        <w:br/>
+      </w:r>
+      <w:r>
+        <w:rPr>
+          <w:rFonts w:ascii="Times New Roman" w:hAnsi="Times New Roman" w:cs="Times New Roman"/>
+          <w:b/>
+          <w:bCs/>
+          <w:noProof/>
+          <w:sz w:val="20"/>
+          <w:szCs w:val="20"/>
+        </w:rPr>
         <w:drawing>
-          <wp:inline distT="0" distB="0" distL="0" distR="0" wp14:anchorId="40B50497" wp14:editId="1859B2AF">
-            <wp:extent cx="5940425" cy="3437255"/>
-            <wp:effectExtent l="0" t="0" r="3175" b="0"/>
-            <wp:docPr id="4" name="Рисунок 4"/>
+          <wp:inline distT="0" distB="0" distL="0" distR="0" wp14:anchorId="15618FE8" wp14:editId="16FE0318">
+            <wp:extent cx="4748502" cy="3765301"/>
+            <wp:effectExtent l="0" t="0" r="0" b="6985"/>
+            <wp:docPr id="2" name="Рисунок 2"/>
             <wp:cNvGraphicFramePr>
               <a:graphicFrameLocks xmlns:a="http://schemas.openxmlformats.org/drawingml/2006/main" noChangeAspect="1"/>
             </wp:cNvGraphicFramePr>
@@ -682,7 +1589,7 @@
                   <pic:spPr>
                     <a:xfrm>
                       <a:off x="0" y="0"/>
-                      <a:ext cx="5940425" cy="3437255"/>
+                      <a:ext cx="4810998" cy="3814857"/>
                     </a:xfrm>
                     <a:prstGeom prst="rect">
                       <a:avLst/>
@@ -696,10 +1603,655 @@
       </w:r>
       <w:r>
         <w:rPr>
-          <w:b/>
-          <w:bCs/>
+          <w:rFonts w:ascii="Times New Roman" w:hAnsi="Times New Roman" w:cs="Times New Roman"/>
+          <w:sz w:val="20"/>
+          <w:szCs w:val="20"/>
         </w:rPr>
         <w:br/>
+      </w:r>
+      <w:r>
+        <w:rPr>
+          <w:rFonts w:ascii="Times New Roman" w:hAnsi="Times New Roman" w:cs="Times New Roman"/>
+          <w:b/>
+          <w:bCs/>
+          <w:noProof/>
+          <w:sz w:val="20"/>
+          <w:szCs w:val="20"/>
+        </w:rPr>
+        <w:lastRenderedPageBreak/>
+        <w:drawing>
+          <wp:inline distT="0" distB="0" distL="0" distR="0" wp14:anchorId="40B50497" wp14:editId="2823CA58">
+            <wp:extent cx="4786113" cy="2769346"/>
+            <wp:effectExtent l="0" t="0" r="0" b="0"/>
+            <wp:docPr id="4" name="Рисунок 4"/>
+            <wp:cNvGraphicFramePr>
+              <a:graphicFrameLocks xmlns:a="http://schemas.openxmlformats.org/drawingml/2006/main" noChangeAspect="1"/>
+            </wp:cNvGraphicFramePr>
+            <a:graphic xmlns:a="http://schemas.openxmlformats.org/drawingml/2006/main">
+              <a:graphicData uri="http://schemas.openxmlformats.org/drawingml/2006/picture">
+                <pic:pic xmlns:pic="http://schemas.openxmlformats.org/drawingml/2006/picture">
+                  <pic:nvPicPr>
+                    <pic:cNvPr id="1" name=""/>
+                    <pic:cNvPicPr/>
+                  </pic:nvPicPr>
+                  <pic:blipFill>
+                    <a:blip r:embed="rId8"/>
+                    <a:stretch>
+                      <a:fillRect/>
+                    </a:stretch>
+                  </pic:blipFill>
+                  <pic:spPr>
+                    <a:xfrm>
+                      <a:off x="0" y="0"/>
+                      <a:ext cx="4791808" cy="2772641"/>
+                    </a:xfrm>
+                    <a:prstGeom prst="rect">
+                      <a:avLst/>
+                    </a:prstGeom>
+                  </pic:spPr>
+                </pic:pic>
+              </a:graphicData>
+            </a:graphic>
+          </wp:inline>
+        </w:drawing>
+      </w:r>
+      <w:r>
+        <w:rPr>
+          <w:rFonts w:ascii="Times New Roman" w:hAnsi="Times New Roman" w:cs="Times New Roman"/>
+          <w:b/>
+          <w:bCs/>
+          <w:sz w:val="20"/>
+          <w:szCs w:val="20"/>
+        </w:rPr>
+        <w:br/>
+      </w:r>
+    </w:p>
+    <w:p>
+      <w:pPr>
+        <w:pStyle w:val="1"/>
+        <w:jc w:val="center"/>
+        <w:rPr>
+          <w:rFonts w:ascii="Times New Roman" w:hAnsi="Times New Roman" w:cs="Times New Roman"/>
+          <w:b/>
+          <w:bCs/>
+          <w:color w:val="auto"/>
+          <w:sz w:val="20"/>
+          <w:szCs w:val="20"/>
+        </w:rPr>
+      </w:pPr>
+      <w:bookmarkStart w:id="2" w:name="_Toc224141199"/>
+      <w:r>
+        <w:rPr>
+          <w:rFonts w:ascii="Times New Roman" w:hAnsi="Times New Roman" w:cs="Times New Roman"/>
+          <w:b/>
+          <w:bCs/>
+          <w:color w:val="auto"/>
+          <w:sz w:val="20"/>
+          <w:szCs w:val="20"/>
+        </w:rPr>
+        <w:t>ГЛАВА 3</w:t>
+      </w:r>
+      <w:bookmarkEnd w:id="2"/>
+      <w:r>
+        <w:rPr>
+          <w:rFonts w:ascii="Times New Roman" w:hAnsi="Times New Roman" w:cs="Times New Roman"/>
+          <w:b/>
+          <w:bCs/>
+          <w:color w:val="auto"/>
+          <w:sz w:val="20"/>
+          <w:szCs w:val="20"/>
+        </w:rPr>
+        <w:br/>
+      </w:r>
+    </w:p>
+    <w:p>
+      <w:pPr>
+        <w:ind w:firstLine="708"/>
+        <w:rPr>
+          <w:rFonts w:ascii="Times New Roman" w:hAnsi="Times New Roman" w:cs="Times New Roman"/>
+          <w:sz w:val="20"/>
+          <w:szCs w:val="20"/>
+        </w:rPr>
+      </w:pPr>
+      <w:r>
+        <w:rPr>
+          <w:rFonts w:ascii="Times New Roman" w:hAnsi="Times New Roman" w:cs="Times New Roman"/>
+          <w:sz w:val="20"/>
+          <w:szCs w:val="20"/>
+        </w:rPr>
+        <w:t>В</w:t>
+      </w:r>
+      <w:r>
+        <w:rPr>
+          <w:rFonts w:ascii="Times New Roman" w:hAnsi="Times New Roman" w:cs="Times New Roman"/>
+          <w:sz w:val="20"/>
+          <w:szCs w:val="20"/>
+        </w:rPr>
+        <w:t xml:space="preserve"> реальных приложениях приходится обращаться из одного </w:t>
+      </w:r>
+      <w:proofErr w:type="spellStart"/>
+      <w:r>
+        <w:rPr>
+          <w:rFonts w:ascii="Times New Roman" w:hAnsi="Times New Roman" w:cs="Times New Roman"/>
+          <w:sz w:val="20"/>
+          <w:szCs w:val="20"/>
+        </w:rPr>
+        <w:t>бина</w:t>
+      </w:r>
+      <w:proofErr w:type="spellEnd"/>
+      <w:r>
+        <w:rPr>
+          <w:rFonts w:ascii="Times New Roman" w:hAnsi="Times New Roman" w:cs="Times New Roman"/>
+          <w:sz w:val="20"/>
+          <w:szCs w:val="20"/>
+        </w:rPr>
+        <w:t xml:space="preserve"> к другому напрямую. Для этого Spring может предоставлять ссылку на экземпляр, размещенный в контексте фреймворка. Таким образом устанавливаются Глава 3. Контекст Spring: создаем новые связи между </w:t>
+      </w:r>
+      <w:proofErr w:type="spellStart"/>
+      <w:r>
+        <w:rPr>
+          <w:rFonts w:ascii="Times New Roman" w:hAnsi="Times New Roman" w:cs="Times New Roman"/>
+          <w:sz w:val="20"/>
+          <w:szCs w:val="20"/>
+        </w:rPr>
+        <w:t>бинами</w:t>
+      </w:r>
+      <w:proofErr w:type="spellEnd"/>
+      <w:r>
+        <w:rPr>
+          <w:rFonts w:ascii="Times New Roman" w:hAnsi="Times New Roman" w:cs="Times New Roman"/>
+          <w:sz w:val="20"/>
+          <w:szCs w:val="20"/>
+        </w:rPr>
+        <w:t xml:space="preserve"> (один бин получает ссылку на другой, и после этого он может делегировать ему вызовы). Как вы, вероятно, уже знаете, в объектно</w:t>
+      </w:r>
+      <w:r>
+        <w:rPr>
+          <w:rFonts w:ascii="Times New Roman" w:hAnsi="Times New Roman" w:cs="Times New Roman"/>
+          <w:sz w:val="20"/>
+          <w:szCs w:val="20"/>
+        </w:rPr>
+        <w:t>-</w:t>
+      </w:r>
+      <w:r>
+        <w:rPr>
+          <w:rFonts w:ascii="Times New Roman" w:hAnsi="Times New Roman" w:cs="Times New Roman"/>
+          <w:sz w:val="20"/>
+          <w:szCs w:val="20"/>
+        </w:rPr>
+        <w:t>ориентированном программировании при реализации поведения объектов часто возникает необходимость в делегировании определенных функций другим объектам. Поэтому при использовании фреймворка Spring тоже необходимо уметь устанавливать такие связи между объектами.</w:t>
+      </w:r>
+      <w:r>
+        <w:rPr>
+          <w:rFonts w:ascii="Times New Roman" w:hAnsi="Times New Roman" w:cs="Times New Roman"/>
+          <w:sz w:val="20"/>
+          <w:szCs w:val="20"/>
+        </w:rPr>
+        <w:br/>
+      </w:r>
+    </w:p>
+    <w:p>
+      <w:pPr>
+        <w:rPr>
+          <w:rFonts w:ascii="Times New Roman" w:hAnsi="Times New Roman" w:cs="Times New Roman"/>
+          <w:sz w:val="20"/>
+          <w:szCs w:val="20"/>
+        </w:rPr>
+      </w:pPr>
+      <w:r>
+        <w:rPr>
+          <w:rFonts w:ascii="Times New Roman" w:hAnsi="Times New Roman" w:cs="Times New Roman"/>
+          <w:sz w:val="20"/>
+          <w:szCs w:val="20"/>
+        </w:rPr>
+        <w:t xml:space="preserve">Есть </w:t>
+      </w:r>
+      <w:r>
+        <w:rPr>
+          <w:rFonts w:ascii="Times New Roman" w:hAnsi="Times New Roman" w:cs="Times New Roman"/>
+          <w:b/>
+          <w:bCs/>
+          <w:sz w:val="20"/>
+          <w:szCs w:val="20"/>
+        </w:rPr>
+        <w:t>3</w:t>
+      </w:r>
+      <w:r>
+        <w:rPr>
+          <w:rFonts w:ascii="Times New Roman" w:hAnsi="Times New Roman" w:cs="Times New Roman"/>
+          <w:b/>
+          <w:bCs/>
+          <w:sz w:val="20"/>
+          <w:szCs w:val="20"/>
+        </w:rPr>
+        <w:t xml:space="preserve"> способа</w:t>
+      </w:r>
+      <w:r>
+        <w:rPr>
+          <w:rFonts w:ascii="Times New Roman" w:hAnsi="Times New Roman" w:cs="Times New Roman"/>
+          <w:sz w:val="20"/>
+          <w:szCs w:val="20"/>
+        </w:rPr>
+        <w:t xml:space="preserve"> установления связи между </w:t>
+      </w:r>
+      <w:proofErr w:type="spellStart"/>
+      <w:r>
+        <w:rPr>
+          <w:rFonts w:ascii="Times New Roman" w:hAnsi="Times New Roman" w:cs="Times New Roman"/>
+          <w:sz w:val="20"/>
+          <w:szCs w:val="20"/>
+        </w:rPr>
+        <w:t>бинами</w:t>
+      </w:r>
+      <w:proofErr w:type="spellEnd"/>
+      <w:r>
+        <w:rPr>
+          <w:rFonts w:ascii="Times New Roman" w:hAnsi="Times New Roman" w:cs="Times New Roman"/>
+          <w:sz w:val="20"/>
+          <w:szCs w:val="20"/>
+        </w:rPr>
+        <w:t>:</w:t>
+      </w:r>
+    </w:p>
+    <w:p>
+      <w:pPr>
+        <w:pStyle w:val="a4"/>
+        <w:numPr>
+          <w:ilvl w:val="0"/>
+          <w:numId w:val="3"/>
+        </w:numPr>
+        <w:rPr>
+          <w:rFonts w:ascii="Times New Roman" w:hAnsi="Times New Roman" w:cs="Times New Roman"/>
+          <w:sz w:val="20"/>
+          <w:szCs w:val="20"/>
+        </w:rPr>
+      </w:pPr>
+      <w:r>
+        <w:rPr>
+          <w:rFonts w:ascii="Times New Roman" w:hAnsi="Times New Roman" w:cs="Times New Roman"/>
+          <w:sz w:val="20"/>
+          <w:szCs w:val="20"/>
+        </w:rPr>
+        <w:t xml:space="preserve">установить связь между двумя </w:t>
+      </w:r>
+      <w:proofErr w:type="spellStart"/>
+      <w:r>
+        <w:rPr>
+          <w:rFonts w:ascii="Times New Roman" w:hAnsi="Times New Roman" w:cs="Times New Roman"/>
+          <w:sz w:val="20"/>
+          <w:szCs w:val="20"/>
+        </w:rPr>
+        <w:t>бинами</w:t>
+      </w:r>
+      <w:proofErr w:type="spellEnd"/>
+      <w:r>
+        <w:rPr>
+          <w:rFonts w:ascii="Times New Roman" w:hAnsi="Times New Roman" w:cs="Times New Roman"/>
+          <w:sz w:val="20"/>
+          <w:szCs w:val="20"/>
+        </w:rPr>
+        <w:t xml:space="preserve">, непосредственно вызывая методы, которые создают эти </w:t>
+      </w:r>
+      <w:proofErr w:type="spellStart"/>
+      <w:r>
+        <w:rPr>
+          <w:rFonts w:ascii="Times New Roman" w:hAnsi="Times New Roman" w:cs="Times New Roman"/>
+          <w:sz w:val="20"/>
+          <w:szCs w:val="20"/>
+        </w:rPr>
+        <w:t>бины</w:t>
+      </w:r>
+      <w:proofErr w:type="spellEnd"/>
+      <w:r>
+        <w:rPr>
+          <w:rFonts w:ascii="Times New Roman" w:hAnsi="Times New Roman" w:cs="Times New Roman"/>
+          <w:sz w:val="20"/>
+          <w:szCs w:val="20"/>
+        </w:rPr>
+        <w:t xml:space="preserve"> (так называемый монтаж — </w:t>
+      </w:r>
+      <w:proofErr w:type="spellStart"/>
+      <w:r>
+        <w:rPr>
+          <w:rFonts w:ascii="Times New Roman" w:hAnsi="Times New Roman" w:cs="Times New Roman"/>
+          <w:b/>
+          <w:bCs/>
+          <w:sz w:val="20"/>
+          <w:szCs w:val="20"/>
+        </w:rPr>
+        <w:t>wiring</w:t>
+      </w:r>
+      <w:proofErr w:type="spellEnd"/>
+      <w:r>
+        <w:rPr>
+          <w:rFonts w:ascii="Times New Roman" w:hAnsi="Times New Roman" w:cs="Times New Roman"/>
+          <w:sz w:val="20"/>
+          <w:szCs w:val="20"/>
+        </w:rPr>
+        <w:t xml:space="preserve">); </w:t>
+      </w:r>
+    </w:p>
+    <w:p>
+      <w:pPr>
+        <w:pStyle w:val="a4"/>
+        <w:numPr>
+          <w:ilvl w:val="0"/>
+          <w:numId w:val="3"/>
+        </w:numPr>
+        <w:rPr>
+          <w:rFonts w:ascii="Times New Roman" w:hAnsi="Times New Roman" w:cs="Times New Roman"/>
+          <w:sz w:val="20"/>
+          <w:szCs w:val="20"/>
+        </w:rPr>
+      </w:pPr>
+      <w:r>
+        <w:rPr>
+          <w:rFonts w:ascii="Times New Roman" w:hAnsi="Times New Roman" w:cs="Times New Roman"/>
+          <w:sz w:val="20"/>
+          <w:szCs w:val="20"/>
+        </w:rPr>
+        <w:t>настроить Spring так, чтобы он предоставлял значение через параметр метода (авто</w:t>
+      </w:r>
+      <w:r>
+        <w:rPr>
+          <w:rFonts w:ascii="Times New Roman" w:hAnsi="Times New Roman" w:cs="Times New Roman"/>
+          <w:sz w:val="20"/>
+          <w:szCs w:val="20"/>
+        </w:rPr>
+        <w:t>-</w:t>
+      </w:r>
+      <w:r>
+        <w:rPr>
+          <w:rFonts w:ascii="Times New Roman" w:hAnsi="Times New Roman" w:cs="Times New Roman"/>
+          <w:sz w:val="20"/>
+          <w:szCs w:val="20"/>
+        </w:rPr>
+        <w:t xml:space="preserve">монтаж — </w:t>
+      </w:r>
+      <w:proofErr w:type="spellStart"/>
+      <w:r>
+        <w:rPr>
+          <w:rFonts w:ascii="Times New Roman" w:hAnsi="Times New Roman" w:cs="Times New Roman"/>
+          <w:b/>
+          <w:bCs/>
+          <w:sz w:val="20"/>
+          <w:szCs w:val="20"/>
+        </w:rPr>
+        <w:t>auto-wiring</w:t>
+      </w:r>
+      <w:proofErr w:type="spellEnd"/>
+      <w:r>
+        <w:rPr>
+          <w:rFonts w:ascii="Times New Roman" w:hAnsi="Times New Roman" w:cs="Times New Roman"/>
+          <w:sz w:val="20"/>
+          <w:szCs w:val="20"/>
+        </w:rPr>
+        <w:t>).</w:t>
+      </w:r>
+    </w:p>
+    <w:p>
+      <w:pPr>
+        <w:pStyle w:val="a4"/>
+        <w:numPr>
+          <w:ilvl w:val="0"/>
+          <w:numId w:val="3"/>
+        </w:numPr>
+        <w:rPr>
+          <w:rFonts w:ascii="Times New Roman" w:hAnsi="Times New Roman" w:cs="Times New Roman"/>
+          <w:sz w:val="20"/>
+          <w:szCs w:val="20"/>
+        </w:rPr>
+      </w:pPr>
+      <w:r>
+        <w:rPr>
+          <w:rFonts w:ascii="Times New Roman" w:hAnsi="Times New Roman" w:cs="Times New Roman"/>
+          <w:sz w:val="20"/>
+          <w:szCs w:val="20"/>
+        </w:rPr>
+        <w:t>внедрени</w:t>
+      </w:r>
+      <w:r>
+        <w:rPr>
+          <w:rFonts w:ascii="Times New Roman" w:hAnsi="Times New Roman" w:cs="Times New Roman"/>
+          <w:sz w:val="20"/>
+          <w:szCs w:val="20"/>
+        </w:rPr>
+        <w:t>е</w:t>
+      </w:r>
+      <w:r>
+        <w:rPr>
+          <w:rFonts w:ascii="Times New Roman" w:hAnsi="Times New Roman" w:cs="Times New Roman"/>
+          <w:sz w:val="20"/>
+          <w:szCs w:val="20"/>
+        </w:rPr>
+        <w:t xml:space="preserve"> зависимостей</w:t>
+      </w:r>
+      <w:r>
+        <w:rPr>
+          <w:rFonts w:ascii="Times New Roman" w:hAnsi="Times New Roman" w:cs="Times New Roman"/>
+          <w:sz w:val="20"/>
+          <w:szCs w:val="20"/>
+        </w:rPr>
+        <w:t xml:space="preserve"> </w:t>
+      </w:r>
+      <w:r>
+        <w:rPr>
+          <w:rFonts w:ascii="Times New Roman" w:hAnsi="Times New Roman" w:cs="Times New Roman"/>
+          <w:sz w:val="20"/>
+          <w:szCs w:val="20"/>
+        </w:rPr>
+        <w:t>(</w:t>
+      </w:r>
+      <w:r>
+        <w:rPr>
+          <w:rFonts w:ascii="Times New Roman" w:hAnsi="Times New Roman" w:cs="Times New Roman"/>
+          <w:b/>
+          <w:bCs/>
+          <w:sz w:val="20"/>
+          <w:szCs w:val="20"/>
+          <w:lang w:val="en-US"/>
+        </w:rPr>
+        <w:t>dependency</w:t>
+      </w:r>
+      <w:r>
+        <w:rPr>
+          <w:rFonts w:ascii="Times New Roman" w:hAnsi="Times New Roman" w:cs="Times New Roman"/>
+          <w:b/>
+          <w:bCs/>
+          <w:sz w:val="20"/>
+          <w:szCs w:val="20"/>
+        </w:rPr>
+        <w:t xml:space="preserve"> </w:t>
+      </w:r>
+      <w:r>
+        <w:rPr>
+          <w:rFonts w:ascii="Times New Roman" w:hAnsi="Times New Roman" w:cs="Times New Roman"/>
+          <w:b/>
+          <w:bCs/>
+          <w:sz w:val="20"/>
+          <w:szCs w:val="20"/>
+          <w:lang w:val="en-US"/>
+        </w:rPr>
+        <w:t>injection</w:t>
+      </w:r>
+      <w:r>
+        <w:rPr>
+          <w:rFonts w:ascii="Times New Roman" w:hAnsi="Times New Roman" w:cs="Times New Roman"/>
+          <w:sz w:val="20"/>
+          <w:szCs w:val="20"/>
+        </w:rPr>
+        <w:t xml:space="preserve">, </w:t>
+      </w:r>
+      <w:r>
+        <w:rPr>
+          <w:rFonts w:ascii="Times New Roman" w:hAnsi="Times New Roman" w:cs="Times New Roman"/>
+          <w:sz w:val="20"/>
+          <w:szCs w:val="20"/>
+          <w:lang w:val="en-US"/>
+        </w:rPr>
+        <w:t>DI</w:t>
+      </w:r>
+      <w:r>
+        <w:rPr>
+          <w:rFonts w:ascii="Times New Roman" w:hAnsi="Times New Roman" w:cs="Times New Roman"/>
+          <w:sz w:val="20"/>
+          <w:szCs w:val="20"/>
+        </w:rPr>
+        <w:t>)</w:t>
+      </w:r>
+      <w:r>
+        <w:rPr>
+          <w:rFonts w:ascii="Times New Roman" w:hAnsi="Times New Roman" w:cs="Times New Roman"/>
+          <w:sz w:val="20"/>
+          <w:szCs w:val="20"/>
+        </w:rPr>
+        <w:br/>
+      </w:r>
+    </w:p>
+    <w:p>
+      <w:pPr>
+        <w:pStyle w:val="a4"/>
+        <w:ind w:left="644"/>
+        <w:rPr>
+          <w:rFonts w:ascii="Times New Roman" w:hAnsi="Times New Roman" w:cs="Times New Roman"/>
+          <w:sz w:val="20"/>
+          <w:szCs w:val="20"/>
+        </w:rPr>
+      </w:pPr>
+      <w:r>
+        <w:rPr>
+          <w:rFonts w:ascii="Times New Roman" w:hAnsi="Times New Roman" w:cs="Times New Roman"/>
+          <w:sz w:val="20"/>
+          <w:szCs w:val="20"/>
+        </w:rPr>
+        <w:br/>
+      </w:r>
+      <w:r>
+        <w:rPr>
+          <w:b/>
+          <w:bCs/>
+        </w:rPr>
+        <w:t>Листинг 3.4</w:t>
+      </w:r>
+      <w:r>
+        <w:t xml:space="preserve">. Внедрение зависимостей </w:t>
+      </w:r>
+      <w:proofErr w:type="spellStart"/>
+      <w:r>
+        <w:t>бина</w:t>
+      </w:r>
+      <w:proofErr w:type="spellEnd"/>
+      <w:r>
+        <w:t xml:space="preserve"> путем передачи параметра в метод </w:t>
+      </w:r>
+      <w:r>
+        <w:drawing>
+          <wp:inline distT="0" distB="0" distL="0" distR="0" wp14:anchorId="70E1902A" wp14:editId="31A87696">
+            <wp:extent cx="3935896" cy="2196192"/>
+            <wp:effectExtent l="0" t="0" r="7620" b="0"/>
+            <wp:docPr id="3" name="Рисунок 3"/>
+            <wp:cNvGraphicFramePr>
+              <a:graphicFrameLocks xmlns:a="http://schemas.openxmlformats.org/drawingml/2006/main" noChangeAspect="1"/>
+            </wp:cNvGraphicFramePr>
+            <a:graphic xmlns:a="http://schemas.openxmlformats.org/drawingml/2006/main">
+              <a:graphicData uri="http://schemas.openxmlformats.org/drawingml/2006/picture">
+                <pic:pic xmlns:pic="http://schemas.openxmlformats.org/drawingml/2006/picture">
+                  <pic:nvPicPr>
+                    <pic:cNvPr id="1" name=""/>
+                    <pic:cNvPicPr/>
+                  </pic:nvPicPr>
+                  <pic:blipFill>
+                    <a:blip r:embed="rId9"/>
+                    <a:stretch>
+                      <a:fillRect/>
+                    </a:stretch>
+                  </pic:blipFill>
+                  <pic:spPr>
+                    <a:xfrm>
+                      <a:off x="0" y="0"/>
+                      <a:ext cx="3971447" cy="2216029"/>
+                    </a:xfrm>
+                    <a:prstGeom prst="rect">
+                      <a:avLst/>
+                    </a:prstGeom>
+                  </pic:spPr>
+                </pic:pic>
+              </a:graphicData>
+            </a:graphic>
+          </wp:inline>
+        </w:drawing>
+      </w:r>
+    </w:p>
+    <w:p>
+      <w:pPr>
+        <w:pStyle w:val="a4"/>
+        <w:ind w:left="644"/>
+        <w:rPr>
+          <w:rFonts w:ascii="Times New Roman" w:hAnsi="Times New Roman" w:cs="Times New Roman"/>
+          <w:sz w:val="20"/>
+          <w:szCs w:val="20"/>
+        </w:rPr>
+      </w:pPr>
+    </w:p>
+    <w:p>
+      <w:pPr>
+        <w:rPr>
+          <w:rFonts w:ascii="Times New Roman" w:hAnsi="Times New Roman" w:cs="Times New Roman"/>
+          <w:sz w:val="20"/>
+          <w:szCs w:val="20"/>
+        </w:rPr>
+      </w:pPr>
+      <w:r>
+        <w:t>В предыдущем абзаце я употребил слово «внедрение». То, что мы сейчас прописали в листинге, отныне будем называть внедрением зависимостей (</w:t>
+      </w:r>
+      <w:proofErr w:type="spellStart"/>
+      <w:r>
+        <w:t>dependency</w:t>
+      </w:r>
+      <w:proofErr w:type="spellEnd"/>
+      <w:r>
+        <w:t xml:space="preserve"> </w:t>
+      </w:r>
+      <w:proofErr w:type="spellStart"/>
+      <w:r>
+        <w:t>injection</w:t>
+      </w:r>
+      <w:proofErr w:type="spellEnd"/>
+      <w:r>
+        <w:t xml:space="preserve">, DI). Как следует из </w:t>
+      </w:r>
+      <w:r>
+        <w:lastRenderedPageBreak/>
+        <w:t xml:space="preserve">названия, технология DI состоит в том, что фреймворк присваивает значение определенному полю или параметру. В данном случае Spring присваивает значение параметру метода </w:t>
+      </w:r>
+      <w:proofErr w:type="spellStart"/>
+      <w:proofErr w:type="gramStart"/>
+      <w:r>
+        <w:t>person</w:t>
+      </w:r>
+      <w:proofErr w:type="spellEnd"/>
+      <w:r>
+        <w:t>(</w:t>
+      </w:r>
+      <w:proofErr w:type="gramEnd"/>
+      <w:r>
+        <w:t xml:space="preserve">) при вызове этого метода и устанавливает для него зависимость. DI — это применение принципа </w:t>
+      </w:r>
+      <w:proofErr w:type="spellStart"/>
+      <w:r>
+        <w:t>IoC</w:t>
+      </w:r>
+      <w:proofErr w:type="spellEnd"/>
+      <w:r>
+        <w:t xml:space="preserve">, а </w:t>
+      </w:r>
+      <w:proofErr w:type="spellStart"/>
+      <w:r>
+        <w:t>IoC</w:t>
+      </w:r>
+      <w:proofErr w:type="spellEnd"/>
+      <w:r>
+        <w:t xml:space="preserve"> подразумевает, что фреймворк управляет выполнением приложения.</w:t>
       </w:r>
     </w:p>
     <w:sectPr>
@@ -827,8 +2379,240 @@
       </w:rPr>
     </w:lvl>
   </w:abstractNum>
+  <w:abstractNum w:abstractNumId="1" w15:restartNumberingAfterBreak="0">
+    <w:nsid w:val="540A4DE3"/>
+    <w:multiLevelType w:val="hybridMultilevel"/>
+    <w:tmpl w:val="6F9C5560"/>
+    <w:lvl w:ilvl="0" w:tplc="0419000F">
+      <w:start w:val="1"/>
+      <w:numFmt w:val="decimal"/>
+      <w:lvlText w:val="%1."/>
+      <w:lvlJc w:val="left"/>
+      <w:pPr>
+        <w:ind w:left="644" w:hanging="360"/>
+      </w:pPr>
+      <w:rPr>
+        <w:rFonts w:hint="default"/>
+      </w:rPr>
+    </w:lvl>
+    <w:lvl w:ilvl="1" w:tplc="04190003" w:tentative="1">
+      <w:start w:val="1"/>
+      <w:numFmt w:val="bullet"/>
+      <w:lvlText w:val="o"/>
+      <w:lvlJc w:val="left"/>
+      <w:pPr>
+        <w:ind w:left="1364" w:hanging="360"/>
+      </w:pPr>
+      <w:rPr>
+        <w:rFonts w:ascii="Courier New" w:hAnsi="Courier New" w:cs="Courier New" w:hint="default"/>
+      </w:rPr>
+    </w:lvl>
+    <w:lvl w:ilvl="2" w:tplc="04190005" w:tentative="1">
+      <w:start w:val="1"/>
+      <w:numFmt w:val="bullet"/>
+      <w:lvlText w:val=""/>
+      <w:lvlJc w:val="left"/>
+      <w:pPr>
+        <w:ind w:left="2084" w:hanging="360"/>
+      </w:pPr>
+      <w:rPr>
+        <w:rFonts w:ascii="Wingdings" w:hAnsi="Wingdings" w:hint="default"/>
+      </w:rPr>
+    </w:lvl>
+    <w:lvl w:ilvl="3" w:tplc="04190001" w:tentative="1">
+      <w:start w:val="1"/>
+      <w:numFmt w:val="bullet"/>
+      <w:lvlText w:val=""/>
+      <w:lvlJc w:val="left"/>
+      <w:pPr>
+        <w:ind w:left="2804" w:hanging="360"/>
+      </w:pPr>
+      <w:rPr>
+        <w:rFonts w:ascii="Symbol" w:hAnsi="Symbol" w:hint="default"/>
+      </w:rPr>
+    </w:lvl>
+    <w:lvl w:ilvl="4" w:tplc="04190003" w:tentative="1">
+      <w:start w:val="1"/>
+      <w:numFmt w:val="bullet"/>
+      <w:lvlText w:val="o"/>
+      <w:lvlJc w:val="left"/>
+      <w:pPr>
+        <w:ind w:left="3524" w:hanging="360"/>
+      </w:pPr>
+      <w:rPr>
+        <w:rFonts w:ascii="Courier New" w:hAnsi="Courier New" w:cs="Courier New" w:hint="default"/>
+      </w:rPr>
+    </w:lvl>
+    <w:lvl w:ilvl="5" w:tplc="04190005" w:tentative="1">
+      <w:start w:val="1"/>
+      <w:numFmt w:val="bullet"/>
+      <w:lvlText w:val=""/>
+      <w:lvlJc w:val="left"/>
+      <w:pPr>
+        <w:ind w:left="4244" w:hanging="360"/>
+      </w:pPr>
+      <w:rPr>
+        <w:rFonts w:ascii="Wingdings" w:hAnsi="Wingdings" w:hint="default"/>
+      </w:rPr>
+    </w:lvl>
+    <w:lvl w:ilvl="6" w:tplc="04190001" w:tentative="1">
+      <w:start w:val="1"/>
+      <w:numFmt w:val="bullet"/>
+      <w:lvlText w:val=""/>
+      <w:lvlJc w:val="left"/>
+      <w:pPr>
+        <w:ind w:left="4964" w:hanging="360"/>
+      </w:pPr>
+      <w:rPr>
+        <w:rFonts w:ascii="Symbol" w:hAnsi="Symbol" w:hint="default"/>
+      </w:rPr>
+    </w:lvl>
+    <w:lvl w:ilvl="7" w:tplc="04190003" w:tentative="1">
+      <w:start w:val="1"/>
+      <w:numFmt w:val="bullet"/>
+      <w:lvlText w:val="o"/>
+      <w:lvlJc w:val="left"/>
+      <w:pPr>
+        <w:ind w:left="5684" w:hanging="360"/>
+      </w:pPr>
+      <w:rPr>
+        <w:rFonts w:ascii="Courier New" w:hAnsi="Courier New" w:cs="Courier New" w:hint="default"/>
+      </w:rPr>
+    </w:lvl>
+    <w:lvl w:ilvl="8" w:tplc="04190005" w:tentative="1">
+      <w:start w:val="1"/>
+      <w:numFmt w:val="bullet"/>
+      <w:lvlText w:val=""/>
+      <w:lvlJc w:val="left"/>
+      <w:pPr>
+        <w:ind w:left="6404" w:hanging="360"/>
+      </w:pPr>
+      <w:rPr>
+        <w:rFonts w:ascii="Wingdings" w:hAnsi="Wingdings" w:hint="default"/>
+      </w:rPr>
+    </w:lvl>
+  </w:abstractNum>
+  <w:abstractNum w:abstractNumId="2" w15:restartNumberingAfterBreak="0">
+    <w:nsid w:val="6F5B5185"/>
+    <w:multiLevelType w:val="hybridMultilevel"/>
+    <w:tmpl w:val="568838F6"/>
+    <w:lvl w:ilvl="0" w:tplc="04190001">
+      <w:start w:val="1"/>
+      <w:numFmt w:val="bullet"/>
+      <w:lvlText w:val=""/>
+      <w:lvlJc w:val="left"/>
+      <w:pPr>
+        <w:ind w:left="644" w:hanging="360"/>
+      </w:pPr>
+      <w:rPr>
+        <w:rFonts w:ascii="Symbol" w:hAnsi="Symbol" w:hint="default"/>
+      </w:rPr>
+    </w:lvl>
+    <w:lvl w:ilvl="1" w:tplc="04190003" w:tentative="1">
+      <w:start w:val="1"/>
+      <w:numFmt w:val="bullet"/>
+      <w:lvlText w:val="o"/>
+      <w:lvlJc w:val="left"/>
+      <w:pPr>
+        <w:ind w:left="1364" w:hanging="360"/>
+      </w:pPr>
+      <w:rPr>
+        <w:rFonts w:ascii="Courier New" w:hAnsi="Courier New" w:cs="Courier New" w:hint="default"/>
+      </w:rPr>
+    </w:lvl>
+    <w:lvl w:ilvl="2" w:tplc="04190005" w:tentative="1">
+      <w:start w:val="1"/>
+      <w:numFmt w:val="bullet"/>
+      <w:lvlText w:val=""/>
+      <w:lvlJc w:val="left"/>
+      <w:pPr>
+        <w:ind w:left="2084" w:hanging="360"/>
+      </w:pPr>
+      <w:rPr>
+        <w:rFonts w:ascii="Wingdings" w:hAnsi="Wingdings" w:hint="default"/>
+      </w:rPr>
+    </w:lvl>
+    <w:lvl w:ilvl="3" w:tplc="04190001" w:tentative="1">
+      <w:start w:val="1"/>
+      <w:numFmt w:val="bullet"/>
+      <w:lvlText w:val=""/>
+      <w:lvlJc w:val="left"/>
+      <w:pPr>
+        <w:ind w:left="2804" w:hanging="360"/>
+      </w:pPr>
+      <w:rPr>
+        <w:rFonts w:ascii="Symbol" w:hAnsi="Symbol" w:hint="default"/>
+      </w:rPr>
+    </w:lvl>
+    <w:lvl w:ilvl="4" w:tplc="04190003" w:tentative="1">
+      <w:start w:val="1"/>
+      <w:numFmt w:val="bullet"/>
+      <w:lvlText w:val="o"/>
+      <w:lvlJc w:val="left"/>
+      <w:pPr>
+        <w:ind w:left="3524" w:hanging="360"/>
+      </w:pPr>
+      <w:rPr>
+        <w:rFonts w:ascii="Courier New" w:hAnsi="Courier New" w:cs="Courier New" w:hint="default"/>
+      </w:rPr>
+    </w:lvl>
+    <w:lvl w:ilvl="5" w:tplc="04190005" w:tentative="1">
+      <w:start w:val="1"/>
+      <w:numFmt w:val="bullet"/>
+      <w:lvlText w:val=""/>
+      <w:lvlJc w:val="left"/>
+      <w:pPr>
+        <w:ind w:left="4244" w:hanging="360"/>
+      </w:pPr>
+      <w:rPr>
+        <w:rFonts w:ascii="Wingdings" w:hAnsi="Wingdings" w:hint="default"/>
+      </w:rPr>
+    </w:lvl>
+    <w:lvl w:ilvl="6" w:tplc="04190001" w:tentative="1">
+      <w:start w:val="1"/>
+      <w:numFmt w:val="bullet"/>
+      <w:lvlText w:val=""/>
+      <w:lvlJc w:val="left"/>
+      <w:pPr>
+        <w:ind w:left="4964" w:hanging="360"/>
+      </w:pPr>
+      <w:rPr>
+        <w:rFonts w:ascii="Symbol" w:hAnsi="Symbol" w:hint="default"/>
+      </w:rPr>
+    </w:lvl>
+    <w:lvl w:ilvl="7" w:tplc="04190003" w:tentative="1">
+      <w:start w:val="1"/>
+      <w:numFmt w:val="bullet"/>
+      <w:lvlText w:val="o"/>
+      <w:lvlJc w:val="left"/>
+      <w:pPr>
+        <w:ind w:left="5684" w:hanging="360"/>
+      </w:pPr>
+      <w:rPr>
+        <w:rFonts w:ascii="Courier New" w:hAnsi="Courier New" w:cs="Courier New" w:hint="default"/>
+      </w:rPr>
+    </w:lvl>
+    <w:lvl w:ilvl="8" w:tplc="04190005" w:tentative="1">
+      <w:start w:val="1"/>
+      <w:numFmt w:val="bullet"/>
+      <w:lvlText w:val=""/>
+      <w:lvlJc w:val="left"/>
+      <w:pPr>
+        <w:ind w:left="6404" w:hanging="360"/>
+      </w:pPr>
+      <w:rPr>
+        <w:rFonts w:ascii="Wingdings" w:hAnsi="Wingdings" w:hint="default"/>
+      </w:rPr>
+    </w:lvl>
+  </w:abstractNum>
   <w:num w:numId="1">
     <w:abstractNumId w:val="0"/>
+  </w:num>
+  <w:num w:numId="2">
+    <w:abstractNumId w:val="2"/>
+  </w:num>
+  <w:num w:numId="3">
+    <w:abstractNumId w:val="1"/>
   </w:num>
 </w:numbering>
 </file>
@@ -1231,6 +3015,28 @@
   <w:style w:type="paragraph" w:default="1" w:styleId="a">
     <w:name w:val="Normal"/>
     <w:qFormat/>
+    <w:rsid w:val="006151E7"/>
+  </w:style>
+  <w:style w:type="paragraph" w:styleId="1">
+    <w:name w:val="heading 1"/>
+    <w:basedOn w:val="a"/>
+    <w:next w:val="a"/>
+    <w:link w:val="10"/>
+    <w:uiPriority w:val="9"/>
+    <w:qFormat/>
+    <w:rsid w:val="006151E7"/>
+    <w:pPr>
+      <w:keepNext/>
+      <w:keepLines/>
+      <w:spacing w:before="240" w:after="0"/>
+      <w:outlineLvl w:val="0"/>
+    </w:pPr>
+    <w:rPr>
+      <w:rFonts w:asciiTheme="majorHAnsi" w:eastAsiaTheme="majorEastAsia" w:hAnsiTheme="majorHAnsi" w:cstheme="majorBidi"/>
+      <w:color w:val="2F5496" w:themeColor="accent1" w:themeShade="BF"/>
+      <w:sz w:val="32"/>
+      <w:szCs w:val="32"/>
+    </w:rPr>
   </w:style>
   <w:style w:type="character" w:default="1" w:styleId="a0">
     <w:name w:val="Default Paragraph Font"/>
@@ -1278,6 +3084,57 @@
       <w:ind w:left="720"/>
       <w:contextualSpacing/>
     </w:pPr>
+  </w:style>
+  <w:style w:type="character" w:customStyle="1" w:styleId="10">
+    <w:name w:val="Заголовок 1 Знак"/>
+    <w:basedOn w:val="a0"/>
+    <w:link w:val="1"/>
+    <w:uiPriority w:val="9"/>
+    <w:rsid w:val="006151E7"/>
+    <w:rPr>
+      <w:rFonts w:asciiTheme="majorHAnsi" w:eastAsiaTheme="majorEastAsia" w:hAnsiTheme="majorHAnsi" w:cstheme="majorBidi"/>
+      <w:color w:val="2F5496" w:themeColor="accent1" w:themeShade="BF"/>
+      <w:sz w:val="32"/>
+      <w:szCs w:val="32"/>
+    </w:rPr>
+  </w:style>
+  <w:style w:type="paragraph" w:styleId="a5">
+    <w:name w:val="TOC Heading"/>
+    <w:basedOn w:val="1"/>
+    <w:next w:val="a"/>
+    <w:uiPriority w:val="39"/>
+    <w:unhideWhenUsed/>
+    <w:qFormat/>
+    <w:rsid w:val="006151E7"/>
+    <w:pPr>
+      <w:outlineLvl w:val="9"/>
+    </w:pPr>
+    <w:rPr>
+      <w:lang w:eastAsia="ru-RU"/>
+    </w:rPr>
+  </w:style>
+  <w:style w:type="paragraph" w:styleId="11">
+    <w:name w:val="toc 1"/>
+    <w:basedOn w:val="a"/>
+    <w:next w:val="a"/>
+    <w:autoRedefine/>
+    <w:uiPriority w:val="39"/>
+    <w:unhideWhenUsed/>
+    <w:rsid w:val="006151E7"/>
+    <w:pPr>
+      <w:spacing w:after="100"/>
+    </w:pPr>
+  </w:style>
+  <w:style w:type="character" w:styleId="a6">
+    <w:name w:val="Hyperlink"/>
+    <w:basedOn w:val="a0"/>
+    <w:uiPriority w:val="99"/>
+    <w:unhideWhenUsed/>
+    <w:rsid w:val="006151E7"/>
+    <w:rPr>
+      <w:color w:val="0563C1" w:themeColor="hyperlink"/>
+      <w:u w:val="single"/>
+    </w:rPr>
   </w:style>
 </w:styles>
 </file>
@@ -1575,4 +3432,16 @@
     </a:ext>
   </a:extLst>
 </a:theme>
+</file>
+
+<file path=customXml/item1.xml><?xml version="1.0" encoding="utf-8"?>
+<b:Sources xmlns:b="http://schemas.openxmlformats.org/officeDocument/2006/bibliography" xmlns="http://schemas.openxmlformats.org/officeDocument/2006/bibliography" SelectedStyle="\APASixthEditionOfficeOnline.xsl" StyleName="APA" Version="6"/>
+</file>
+
+<file path=customXml/itemProps1.xml><?xml version="1.0" encoding="utf-8"?>
+<ds:datastoreItem xmlns:ds="http://schemas.openxmlformats.org/officeDocument/2006/customXml" ds:itemID="{16A58AD5-3125-492E-97A0-DD4190E3A512}">
+  <ds:schemaRefs>
+    <ds:schemaRef ds:uri="http://schemas.openxmlformats.org/officeDocument/2006/bibliography"/>
+  </ds:schemaRefs>
+</ds:datastoreItem>
 </file>
--- a/книга_Spring_быстро.docx
+++ b/книга_Spring_быстро.docx
@@ -1998,8 +1998,9 @@
         </w:numPr>
         <w:rPr>
           <w:rFonts w:ascii="Times New Roman" w:hAnsi="Times New Roman" w:cs="Times New Roman"/>
-          <w:sz w:val="20"/>
-          <w:szCs w:val="20"/>
+          <w:sz w:val="28"/>
+          <w:szCs w:val="28"/>
+          <w:u w:val="single"/>
         </w:rPr>
       </w:pPr>
       <w:r>
@@ -2099,6 +2100,44 @@
         </w:rPr>
         <w:t>)</w:t>
       </w:r>
+    </w:p>
+    <w:p>
+      <w:pPr>
+        <w:rPr>
+          <w:rFonts w:ascii="Times New Roman" w:hAnsi="Times New Roman" w:cs="Times New Roman"/>
+          <w:b/>
+          <w:bCs/>
+          <w:sz w:val="20"/>
+          <w:szCs w:val="20"/>
+          <w:u w:val="single"/>
+        </w:rPr>
+      </w:pPr>
+      <w:r>
+        <w:rPr>
+          <w:rFonts w:ascii="Times New Roman" w:hAnsi="Times New Roman" w:cs="Times New Roman"/>
+          <w:b/>
+          <w:bCs/>
+          <w:sz w:val="20"/>
+          <w:szCs w:val="20"/>
+          <w:u w:val="single"/>
+        </w:rPr>
+        <w:t xml:space="preserve">1. </w:t>
+      </w:r>
+      <w:proofErr w:type="spellStart"/>
+      <w:r>
+        <w:rPr>
+          <w:rFonts w:ascii="Times New Roman" w:hAnsi="Times New Roman" w:cs="Times New Roman"/>
+          <w:b/>
+          <w:bCs/>
+          <w:sz w:val="20"/>
+          <w:szCs w:val="20"/>
+          <w:u w:val="single"/>
+        </w:rPr>
+        <w:t>wiring</w:t>
+      </w:r>
+      <w:proofErr w:type="spellEnd"/>
+    </w:p>
+    <w:p>
       <w:r>
         <w:rPr>
           <w:rFonts w:ascii="Times New Roman" w:hAnsi="Times New Roman" w:cs="Times New Roman"/>
@@ -2107,25 +2146,6 @@
         </w:rPr>
         <w:br/>
       </w:r>
-    </w:p>
-    <w:p>
-      <w:pPr>
-        <w:pStyle w:val="a4"/>
-        <w:ind w:left="644"/>
-        <w:rPr>
-          <w:rFonts w:ascii="Times New Roman" w:hAnsi="Times New Roman" w:cs="Times New Roman"/>
-          <w:sz w:val="20"/>
-          <w:szCs w:val="20"/>
-        </w:rPr>
-      </w:pPr>
-      <w:r>
-        <w:rPr>
-          <w:rFonts w:ascii="Times New Roman" w:hAnsi="Times New Roman" w:cs="Times New Roman"/>
-          <w:sz w:val="20"/>
-          <w:szCs w:val="20"/>
-        </w:rPr>
-        <w:br/>
-      </w:r>
       <w:r>
         <w:rPr>
           <w:b/>
@@ -2144,6 +2164,19 @@
       <w:r>
         <w:t xml:space="preserve"> путем передачи параметра в метод </w:t>
       </w:r>
+    </w:p>
+    <w:p>
+      <w:pPr>
+        <w:jc w:val="center"/>
+        <w:rPr>
+          <w:rFonts w:ascii="Times New Roman" w:hAnsi="Times New Roman" w:cs="Times New Roman"/>
+          <w:b/>
+          <w:bCs/>
+          <w:sz w:val="20"/>
+          <w:szCs w:val="20"/>
+          <w:u w:val="single"/>
+        </w:rPr>
+      </w:pPr>
       <w:r>
         <w:drawing>
           <wp:inline distT="0" distB="0" distL="0" distR="0" wp14:anchorId="70E1902A" wp14:editId="31A87696">
@@ -2195,64 +2228,314 @@
     </w:p>
     <w:p>
       <w:pPr>
-        <w:rPr>
-          <w:rFonts w:ascii="Times New Roman" w:hAnsi="Times New Roman" w:cs="Times New Roman"/>
-          <w:sz w:val="20"/>
-          <w:szCs w:val="20"/>
-        </w:rPr>
-      </w:pPr>
-      <w:r>
+        <w:ind w:firstLine="425"/>
+        <w:rPr>
+          <w:rFonts w:ascii="Times New Roman" w:hAnsi="Times New Roman" w:cs="Times New Roman"/>
+          <w:sz w:val="20"/>
+          <w:szCs w:val="20"/>
+        </w:rPr>
+      </w:pPr>
+      <w:r>
+        <w:rPr>
+          <w:rFonts w:ascii="Times New Roman" w:hAnsi="Times New Roman" w:cs="Times New Roman"/>
+          <w:sz w:val="20"/>
+          <w:szCs w:val="20"/>
+        </w:rPr>
+        <w:lastRenderedPageBreak/>
         <w:t>В предыдущем абзаце я употребил слово «внедрение». То, что мы сейчас прописали в листинге, отныне будем называть внедрением зависимостей (</w:t>
       </w:r>
       <w:proofErr w:type="spellStart"/>
       <w:r>
+        <w:rPr>
+          <w:rFonts w:ascii="Times New Roman" w:hAnsi="Times New Roman" w:cs="Times New Roman"/>
+          <w:sz w:val="20"/>
+          <w:szCs w:val="20"/>
+        </w:rPr>
         <w:t>dependency</w:t>
       </w:r>
       <w:proofErr w:type="spellEnd"/>
       <w:r>
+        <w:rPr>
+          <w:rFonts w:ascii="Times New Roman" w:hAnsi="Times New Roman" w:cs="Times New Roman"/>
+          <w:sz w:val="20"/>
+          <w:szCs w:val="20"/>
+        </w:rPr>
         <w:t xml:space="preserve"> </w:t>
       </w:r>
       <w:proofErr w:type="spellStart"/>
       <w:r>
+        <w:rPr>
+          <w:rFonts w:ascii="Times New Roman" w:hAnsi="Times New Roman" w:cs="Times New Roman"/>
+          <w:sz w:val="20"/>
+          <w:szCs w:val="20"/>
+        </w:rPr>
         <w:t>injection</w:t>
       </w:r>
       <w:proofErr w:type="spellEnd"/>
       <w:r>
-        <w:t xml:space="preserve">, DI). Как следует из </w:t>
-      </w:r>
-      <w:r>
-        <w:lastRenderedPageBreak/>
-        <w:t xml:space="preserve">названия, технология DI состоит в том, что фреймворк присваивает значение определенному полю или параметру. В данном случае Spring присваивает значение параметру метода </w:t>
+        <w:rPr>
+          <w:rFonts w:ascii="Times New Roman" w:hAnsi="Times New Roman" w:cs="Times New Roman"/>
+          <w:sz w:val="20"/>
+          <w:szCs w:val="20"/>
+        </w:rPr>
+        <w:t xml:space="preserve">, DI). Как следует из названия, технология DI состоит в том, что фреймворк присваивает значение определенному полю или параметру. В данном случае Spring присваивает значение параметру метода </w:t>
       </w:r>
       <w:proofErr w:type="spellStart"/>
       <w:proofErr w:type="gramStart"/>
       <w:r>
+        <w:rPr>
+          <w:rFonts w:ascii="Times New Roman" w:hAnsi="Times New Roman" w:cs="Times New Roman"/>
+          <w:sz w:val="20"/>
+          <w:szCs w:val="20"/>
+        </w:rPr>
         <w:t>person</w:t>
       </w:r>
       <w:proofErr w:type="spellEnd"/>
       <w:r>
+        <w:rPr>
+          <w:rFonts w:ascii="Times New Roman" w:hAnsi="Times New Roman" w:cs="Times New Roman"/>
+          <w:sz w:val="20"/>
+          <w:szCs w:val="20"/>
+        </w:rPr>
         <w:t>(</w:t>
       </w:r>
       <w:proofErr w:type="gramEnd"/>
       <w:r>
+        <w:rPr>
+          <w:rFonts w:ascii="Times New Roman" w:hAnsi="Times New Roman" w:cs="Times New Roman"/>
+          <w:sz w:val="20"/>
+          <w:szCs w:val="20"/>
+        </w:rPr>
         <w:t xml:space="preserve">) при вызове этого метода и устанавливает для него зависимость. DI — это применение принципа </w:t>
       </w:r>
       <w:proofErr w:type="spellStart"/>
       <w:r>
+        <w:rPr>
+          <w:rFonts w:ascii="Times New Roman" w:hAnsi="Times New Roman" w:cs="Times New Roman"/>
+          <w:sz w:val="20"/>
+          <w:szCs w:val="20"/>
+        </w:rPr>
         <w:t>IoC</w:t>
       </w:r>
       <w:proofErr w:type="spellEnd"/>
       <w:r>
+        <w:rPr>
+          <w:rFonts w:ascii="Times New Roman" w:hAnsi="Times New Roman" w:cs="Times New Roman"/>
+          <w:sz w:val="20"/>
+          <w:szCs w:val="20"/>
+        </w:rPr>
         <w:t xml:space="preserve">, а </w:t>
       </w:r>
       <w:proofErr w:type="spellStart"/>
       <w:r>
+        <w:rPr>
+          <w:rFonts w:ascii="Times New Roman" w:hAnsi="Times New Roman" w:cs="Times New Roman"/>
+          <w:sz w:val="20"/>
+          <w:szCs w:val="20"/>
+        </w:rPr>
         <w:t>IoC</w:t>
       </w:r>
       <w:proofErr w:type="spellEnd"/>
       <w:r>
+        <w:rPr>
+          <w:rFonts w:ascii="Times New Roman" w:hAnsi="Times New Roman" w:cs="Times New Roman"/>
+          <w:sz w:val="20"/>
+          <w:szCs w:val="20"/>
+        </w:rPr>
         <w:t xml:space="preserve"> подразумевает, что фреймворк управляет выполнением приложения.</w:t>
       </w:r>
+    </w:p>
+    <w:p>
+      <w:pPr>
+        <w:rPr>
+          <w:rFonts w:ascii="Times New Roman" w:hAnsi="Times New Roman" w:cs="Times New Roman"/>
+          <w:sz w:val="20"/>
+          <w:szCs w:val="20"/>
+        </w:rPr>
+      </w:pPr>
+      <w:r>
+        <w:rPr>
+          <w:rFonts w:ascii="Times New Roman" w:hAnsi="Times New Roman" w:cs="Times New Roman"/>
+          <w:b/>
+          <w:bCs/>
+          <w:sz w:val="20"/>
+          <w:szCs w:val="20"/>
+          <w:u w:val="single"/>
+          <w:lang w:val="en-US"/>
+        </w:rPr>
+        <w:t>2.</w:t>
+      </w:r>
+      <w:r>
+        <w:rPr>
+          <w:rFonts w:ascii="Times New Roman" w:hAnsi="Times New Roman" w:cs="Times New Roman"/>
+          <w:b/>
+          <w:bCs/>
+          <w:sz w:val="20"/>
+          <w:szCs w:val="20"/>
+          <w:u w:val="single"/>
+        </w:rPr>
+        <w:t xml:space="preserve"> </w:t>
+      </w:r>
+      <w:proofErr w:type="spellStart"/>
+      <w:r>
+        <w:rPr>
+          <w:rFonts w:ascii="Times New Roman" w:hAnsi="Times New Roman" w:cs="Times New Roman"/>
+          <w:b/>
+          <w:bCs/>
+          <w:sz w:val="20"/>
+          <w:szCs w:val="20"/>
+          <w:u w:val="single"/>
+        </w:rPr>
+        <w:t>auto-wiring</w:t>
+      </w:r>
+      <w:proofErr w:type="spellEnd"/>
+    </w:p>
+    <w:p>
+      <w:pPr>
+        <w:ind w:firstLine="425"/>
+        <w:rPr>
+          <w:rFonts w:ascii="Times New Roman" w:hAnsi="Times New Roman" w:cs="Times New Roman"/>
+          <w:sz w:val="20"/>
+          <w:szCs w:val="20"/>
+        </w:rPr>
+      </w:pPr>
+      <w:r>
+        <w:rPr>
+          <w:rFonts w:ascii="Times New Roman" w:hAnsi="Times New Roman" w:cs="Times New Roman"/>
+          <w:sz w:val="20"/>
+          <w:szCs w:val="20"/>
+        </w:rPr>
+        <w:t xml:space="preserve">Рассмотрим еще один способ установить связь между </w:t>
+      </w:r>
+      <w:proofErr w:type="spellStart"/>
+      <w:r>
+        <w:rPr>
+          <w:rFonts w:ascii="Times New Roman" w:hAnsi="Times New Roman" w:cs="Times New Roman"/>
+          <w:sz w:val="20"/>
+          <w:szCs w:val="20"/>
+        </w:rPr>
+        <w:t>бинами</w:t>
+      </w:r>
+      <w:proofErr w:type="spellEnd"/>
+      <w:r>
+        <w:rPr>
+          <w:rFonts w:ascii="Times New Roman" w:hAnsi="Times New Roman" w:cs="Times New Roman"/>
+          <w:sz w:val="20"/>
+          <w:szCs w:val="20"/>
+        </w:rPr>
+        <w:t>, размещенными в контексте Spring. Данная технология, требующая использования аннотации @Autowired, будет часто встречаться вам при изменении класса, для которого был определен бин (если этот класс не является частью зависимости)</w:t>
+      </w:r>
+      <w:r>
+        <w:rPr>
+          <w:rFonts w:ascii="Times New Roman" w:hAnsi="Times New Roman" w:cs="Times New Roman"/>
+          <w:sz w:val="20"/>
+          <w:szCs w:val="20"/>
+        </w:rPr>
+        <w:br/>
+      </w:r>
+      <w:r>
+        <w:rPr>
+          <w:rFonts w:ascii="Times New Roman" w:hAnsi="Times New Roman" w:cs="Times New Roman"/>
+          <w:sz w:val="20"/>
+          <w:szCs w:val="20"/>
+        </w:rPr>
+        <w:t xml:space="preserve">есть следующие три способа применения аннотации </w:t>
+      </w:r>
+      <w:r>
+        <w:rPr>
+          <w:rFonts w:ascii="Times New Roman" w:hAnsi="Times New Roman" w:cs="Times New Roman"/>
+          <w:b/>
+          <w:bCs/>
+          <w:sz w:val="20"/>
+          <w:szCs w:val="20"/>
+        </w:rPr>
+        <w:t>@Autowired:</w:t>
+      </w:r>
+      <w:r>
+        <w:rPr>
+          <w:rFonts w:ascii="Times New Roman" w:hAnsi="Times New Roman" w:cs="Times New Roman"/>
+          <w:sz w:val="20"/>
+          <w:szCs w:val="20"/>
+        </w:rPr>
+        <w:t xml:space="preserve"> </w:t>
+      </w:r>
+    </w:p>
+    <w:p>
+      <w:pPr>
+        <w:pStyle w:val="a4"/>
+        <w:numPr>
+          <w:ilvl w:val="0"/>
+          <w:numId w:val="4"/>
+        </w:numPr>
+        <w:rPr>
+          <w:rFonts w:ascii="Times New Roman" w:hAnsi="Times New Roman" w:cs="Times New Roman"/>
+          <w:sz w:val="20"/>
+          <w:szCs w:val="20"/>
+        </w:rPr>
+      </w:pPr>
+      <w:r>
+        <w:rPr>
+          <w:rFonts w:ascii="Times New Roman" w:hAnsi="Times New Roman" w:cs="Times New Roman"/>
+          <w:sz w:val="20"/>
+          <w:szCs w:val="20"/>
+        </w:rPr>
+        <w:t xml:space="preserve">внедрение значения в поле класса — именно такие примеры вам будут встречаться в большинстве описаний данной концепции; </w:t>
+      </w:r>
+    </w:p>
+    <w:p>
+      <w:pPr>
+        <w:pStyle w:val="a4"/>
+        <w:numPr>
+          <w:ilvl w:val="0"/>
+          <w:numId w:val="4"/>
+        </w:numPr>
+        <w:rPr>
+          <w:rFonts w:ascii="Times New Roman" w:hAnsi="Times New Roman" w:cs="Times New Roman"/>
+          <w:sz w:val="20"/>
+          <w:szCs w:val="20"/>
+        </w:rPr>
+      </w:pPr>
+      <w:r>
+        <w:rPr>
+          <w:rFonts w:ascii="Times New Roman" w:hAnsi="Times New Roman" w:cs="Times New Roman"/>
+          <w:sz w:val="20"/>
+          <w:szCs w:val="20"/>
+        </w:rPr>
+        <w:t xml:space="preserve">внедрение значения через параметры конструктора класса — этот способ вы будете чаще всего использовать на практике; </w:t>
+      </w:r>
+    </w:p>
+    <w:p>
+      <w:pPr>
+        <w:pStyle w:val="a4"/>
+        <w:numPr>
+          <w:ilvl w:val="0"/>
+          <w:numId w:val="4"/>
+        </w:numPr>
+        <w:rPr>
+          <w:rFonts w:ascii="Times New Roman" w:hAnsi="Times New Roman" w:cs="Times New Roman"/>
+          <w:sz w:val="20"/>
+          <w:szCs w:val="20"/>
+        </w:rPr>
+      </w:pPr>
+      <w:r>
+        <w:rPr>
+          <w:rFonts w:ascii="Times New Roman" w:hAnsi="Times New Roman" w:cs="Times New Roman"/>
+          <w:sz w:val="20"/>
+          <w:szCs w:val="20"/>
+        </w:rPr>
+        <w:t>внедрение значения через сеттер — в готовом к эксплуатации коде этот метод встречается очень редко.</w:t>
+      </w:r>
+    </w:p>
+    <w:p>
+      <w:pPr>
+        <w:pStyle w:val="a4"/>
+        <w:ind w:left="785"/>
+        <w:rPr>
+          <w:rFonts w:ascii="Times New Roman" w:hAnsi="Times New Roman" w:cs="Times New Roman"/>
+          <w:sz w:val="20"/>
+          <w:szCs w:val="20"/>
+        </w:rPr>
+      </w:pPr>
     </w:p>
     <w:sectPr>
       <w:pgSz w:w="11906" w:h="16838"/>
@@ -2493,6 +2776,92 @@
     </w:lvl>
   </w:abstractNum>
   <w:abstractNum w:abstractNumId="2" w15:restartNumberingAfterBreak="0">
+    <w:nsid w:val="66627FA3"/>
+    <w:multiLevelType w:val="hybridMultilevel"/>
+    <w:tmpl w:val="E73CA8EE"/>
+    <w:lvl w:ilvl="0" w:tplc="0419000F">
+      <w:start w:val="1"/>
+      <w:numFmt w:val="decimal"/>
+      <w:lvlText w:val="%1."/>
+      <w:lvlJc w:val="left"/>
+      <w:pPr>
+        <w:ind w:left="785" w:hanging="360"/>
+      </w:pPr>
+    </w:lvl>
+    <w:lvl w:ilvl="1" w:tplc="04190019" w:tentative="1">
+      <w:start w:val="1"/>
+      <w:numFmt w:val="lowerLetter"/>
+      <w:lvlText w:val="%2."/>
+      <w:lvlJc w:val="left"/>
+      <w:pPr>
+        <w:ind w:left="1505" w:hanging="360"/>
+      </w:pPr>
+    </w:lvl>
+    <w:lvl w:ilvl="2" w:tplc="0419001B" w:tentative="1">
+      <w:start w:val="1"/>
+      <w:numFmt w:val="lowerRoman"/>
+      <w:lvlText w:val="%3."/>
+      <w:lvlJc w:val="right"/>
+      <w:pPr>
+        <w:ind w:left="2225" w:hanging="180"/>
+      </w:pPr>
+    </w:lvl>
+    <w:lvl w:ilvl="3" w:tplc="0419000F" w:tentative="1">
+      <w:start w:val="1"/>
+      <w:numFmt w:val="decimal"/>
+      <w:lvlText w:val="%4."/>
+      <w:lvlJc w:val="left"/>
+      <w:pPr>
+        <w:ind w:left="2945" w:hanging="360"/>
+      </w:pPr>
+    </w:lvl>
+    <w:lvl w:ilvl="4" w:tplc="04190019" w:tentative="1">
+      <w:start w:val="1"/>
+      <w:numFmt w:val="lowerLetter"/>
+      <w:lvlText w:val="%5."/>
+      <w:lvlJc w:val="left"/>
+      <w:pPr>
+        <w:ind w:left="3665" w:hanging="360"/>
+      </w:pPr>
+    </w:lvl>
+    <w:lvl w:ilvl="5" w:tplc="0419001B" w:tentative="1">
+      <w:start w:val="1"/>
+      <w:numFmt w:val="lowerRoman"/>
+      <w:lvlText w:val="%6."/>
+      <w:lvlJc w:val="right"/>
+      <w:pPr>
+        <w:ind w:left="4385" w:hanging="180"/>
+      </w:pPr>
+    </w:lvl>
+    <w:lvl w:ilvl="6" w:tplc="0419000F" w:tentative="1">
+      <w:start w:val="1"/>
+      <w:numFmt w:val="decimal"/>
+      <w:lvlText w:val="%7."/>
+      <w:lvlJc w:val="left"/>
+      <w:pPr>
+        <w:ind w:left="5105" w:hanging="360"/>
+      </w:pPr>
+    </w:lvl>
+    <w:lvl w:ilvl="7" w:tplc="04190019" w:tentative="1">
+      <w:start w:val="1"/>
+      <w:numFmt w:val="lowerLetter"/>
+      <w:lvlText w:val="%8."/>
+      <w:lvlJc w:val="left"/>
+      <w:pPr>
+        <w:ind w:left="5825" w:hanging="360"/>
+      </w:pPr>
+    </w:lvl>
+    <w:lvl w:ilvl="8" w:tplc="0419001B" w:tentative="1">
+      <w:start w:val="1"/>
+      <w:numFmt w:val="lowerRoman"/>
+      <w:lvlText w:val="%9."/>
+      <w:lvlJc w:val="right"/>
+      <w:pPr>
+        <w:ind w:left="6545" w:hanging="180"/>
+      </w:pPr>
+    </w:lvl>
+  </w:abstractNum>
+  <w:abstractNum w:abstractNumId="3" w15:restartNumberingAfterBreak="0">
     <w:nsid w:val="6F5B5185"/>
     <w:multiLevelType w:val="hybridMultilevel"/>
     <w:tmpl w:val="568838F6"/>
@@ -2609,10 +2978,13 @@
     <w:abstractNumId w:val="0"/>
   </w:num>
   <w:num w:numId="2">
-    <w:abstractNumId w:val="2"/>
+    <w:abstractNumId w:val="3"/>
   </w:num>
   <w:num w:numId="3">
     <w:abstractNumId w:val="1"/>
+  </w:num>
+  <w:num w:numId="4">
+    <w:abstractNumId w:val="2"/>
   </w:num>
 </w:numbering>
 </file>

--- a/книга_Spring_быстро.docx
+++ b/книга_Spring_быстро.docx
@@ -5,9 +5,11 @@
     <w:sdt>
       <w:sdtPr>
         <w:rPr>
-          <w:rFonts w:ascii="Times New Roman" w:hAnsi="Times New Roman" w:cs="Times New Roman"/>
-          <w:sz w:val="20"/>
-          <w:szCs w:val="20"/>
+          <w:rFonts w:ascii="Times New Roman" w:eastAsiaTheme="minorHAnsi" w:hAnsi="Times New Roman" w:cs="Times New Roman"/>
+          <w:color w:val="auto"/>
+          <w:sz w:val="20"/>
+          <w:szCs w:val="20"/>
+          <w:lang w:eastAsia="en-US"/>
         </w:rPr>
         <w:id w:val="-1384709644"/>
         <w:docPartObj>
@@ -17,11 +19,8 @@
       </w:sdtPr>
       <w:sdtEndPr>
         <w:rPr>
-          <w:rFonts w:eastAsiaTheme="minorHAnsi"/>
-          <w:b/>
-          <w:bCs/>
-          <w:color w:val="auto"/>
-          <w:lang w:eastAsia="en-US"/>
+          <w:b/>
+          <w:bCs/>
         </w:rPr>
       </w:sdtEndPr>
       <w:sdtContent>
@@ -295,31 +294,7 @@
                 <w:sz w:val="20"/>
                 <w:szCs w:val="20"/>
               </w:rPr>
-              <w:t>ГЛ</w:t>
-            </w:r>
-            <w:r>
-              <w:rPr>
-                <w:rStyle w:val="a6"/>
-                <w:rFonts w:ascii="Times New Roman" w:hAnsi="Times New Roman" w:cs="Times New Roman"/>
-                <w:b/>
-                <w:bCs/>
-                <w:noProof/>
-                <w:sz w:val="20"/>
-                <w:szCs w:val="20"/>
-              </w:rPr>
-              <w:t>А</w:t>
-            </w:r>
-            <w:r>
-              <w:rPr>
-                <w:rStyle w:val="a6"/>
-                <w:rFonts w:ascii="Times New Roman" w:hAnsi="Times New Roman" w:cs="Times New Roman"/>
-                <w:b/>
-                <w:bCs/>
-                <w:noProof/>
-                <w:sz w:val="20"/>
-                <w:szCs w:val="20"/>
-              </w:rPr>
-              <w:t>ВА 3</w:t>
+              <w:t>ГЛАВА 3</w:t>
             </w:r>
             <w:r>
               <w:rPr>
@@ -1719,15 +1694,7 @@
           <w:sz w:val="20"/>
           <w:szCs w:val="20"/>
         </w:rPr>
-        <w:t>В</w:t>
-      </w:r>
-      <w:r>
-        <w:rPr>
-          <w:rFonts w:ascii="Times New Roman" w:hAnsi="Times New Roman" w:cs="Times New Roman"/>
-          <w:sz w:val="20"/>
-          <w:szCs w:val="20"/>
-        </w:rPr>
-        <w:t xml:space="preserve"> реальных приложениях приходится обращаться из одного </w:t>
+        <w:t xml:space="preserve">В реальных приложениях приходится обращаться из одного </w:t>
       </w:r>
       <w:proofErr w:type="spellStart"/>
       <w:r>
@@ -2009,27 +1976,24 @@
           <w:sz w:val="20"/>
           <w:szCs w:val="20"/>
         </w:rPr>
-        <w:t>внедрени</w:t>
-      </w:r>
-      <w:r>
-        <w:rPr>
-          <w:rFonts w:ascii="Times New Roman" w:hAnsi="Times New Roman" w:cs="Times New Roman"/>
-          <w:sz w:val="20"/>
-          <w:szCs w:val="20"/>
-        </w:rPr>
-        <w:t>е</w:t>
-      </w:r>
-      <w:r>
-        <w:rPr>
-          <w:rFonts w:ascii="Times New Roman" w:hAnsi="Times New Roman" w:cs="Times New Roman"/>
-          <w:sz w:val="20"/>
-          <w:szCs w:val="20"/>
-        </w:rPr>
-        <w:t xml:space="preserve"> зависимостей</w:t>
-      </w:r>
-      <w:r>
-        <w:rPr>
-          <w:rFonts w:ascii="Times New Roman" w:hAnsi="Times New Roman" w:cs="Times New Roman"/>
+        <w:t>внедрение зависимостей (</w:t>
+      </w:r>
+      <w:r>
+        <w:rPr>
+          <w:rFonts w:ascii="Times New Roman" w:hAnsi="Times New Roman" w:cs="Times New Roman"/>
+          <w:b/>
+          <w:bCs/>
+          <w:sz w:val="20"/>
+          <w:szCs w:val="20"/>
+          <w:lang w:val="en-US"/>
+        </w:rPr>
+        <w:t>dependency</w:t>
+      </w:r>
+      <w:r>
+        <w:rPr>
+          <w:rFonts w:ascii="Times New Roman" w:hAnsi="Times New Roman" w:cs="Times New Roman"/>
+          <w:b/>
+          <w:bCs/>
           <w:sz w:val="20"/>
           <w:szCs w:val="20"/>
         </w:rPr>
@@ -2038,58 +2002,29 @@
       <w:r>
         <w:rPr>
           <w:rFonts w:ascii="Times New Roman" w:hAnsi="Times New Roman" w:cs="Times New Roman"/>
-          <w:sz w:val="20"/>
-          <w:szCs w:val="20"/>
-        </w:rPr>
-        <w:t>(</w:t>
-      </w:r>
-      <w:r>
-        <w:rPr>
-          <w:rFonts w:ascii="Times New Roman" w:hAnsi="Times New Roman" w:cs="Times New Roman"/>
           <w:b/>
           <w:bCs/>
           <w:sz w:val="20"/>
           <w:szCs w:val="20"/>
           <w:lang w:val="en-US"/>
         </w:rPr>
-        <w:t>dependency</w:t>
-      </w:r>
-      <w:r>
-        <w:rPr>
-          <w:rFonts w:ascii="Times New Roman" w:hAnsi="Times New Roman" w:cs="Times New Roman"/>
-          <w:b/>
-          <w:bCs/>
-          <w:sz w:val="20"/>
-          <w:szCs w:val="20"/>
-        </w:rPr>
-        <w:t xml:space="preserve"> </w:t>
-      </w:r>
-      <w:r>
-        <w:rPr>
-          <w:rFonts w:ascii="Times New Roman" w:hAnsi="Times New Roman" w:cs="Times New Roman"/>
-          <w:b/>
-          <w:bCs/>
+        <w:t>injection</w:t>
+      </w:r>
+      <w:r>
+        <w:rPr>
+          <w:rFonts w:ascii="Times New Roman" w:hAnsi="Times New Roman" w:cs="Times New Roman"/>
+          <w:sz w:val="20"/>
+          <w:szCs w:val="20"/>
+        </w:rPr>
+        <w:t xml:space="preserve">, </w:t>
+      </w:r>
+      <w:r>
+        <w:rPr>
+          <w:rFonts w:ascii="Times New Roman" w:hAnsi="Times New Roman" w:cs="Times New Roman"/>
           <w:sz w:val="20"/>
           <w:szCs w:val="20"/>
           <w:lang w:val="en-US"/>
         </w:rPr>
-        <w:t>injection</w:t>
-      </w:r>
-      <w:r>
-        <w:rPr>
-          <w:rFonts w:ascii="Times New Roman" w:hAnsi="Times New Roman" w:cs="Times New Roman"/>
-          <w:sz w:val="20"/>
-          <w:szCs w:val="20"/>
-        </w:rPr>
-        <w:t xml:space="preserve">, </w:t>
-      </w:r>
-      <w:r>
-        <w:rPr>
-          <w:rFonts w:ascii="Times New Roman" w:hAnsi="Times New Roman" w:cs="Times New Roman"/>
-          <w:sz w:val="20"/>
-          <w:szCs w:val="20"/>
-          <w:lang w:val="en-US"/>
-        </w:rPr>
         <w:t>DI</w:t>
       </w:r>
       <w:r>
@@ -2178,6 +2113,9 @@
         </w:rPr>
       </w:pPr>
       <w:r>
+        <w:rPr>
+          <w:noProof/>
+        </w:rPr>
         <w:drawing>
           <wp:inline distT="0" distB="0" distL="0" distR="0" wp14:anchorId="70E1902A" wp14:editId="31A87696">
             <wp:extent cx="3935896" cy="2196192"/>
@@ -2361,7 +2299,6 @@
           <w:sz w:val="20"/>
           <w:szCs w:val="20"/>
           <w:u w:val="single"/>
-          <w:lang w:val="en-US"/>
         </w:rPr>
         <w:t>2.</w:t>
       </w:r>
@@ -2432,13 +2369,6 @@
           <w:szCs w:val="20"/>
         </w:rPr>
         <w:br/>
-      </w:r>
-      <w:r>
-        <w:rPr>
-          <w:rFonts w:ascii="Times New Roman" w:hAnsi="Times New Roman" w:cs="Times New Roman"/>
-          <w:sz w:val="20"/>
-          <w:szCs w:val="20"/>
-        </w:rPr>
         <w:t xml:space="preserve">есть следующие три способа применения аннотации </w:t>
       </w:r>
       <w:r>
@@ -2476,10 +2406,20 @@
       <w:r>
         <w:rPr>
           <w:rFonts w:ascii="Times New Roman" w:hAnsi="Times New Roman" w:cs="Times New Roman"/>
-          <w:sz w:val="20"/>
-          <w:szCs w:val="20"/>
-        </w:rPr>
-        <w:t xml:space="preserve">внедрение значения в поле класса — именно такие примеры вам будут встречаться в большинстве описаний данной концепции; </w:t>
+          <w:b/>
+          <w:bCs/>
+          <w:sz w:val="20"/>
+          <w:szCs w:val="20"/>
+        </w:rPr>
+        <w:t>внедрение значения в поле класса</w:t>
+      </w:r>
+      <w:r>
+        <w:rPr>
+          <w:rFonts w:ascii="Times New Roman" w:hAnsi="Times New Roman" w:cs="Times New Roman"/>
+          <w:sz w:val="20"/>
+          <w:szCs w:val="20"/>
+        </w:rPr>
+        <w:t xml:space="preserve"> — именно такие примеры вам будут встречаться в большинстве описаний данной концепции; </w:t>
       </w:r>
     </w:p>
     <w:p>
@@ -2498,10 +2438,20 @@
       <w:r>
         <w:rPr>
           <w:rFonts w:ascii="Times New Roman" w:hAnsi="Times New Roman" w:cs="Times New Roman"/>
-          <w:sz w:val="20"/>
-          <w:szCs w:val="20"/>
-        </w:rPr>
-        <w:t xml:space="preserve">внедрение значения через параметры конструктора класса — этот способ вы будете чаще всего использовать на практике; </w:t>
+          <w:b/>
+          <w:bCs/>
+          <w:sz w:val="20"/>
+          <w:szCs w:val="20"/>
+        </w:rPr>
+        <w:t>внедрение значения через параметры конструктора класса</w:t>
+      </w:r>
+      <w:r>
+        <w:rPr>
+          <w:rFonts w:ascii="Times New Roman" w:hAnsi="Times New Roman" w:cs="Times New Roman"/>
+          <w:sz w:val="20"/>
+          <w:szCs w:val="20"/>
+        </w:rPr>
+        <w:t xml:space="preserve"> — этот способ вы будете чаще всего использовать на практике; </w:t>
       </w:r>
     </w:p>
     <w:p>
@@ -2520,10 +2470,404 @@
       <w:r>
         <w:rPr>
           <w:rFonts w:ascii="Times New Roman" w:hAnsi="Times New Roman" w:cs="Times New Roman"/>
-          <w:sz w:val="20"/>
-          <w:szCs w:val="20"/>
-        </w:rPr>
-        <w:t>внедрение значения через сеттер — в готовом к эксплуатации коде этот метод встречается очень редко.</w:t>
+          <w:b/>
+          <w:bCs/>
+          <w:sz w:val="20"/>
+          <w:szCs w:val="20"/>
+        </w:rPr>
+        <w:t>внедрение значения через сеттер</w:t>
+      </w:r>
+      <w:r>
+        <w:rPr>
+          <w:rFonts w:ascii="Times New Roman" w:hAnsi="Times New Roman" w:cs="Times New Roman"/>
+          <w:sz w:val="20"/>
+          <w:szCs w:val="20"/>
+        </w:rPr>
+        <w:t xml:space="preserve"> — в готовом к эксплуатации коде этот метод встречается очень редко.</w:t>
+      </w:r>
+    </w:p>
+    <w:p>
+      <w:pPr>
+        <w:pStyle w:val="a4"/>
+        <w:ind w:left="785"/>
+        <w:rPr>
+          <w:rFonts w:ascii="Times New Roman" w:hAnsi="Times New Roman" w:cs="Times New Roman"/>
+          <w:sz w:val="20"/>
+          <w:szCs w:val="20"/>
+        </w:rPr>
+      </w:pPr>
+    </w:p>
+    <w:p>
+      <w:pPr>
+        <w:pStyle w:val="a4"/>
+        <w:ind w:left="502"/>
+        <w:rPr>
+          <w:rFonts w:ascii="Times New Roman" w:hAnsi="Times New Roman" w:cs="Times New Roman"/>
+          <w:b/>
+          <w:bCs/>
+          <w:sz w:val="20"/>
+          <w:szCs w:val="20"/>
+          <w:lang w:val="en-US"/>
+        </w:rPr>
+      </w:pPr>
+      <w:r>
+        <w:rPr>
+          <w:rFonts w:ascii="Times New Roman" w:hAnsi="Times New Roman" w:cs="Times New Roman"/>
+          <w:b/>
+          <w:bCs/>
+          <w:sz w:val="20"/>
+          <w:szCs w:val="20"/>
+        </w:rPr>
+        <w:t>В</w:t>
+      </w:r>
+      <w:r>
+        <w:rPr>
+          <w:rFonts w:ascii="Times New Roman" w:hAnsi="Times New Roman" w:cs="Times New Roman"/>
+          <w:b/>
+          <w:bCs/>
+          <w:sz w:val="20"/>
+          <w:szCs w:val="20"/>
+        </w:rPr>
+        <w:t>недрение значения в поле класса</w:t>
+      </w:r>
+      <w:r>
+        <w:rPr>
+          <w:rFonts w:ascii="Times New Roman" w:hAnsi="Times New Roman" w:cs="Times New Roman"/>
+          <w:b/>
+          <w:bCs/>
+          <w:sz w:val="20"/>
+          <w:szCs w:val="20"/>
+        </w:rPr>
+        <w:t xml:space="preserve"> </w:t>
+      </w:r>
+    </w:p>
+    <w:p>
+      <w:pPr>
+        <w:pStyle w:val="a4"/>
+        <w:ind w:left="502"/>
+        <w:rPr>
+          <w:rFonts w:ascii="Times New Roman" w:hAnsi="Times New Roman" w:cs="Times New Roman"/>
+          <w:sz w:val="20"/>
+          <w:szCs w:val="20"/>
+        </w:rPr>
+      </w:pPr>
+      <w:r>
+        <w:rPr>
+          <w:rFonts w:ascii="Times New Roman" w:hAnsi="Times New Roman" w:cs="Times New Roman"/>
+          <w:b/>
+          <w:bCs/>
+          <w:sz w:val="24"/>
+          <w:szCs w:val="24"/>
+        </w:rPr>
+        <w:t>+</w:t>
+      </w:r>
+      <w:r>
+        <w:rPr>
+          <w:rFonts w:ascii="Times New Roman" w:hAnsi="Times New Roman" w:cs="Times New Roman"/>
+          <w:b/>
+          <w:bCs/>
+          <w:sz w:val="20"/>
+          <w:szCs w:val="20"/>
+        </w:rPr>
+        <w:t xml:space="preserve"> </w:t>
+      </w:r>
+      <w:r>
+        <w:rPr>
+          <w:rFonts w:ascii="Times New Roman" w:hAnsi="Times New Roman" w:cs="Times New Roman"/>
+          <w:sz w:val="20"/>
+          <w:szCs w:val="20"/>
+        </w:rPr>
+        <w:t>просто</w:t>
+      </w:r>
+    </w:p>
+    <w:p>
+      <w:pPr>
+        <w:pStyle w:val="a4"/>
+        <w:ind w:left="502"/>
+        <w:rPr>
+          <w:rFonts w:ascii="Times New Roman" w:hAnsi="Times New Roman" w:cs="Times New Roman"/>
+          <w:sz w:val="20"/>
+          <w:szCs w:val="20"/>
+        </w:rPr>
+      </w:pPr>
+      <w:r>
+        <w:rPr>
+          <w:rFonts w:ascii="Times New Roman" w:hAnsi="Times New Roman" w:cs="Times New Roman"/>
+          <w:sz w:val="20"/>
+          <w:szCs w:val="20"/>
+        </w:rPr>
+        <w:t xml:space="preserve">   </w:t>
+      </w:r>
+      <w:r>
+        <w:rPr>
+          <w:rFonts w:ascii="Times New Roman" w:hAnsi="Times New Roman" w:cs="Times New Roman"/>
+          <w:sz w:val="20"/>
+          <w:szCs w:val="20"/>
+        </w:rPr>
+        <w:t>ч</w:t>
+      </w:r>
+      <w:r>
+        <w:rPr>
+          <w:rFonts w:ascii="Times New Roman" w:hAnsi="Times New Roman" w:cs="Times New Roman"/>
+          <w:sz w:val="20"/>
+          <w:szCs w:val="20"/>
+        </w:rPr>
+        <w:t>асто встречается в примерах и тестах</w:t>
+      </w:r>
+    </w:p>
+    <w:p>
+      <w:pPr>
+        <w:pStyle w:val="a4"/>
+        <w:ind w:left="502"/>
+        <w:rPr>
+          <w:rFonts w:ascii="Times New Roman" w:hAnsi="Times New Roman" w:cs="Times New Roman"/>
+          <w:sz w:val="20"/>
+          <w:szCs w:val="20"/>
+        </w:rPr>
+      </w:pPr>
+      <w:r>
+        <w:rPr>
+          <w:rFonts w:ascii="Times New Roman" w:hAnsi="Times New Roman" w:cs="Times New Roman"/>
+          <w:b/>
+          <w:bCs/>
+          <w:sz w:val="24"/>
+          <w:szCs w:val="24"/>
+        </w:rPr>
+        <w:t xml:space="preserve">- </w:t>
+      </w:r>
+      <w:r>
+        <w:rPr>
+          <w:rFonts w:ascii="Times New Roman" w:hAnsi="Times New Roman" w:cs="Times New Roman"/>
+          <w:sz w:val="20"/>
+          <w:szCs w:val="20"/>
+        </w:rPr>
+        <w:t xml:space="preserve"> </w:t>
+      </w:r>
+      <w:r>
+        <w:rPr>
+          <w:rFonts w:ascii="Times New Roman" w:hAnsi="Times New Roman" w:cs="Times New Roman"/>
+          <w:sz w:val="20"/>
+          <w:szCs w:val="20"/>
+        </w:rPr>
+        <w:t xml:space="preserve">не рекомендуется к использованию в проекте </w:t>
+      </w:r>
+      <w:proofErr w:type="spellStart"/>
+      <w:r>
+        <w:rPr>
+          <w:rFonts w:ascii="Times New Roman" w:hAnsi="Times New Roman" w:cs="Times New Roman"/>
+          <w:sz w:val="20"/>
+          <w:szCs w:val="20"/>
+        </w:rPr>
+        <w:t>тк</w:t>
+      </w:r>
+      <w:proofErr w:type="spellEnd"/>
+      <w:r>
+        <w:rPr>
+          <w:rFonts w:ascii="Times New Roman" w:hAnsi="Times New Roman" w:cs="Times New Roman"/>
+          <w:sz w:val="20"/>
+          <w:szCs w:val="20"/>
+        </w:rPr>
+        <w:t xml:space="preserve"> нельзя применять к </w:t>
+      </w:r>
+      <w:r>
+        <w:rPr>
+          <w:rFonts w:ascii="Times New Roman" w:hAnsi="Times New Roman" w:cs="Times New Roman"/>
+          <w:sz w:val="20"/>
+          <w:szCs w:val="20"/>
+          <w:lang w:val="en-US"/>
+        </w:rPr>
+        <w:t>final</w:t>
+      </w:r>
+      <w:r>
+        <w:rPr>
+          <w:rFonts w:ascii="Times New Roman" w:hAnsi="Times New Roman" w:cs="Times New Roman"/>
+          <w:sz w:val="20"/>
+          <w:szCs w:val="20"/>
+        </w:rPr>
+        <w:t xml:space="preserve"> полям</w:t>
+      </w:r>
+      <w:r>
+        <w:rPr>
+          <w:rFonts w:ascii="Times New Roman" w:hAnsi="Times New Roman" w:cs="Times New Roman"/>
+          <w:sz w:val="20"/>
+          <w:szCs w:val="20"/>
+        </w:rPr>
+        <w:t xml:space="preserve"> </w:t>
+      </w:r>
+      <w:r>
+        <w:rPr>
+          <w:rFonts w:ascii="Times New Roman" w:hAnsi="Times New Roman" w:cs="Times New Roman"/>
+          <w:sz w:val="20"/>
+          <w:szCs w:val="20"/>
+        </w:rPr>
+        <w:t>(ошибка)</w:t>
+      </w:r>
+      <w:r>
+        <w:rPr>
+          <w:rFonts w:ascii="Times New Roman" w:hAnsi="Times New Roman" w:cs="Times New Roman"/>
+          <w:sz w:val="20"/>
+          <w:szCs w:val="20"/>
+        </w:rPr>
+        <w:t>.</w:t>
+      </w:r>
+    </w:p>
+    <w:p>
+      <w:pPr>
+        <w:pStyle w:val="a4"/>
+        <w:ind w:left="502" w:firstLine="206"/>
+        <w:rPr>
+          <w:rFonts w:ascii="Times New Roman" w:hAnsi="Times New Roman" w:cs="Times New Roman"/>
+          <w:sz w:val="20"/>
+          <w:szCs w:val="20"/>
+        </w:rPr>
+      </w:pPr>
+      <w:r>
+        <w:rPr>
+          <w:rFonts w:ascii="Times New Roman" w:hAnsi="Times New Roman" w:cs="Times New Roman"/>
+          <w:sz w:val="20"/>
+          <w:szCs w:val="20"/>
+        </w:rPr>
+        <w:t>п</w:t>
+      </w:r>
+      <w:r>
+        <w:rPr>
+          <w:rFonts w:ascii="Times New Roman" w:hAnsi="Times New Roman" w:cs="Times New Roman"/>
+          <w:sz w:val="20"/>
+          <w:szCs w:val="20"/>
+        </w:rPr>
+        <w:t>ри инициализации сам управляешь значением</w:t>
+      </w:r>
+    </w:p>
+    <w:p>
+      <w:pPr>
+        <w:ind w:firstLine="502"/>
+        <w:rPr>
+          <w:rFonts w:ascii="Times New Roman" w:hAnsi="Times New Roman" w:cs="Times New Roman"/>
+          <w:b/>
+          <w:bCs/>
+          <w:sz w:val="20"/>
+          <w:szCs w:val="20"/>
+        </w:rPr>
+      </w:pPr>
+      <w:r>
+        <w:rPr>
+          <w:rFonts w:ascii="Times New Roman" w:hAnsi="Times New Roman" w:cs="Times New Roman"/>
+          <w:b/>
+          <w:bCs/>
+          <w:sz w:val="20"/>
+          <w:szCs w:val="20"/>
+        </w:rPr>
+        <w:t>В</w:t>
+      </w:r>
+      <w:r>
+        <w:rPr>
+          <w:rFonts w:ascii="Times New Roman" w:hAnsi="Times New Roman" w:cs="Times New Roman"/>
+          <w:b/>
+          <w:bCs/>
+          <w:sz w:val="20"/>
+          <w:szCs w:val="20"/>
+        </w:rPr>
+        <w:t>недрение значения через параметры конструктора класса</w:t>
+      </w:r>
+    </w:p>
+    <w:p>
+      <w:pPr>
+        <w:ind w:firstLine="502"/>
+        <w:rPr>
+          <w:rFonts w:ascii="Times New Roman" w:hAnsi="Times New Roman" w:cs="Times New Roman"/>
+          <w:sz w:val="20"/>
+          <w:szCs w:val="20"/>
+        </w:rPr>
+      </w:pPr>
+      <w:r>
+        <w:rPr>
+          <w:rFonts w:ascii="Times New Roman" w:hAnsi="Times New Roman" w:cs="Times New Roman"/>
+          <w:b/>
+          <w:bCs/>
+          <w:sz w:val="20"/>
+          <w:szCs w:val="20"/>
+        </w:rPr>
+        <w:t xml:space="preserve">+ </w:t>
+      </w:r>
+      <w:r>
+        <w:rPr>
+          <w:rFonts w:ascii="Times New Roman" w:hAnsi="Times New Roman" w:cs="Times New Roman"/>
+          <w:sz w:val="20"/>
+          <w:szCs w:val="20"/>
+        </w:rPr>
+        <w:t>распространен в промышленном коде</w:t>
+      </w:r>
+    </w:p>
+    <w:p>
+      <w:pPr>
+        <w:ind w:firstLine="708"/>
+        <w:rPr>
+          <w:rFonts w:ascii="Times New Roman" w:hAnsi="Times New Roman" w:cs="Times New Roman"/>
+          <w:sz w:val="20"/>
+          <w:szCs w:val="20"/>
+          <w:lang w:val="en-US"/>
+        </w:rPr>
+      </w:pPr>
+      <w:r>
+        <w:rPr>
+          <w:rFonts w:ascii="Times New Roman" w:hAnsi="Times New Roman" w:cs="Times New Roman"/>
+          <w:sz w:val="20"/>
+          <w:szCs w:val="20"/>
+        </w:rPr>
+        <w:t>п</w:t>
+      </w:r>
+      <w:r>
+        <w:rPr>
+          <w:rFonts w:ascii="Times New Roman" w:hAnsi="Times New Roman" w:cs="Times New Roman"/>
+          <w:sz w:val="20"/>
+          <w:szCs w:val="20"/>
+        </w:rPr>
+        <w:t>озволяет об</w:t>
+      </w:r>
+      <w:r>
+        <w:rPr>
+          <w:rFonts w:ascii="Times New Roman" w:hAnsi="Times New Roman" w:cs="Times New Roman"/>
+          <w:sz w:val="20"/>
+          <w:szCs w:val="20"/>
+        </w:rPr>
+        <w:t>ъ</w:t>
+      </w:r>
+      <w:r>
+        <w:rPr>
+          <w:rFonts w:ascii="Times New Roman" w:hAnsi="Times New Roman" w:cs="Times New Roman"/>
+          <w:sz w:val="20"/>
+          <w:szCs w:val="20"/>
+        </w:rPr>
+        <w:t xml:space="preserve">явить поля </w:t>
+      </w:r>
+      <w:r>
+        <w:rPr>
+          <w:rFonts w:ascii="Times New Roman" w:hAnsi="Times New Roman" w:cs="Times New Roman"/>
+          <w:sz w:val="20"/>
+          <w:szCs w:val="20"/>
+          <w:lang w:val="en-US"/>
+        </w:rPr>
+        <w:t>final</w:t>
+      </w:r>
+    </w:p>
+    <w:p>
+      <w:pPr>
+        <w:ind w:firstLine="502"/>
+        <w:rPr>
+          <w:rFonts w:ascii="Times New Roman" w:hAnsi="Times New Roman" w:cs="Times New Roman"/>
+          <w:sz w:val="20"/>
+          <w:szCs w:val="20"/>
+        </w:rPr>
+      </w:pPr>
+      <w:r>
+        <w:rPr>
+          <w:rFonts w:ascii="Times New Roman" w:hAnsi="Times New Roman" w:cs="Times New Roman"/>
+          <w:b/>
+          <w:bCs/>
+          <w:sz w:val="20"/>
+          <w:szCs w:val="20"/>
+        </w:rPr>
+        <w:t>-</w:t>
       </w:r>
     </w:p>
     <w:p>
@@ -2550,6 +2894,119 @@
 <file path=word/numbering.xml><?xml version="1.0" encoding="utf-8"?>
 <w:numbering xmlns:wpc="http://schemas.microsoft.com/office/word/2010/wordprocessingCanvas" xmlns:cx="http://schemas.microsoft.com/office/drawing/2014/chartex" xmlns:cx1="http://schemas.microsoft.com/office/drawing/2015/9/8/chartex" xmlns:cx2="http://schemas.microsoft.com/office/drawing/2015/10/21/chartex" xmlns:cx3="http://schemas.microsoft.com/office/drawing/2016/5/9/chartex" xmlns:cx4="http://schemas.microsoft.com/office/drawing/2016/5/10/chartex" xmlns:cx5="http://schemas.microsoft.com/office/drawing/2016/5/11/chartex" xmlns:cx6="http://schemas.microsoft.com/office/drawing/2016/5/12/chartex" xmlns:cx7="http://schemas.microsoft.com/office/drawing/2016/5/13/chartex" xmlns:cx8="http://schemas.microsoft.com/office/drawing/2016/5/14/chartex" xmlns:mc="http://schemas.openxmlformats.org/markup-compatibility/2006" xmlns:aink="http://schemas.microsoft.com/office/drawing/2016/ink" xmlns:am3d="http://schemas.microsoft.com/office/drawing/2017/model3d" xmlns:o="urn:schemas-microsoft-com:office:office" xmlns:r="http://schemas.openxmlformats.org/officeDocument/2006/relationships" xmlns:m="http://schemas.openxmlformats.org/officeDocument/2006/math" xmlns:v="urn:schemas-microsoft-com:vml" xmlns:wp14="http://schemas.microsoft.com/office/word/2010/wordprocessingDrawing" xmlns:wp="http://schemas.openxmlformats.org/drawingml/2006/wordprocessingDrawing" xmlns:w10="urn:schemas-microsoft-com:office:word" xmlns:w="http://schemas.openxmlformats.org/wordprocessingml/2006/main" xmlns:w14="http://schemas.microsoft.com/office/word/2010/wordml" xmlns:w15="http://schemas.microsoft.com/office/word/2012/wordml" xmlns:w16cex="http://schemas.microsoft.com/office/word/2018/wordml/cex" xmlns:w16cid="http://schemas.microsoft.com/office/word/2016/wordml/cid" xmlns:w16="http://schemas.microsoft.com/office/word/2018/wordml" xmlns:w16sdtdh="http://schemas.microsoft.com/office/word/2020/wordml/sdtdatahash" xmlns:w16se="http://schemas.microsoft.com/office/word/2015/wordml/symex" xmlns:wpg="http://schemas.microsoft.com/office/word/2010/wordprocessingGroup" xmlns:wpi="http://schemas.microsoft.com/office/word/2010/wordprocessingInk" xmlns:wne="http://schemas.microsoft.com/office/word/2006/wordml" xmlns:wps="http://schemas.microsoft.com/office/word/2010/wordprocessingShape" mc:Ignorable="w14 w15 w16se w16cid w16 w16cex w16sdtdh wp14">
   <w:abstractNum w:abstractNumId="0" w15:restartNumberingAfterBreak="0">
+    <w:nsid w:val="043E657E"/>
+    <w:multiLevelType w:val="hybridMultilevel"/>
+    <w:tmpl w:val="AFE69392"/>
+    <w:lvl w:ilvl="0" w:tplc="04190001">
+      <w:start w:val="1"/>
+      <w:numFmt w:val="bullet"/>
+      <w:lvlText w:val=""/>
+      <w:lvlJc w:val="left"/>
+      <w:pPr>
+        <w:ind w:left="502" w:hanging="360"/>
+      </w:pPr>
+      <w:rPr>
+        <w:rFonts w:ascii="Symbol" w:hAnsi="Symbol" w:hint="default"/>
+      </w:rPr>
+    </w:lvl>
+    <w:lvl w:ilvl="1" w:tplc="04190003" w:tentative="1">
+      <w:start w:val="1"/>
+      <w:numFmt w:val="bullet"/>
+      <w:lvlText w:val="o"/>
+      <w:lvlJc w:val="left"/>
+      <w:pPr>
+        <w:ind w:left="1222" w:hanging="360"/>
+      </w:pPr>
+      <w:rPr>
+        <w:rFonts w:ascii="Courier New" w:hAnsi="Courier New" w:cs="Courier New" w:hint="default"/>
+      </w:rPr>
+    </w:lvl>
+    <w:lvl w:ilvl="2" w:tplc="04190005" w:tentative="1">
+      <w:start w:val="1"/>
+      <w:numFmt w:val="bullet"/>
+      <w:lvlText w:val=""/>
+      <w:lvlJc w:val="left"/>
+      <w:pPr>
+        <w:ind w:left="1942" w:hanging="360"/>
+      </w:pPr>
+      <w:rPr>
+        <w:rFonts w:ascii="Wingdings" w:hAnsi="Wingdings" w:hint="default"/>
+      </w:rPr>
+    </w:lvl>
+    <w:lvl w:ilvl="3" w:tplc="04190001" w:tentative="1">
+      <w:start w:val="1"/>
+      <w:numFmt w:val="bullet"/>
+      <w:lvlText w:val=""/>
+      <w:lvlJc w:val="left"/>
+      <w:pPr>
+        <w:ind w:left="2662" w:hanging="360"/>
+      </w:pPr>
+      <w:rPr>
+        <w:rFonts w:ascii="Symbol" w:hAnsi="Symbol" w:hint="default"/>
+      </w:rPr>
+    </w:lvl>
+    <w:lvl w:ilvl="4" w:tplc="04190003" w:tentative="1">
+      <w:start w:val="1"/>
+      <w:numFmt w:val="bullet"/>
+      <w:lvlText w:val="o"/>
+      <w:lvlJc w:val="left"/>
+      <w:pPr>
+        <w:ind w:left="3382" w:hanging="360"/>
+      </w:pPr>
+      <w:rPr>
+        <w:rFonts w:ascii="Courier New" w:hAnsi="Courier New" w:cs="Courier New" w:hint="default"/>
+      </w:rPr>
+    </w:lvl>
+    <w:lvl w:ilvl="5" w:tplc="04190005" w:tentative="1">
+      <w:start w:val="1"/>
+      <w:numFmt w:val="bullet"/>
+      <w:lvlText w:val=""/>
+      <w:lvlJc w:val="left"/>
+      <w:pPr>
+        <w:ind w:left="4102" w:hanging="360"/>
+      </w:pPr>
+      <w:rPr>
+        <w:rFonts w:ascii="Wingdings" w:hAnsi="Wingdings" w:hint="default"/>
+      </w:rPr>
+    </w:lvl>
+    <w:lvl w:ilvl="6" w:tplc="04190001" w:tentative="1">
+      <w:start w:val="1"/>
+      <w:numFmt w:val="bullet"/>
+      <w:lvlText w:val=""/>
+      <w:lvlJc w:val="left"/>
+      <w:pPr>
+        <w:ind w:left="4822" w:hanging="360"/>
+      </w:pPr>
+      <w:rPr>
+        <w:rFonts w:ascii="Symbol" w:hAnsi="Symbol" w:hint="default"/>
+      </w:rPr>
+    </w:lvl>
+    <w:lvl w:ilvl="7" w:tplc="04190003" w:tentative="1">
+      <w:start w:val="1"/>
+      <w:numFmt w:val="bullet"/>
+      <w:lvlText w:val="o"/>
+      <w:lvlJc w:val="left"/>
+      <w:pPr>
+        <w:ind w:left="5542" w:hanging="360"/>
+      </w:pPr>
+      <w:rPr>
+        <w:rFonts w:ascii="Courier New" w:hAnsi="Courier New" w:cs="Courier New" w:hint="default"/>
+      </w:rPr>
+    </w:lvl>
+    <w:lvl w:ilvl="8" w:tplc="04190005" w:tentative="1">
+      <w:start w:val="1"/>
+      <w:numFmt w:val="bullet"/>
+      <w:lvlText w:val=""/>
+      <w:lvlJc w:val="left"/>
+      <w:pPr>
+        <w:ind w:left="6262" w:hanging="360"/>
+      </w:pPr>
+      <w:rPr>
+        <w:rFonts w:ascii="Wingdings" w:hAnsi="Wingdings" w:hint="default"/>
+      </w:rPr>
+    </w:lvl>
+  </w:abstractNum>
+  <w:abstractNum w:abstractNumId="1" w15:restartNumberingAfterBreak="0">
     <w:nsid w:val="1FE26743"/>
     <w:multiLevelType w:val="hybridMultilevel"/>
     <w:tmpl w:val="0CD24C82"/>
@@ -2662,7 +3119,120 @@
       </w:rPr>
     </w:lvl>
   </w:abstractNum>
-  <w:abstractNum w:abstractNumId="1" w15:restartNumberingAfterBreak="0">
+  <w:abstractNum w:abstractNumId="2" w15:restartNumberingAfterBreak="0">
+    <w:nsid w:val="246D3238"/>
+    <w:multiLevelType w:val="hybridMultilevel"/>
+    <w:tmpl w:val="8F7CFA72"/>
+    <w:lvl w:ilvl="0" w:tplc="0419000F">
+      <w:start w:val="1"/>
+      <w:numFmt w:val="decimal"/>
+      <w:lvlText w:val="%1."/>
+      <w:lvlJc w:val="left"/>
+      <w:pPr>
+        <w:ind w:left="502" w:hanging="360"/>
+      </w:pPr>
+      <w:rPr>
+        <w:rFonts w:hint="default"/>
+      </w:rPr>
+    </w:lvl>
+    <w:lvl w:ilvl="1" w:tplc="04190003" w:tentative="1">
+      <w:start w:val="1"/>
+      <w:numFmt w:val="bullet"/>
+      <w:lvlText w:val="o"/>
+      <w:lvlJc w:val="left"/>
+      <w:pPr>
+        <w:ind w:left="1222" w:hanging="360"/>
+      </w:pPr>
+      <w:rPr>
+        <w:rFonts w:ascii="Courier New" w:hAnsi="Courier New" w:cs="Courier New" w:hint="default"/>
+      </w:rPr>
+    </w:lvl>
+    <w:lvl w:ilvl="2" w:tplc="04190005" w:tentative="1">
+      <w:start w:val="1"/>
+      <w:numFmt w:val="bullet"/>
+      <w:lvlText w:val=""/>
+      <w:lvlJc w:val="left"/>
+      <w:pPr>
+        <w:ind w:left="1942" w:hanging="360"/>
+      </w:pPr>
+      <w:rPr>
+        <w:rFonts w:ascii="Wingdings" w:hAnsi="Wingdings" w:hint="default"/>
+      </w:rPr>
+    </w:lvl>
+    <w:lvl w:ilvl="3" w:tplc="04190001" w:tentative="1">
+      <w:start w:val="1"/>
+      <w:numFmt w:val="bullet"/>
+      <w:lvlText w:val=""/>
+      <w:lvlJc w:val="left"/>
+      <w:pPr>
+        <w:ind w:left="2662" w:hanging="360"/>
+      </w:pPr>
+      <w:rPr>
+        <w:rFonts w:ascii="Symbol" w:hAnsi="Symbol" w:hint="default"/>
+      </w:rPr>
+    </w:lvl>
+    <w:lvl w:ilvl="4" w:tplc="04190003" w:tentative="1">
+      <w:start w:val="1"/>
+      <w:numFmt w:val="bullet"/>
+      <w:lvlText w:val="o"/>
+      <w:lvlJc w:val="left"/>
+      <w:pPr>
+        <w:ind w:left="3382" w:hanging="360"/>
+      </w:pPr>
+      <w:rPr>
+        <w:rFonts w:ascii="Courier New" w:hAnsi="Courier New" w:cs="Courier New" w:hint="default"/>
+      </w:rPr>
+    </w:lvl>
+    <w:lvl w:ilvl="5" w:tplc="04190005" w:tentative="1">
+      <w:start w:val="1"/>
+      <w:numFmt w:val="bullet"/>
+      <w:lvlText w:val=""/>
+      <w:lvlJc w:val="left"/>
+      <w:pPr>
+        <w:ind w:left="4102" w:hanging="360"/>
+      </w:pPr>
+      <w:rPr>
+        <w:rFonts w:ascii="Wingdings" w:hAnsi="Wingdings" w:hint="default"/>
+      </w:rPr>
+    </w:lvl>
+    <w:lvl w:ilvl="6" w:tplc="04190001" w:tentative="1">
+      <w:start w:val="1"/>
+      <w:numFmt w:val="bullet"/>
+      <w:lvlText w:val=""/>
+      <w:lvlJc w:val="left"/>
+      <w:pPr>
+        <w:ind w:left="4822" w:hanging="360"/>
+      </w:pPr>
+      <w:rPr>
+        <w:rFonts w:ascii="Symbol" w:hAnsi="Symbol" w:hint="default"/>
+      </w:rPr>
+    </w:lvl>
+    <w:lvl w:ilvl="7" w:tplc="04190003" w:tentative="1">
+      <w:start w:val="1"/>
+      <w:numFmt w:val="bullet"/>
+      <w:lvlText w:val="o"/>
+      <w:lvlJc w:val="left"/>
+      <w:pPr>
+        <w:ind w:left="5542" w:hanging="360"/>
+      </w:pPr>
+      <w:rPr>
+        <w:rFonts w:ascii="Courier New" w:hAnsi="Courier New" w:cs="Courier New" w:hint="default"/>
+      </w:rPr>
+    </w:lvl>
+    <w:lvl w:ilvl="8" w:tplc="04190005" w:tentative="1">
+      <w:start w:val="1"/>
+      <w:numFmt w:val="bullet"/>
+      <w:lvlText w:val=""/>
+      <w:lvlJc w:val="left"/>
+      <w:pPr>
+        <w:ind w:left="6262" w:hanging="360"/>
+      </w:pPr>
+      <w:rPr>
+        <w:rFonts w:ascii="Wingdings" w:hAnsi="Wingdings" w:hint="default"/>
+      </w:rPr>
+    </w:lvl>
+  </w:abstractNum>
+  <w:abstractNum w:abstractNumId="3" w15:restartNumberingAfterBreak="0">
     <w:nsid w:val="540A4DE3"/>
     <w:multiLevelType w:val="hybridMultilevel"/>
     <w:tmpl w:val="6F9C5560"/>
@@ -2775,7 +3345,7 @@
       </w:rPr>
     </w:lvl>
   </w:abstractNum>
-  <w:abstractNum w:abstractNumId="2" w15:restartNumberingAfterBreak="0">
+  <w:abstractNum w:abstractNumId="4" w15:restartNumberingAfterBreak="0">
     <w:nsid w:val="66627FA3"/>
     <w:multiLevelType w:val="hybridMultilevel"/>
     <w:tmpl w:val="E73CA8EE"/>
@@ -2861,7 +3431,7 @@
       </w:pPr>
     </w:lvl>
   </w:abstractNum>
-  <w:abstractNum w:abstractNumId="3" w15:restartNumberingAfterBreak="0">
+  <w:abstractNum w:abstractNumId="5" w15:restartNumberingAfterBreak="0">
     <w:nsid w:val="6F5B5185"/>
     <w:multiLevelType w:val="hybridMultilevel"/>
     <w:tmpl w:val="568838F6"/>
@@ -2974,17 +3544,139 @@
       </w:rPr>
     </w:lvl>
   </w:abstractNum>
+  <w:abstractNum w:abstractNumId="6" w15:restartNumberingAfterBreak="0">
+    <w:nsid w:val="78D563D9"/>
+    <w:multiLevelType w:val="hybridMultilevel"/>
+    <w:tmpl w:val="7902CEB2"/>
+    <w:lvl w:ilvl="0" w:tplc="04190013">
+      <w:start w:val="1"/>
+      <w:numFmt w:val="upperRoman"/>
+      <w:lvlText w:val="%1."/>
+      <w:lvlJc w:val="right"/>
+      <w:pPr>
+        <w:ind w:left="502" w:hanging="360"/>
+      </w:pPr>
+      <w:rPr>
+        <w:rFonts w:hint="default"/>
+      </w:rPr>
+    </w:lvl>
+    <w:lvl w:ilvl="1" w:tplc="04190003" w:tentative="1">
+      <w:start w:val="1"/>
+      <w:numFmt w:val="bullet"/>
+      <w:lvlText w:val="o"/>
+      <w:lvlJc w:val="left"/>
+      <w:pPr>
+        <w:ind w:left="1222" w:hanging="360"/>
+      </w:pPr>
+      <w:rPr>
+        <w:rFonts w:ascii="Courier New" w:hAnsi="Courier New" w:cs="Courier New" w:hint="default"/>
+      </w:rPr>
+    </w:lvl>
+    <w:lvl w:ilvl="2" w:tplc="04190005" w:tentative="1">
+      <w:start w:val="1"/>
+      <w:numFmt w:val="bullet"/>
+      <w:lvlText w:val=""/>
+      <w:lvlJc w:val="left"/>
+      <w:pPr>
+        <w:ind w:left="1942" w:hanging="360"/>
+      </w:pPr>
+      <w:rPr>
+        <w:rFonts w:ascii="Wingdings" w:hAnsi="Wingdings" w:hint="default"/>
+      </w:rPr>
+    </w:lvl>
+    <w:lvl w:ilvl="3" w:tplc="04190001" w:tentative="1">
+      <w:start w:val="1"/>
+      <w:numFmt w:val="bullet"/>
+      <w:lvlText w:val=""/>
+      <w:lvlJc w:val="left"/>
+      <w:pPr>
+        <w:ind w:left="2662" w:hanging="360"/>
+      </w:pPr>
+      <w:rPr>
+        <w:rFonts w:ascii="Symbol" w:hAnsi="Symbol" w:hint="default"/>
+      </w:rPr>
+    </w:lvl>
+    <w:lvl w:ilvl="4" w:tplc="04190003" w:tentative="1">
+      <w:start w:val="1"/>
+      <w:numFmt w:val="bullet"/>
+      <w:lvlText w:val="o"/>
+      <w:lvlJc w:val="left"/>
+      <w:pPr>
+        <w:ind w:left="3382" w:hanging="360"/>
+      </w:pPr>
+      <w:rPr>
+        <w:rFonts w:ascii="Courier New" w:hAnsi="Courier New" w:cs="Courier New" w:hint="default"/>
+      </w:rPr>
+    </w:lvl>
+    <w:lvl w:ilvl="5" w:tplc="04190005" w:tentative="1">
+      <w:start w:val="1"/>
+      <w:numFmt w:val="bullet"/>
+      <w:lvlText w:val=""/>
+      <w:lvlJc w:val="left"/>
+      <w:pPr>
+        <w:ind w:left="4102" w:hanging="360"/>
+      </w:pPr>
+      <w:rPr>
+        <w:rFonts w:ascii="Wingdings" w:hAnsi="Wingdings" w:hint="default"/>
+      </w:rPr>
+    </w:lvl>
+    <w:lvl w:ilvl="6" w:tplc="04190001" w:tentative="1">
+      <w:start w:val="1"/>
+      <w:numFmt w:val="bullet"/>
+      <w:lvlText w:val=""/>
+      <w:lvlJc w:val="left"/>
+      <w:pPr>
+        <w:ind w:left="4822" w:hanging="360"/>
+      </w:pPr>
+      <w:rPr>
+        <w:rFonts w:ascii="Symbol" w:hAnsi="Symbol" w:hint="default"/>
+      </w:rPr>
+    </w:lvl>
+    <w:lvl w:ilvl="7" w:tplc="04190003" w:tentative="1">
+      <w:start w:val="1"/>
+      <w:numFmt w:val="bullet"/>
+      <w:lvlText w:val="o"/>
+      <w:lvlJc w:val="left"/>
+      <w:pPr>
+        <w:ind w:left="5542" w:hanging="360"/>
+      </w:pPr>
+      <w:rPr>
+        <w:rFonts w:ascii="Courier New" w:hAnsi="Courier New" w:cs="Courier New" w:hint="default"/>
+      </w:rPr>
+    </w:lvl>
+    <w:lvl w:ilvl="8" w:tplc="04190005" w:tentative="1">
+      <w:start w:val="1"/>
+      <w:numFmt w:val="bullet"/>
+      <w:lvlText w:val=""/>
+      <w:lvlJc w:val="left"/>
+      <w:pPr>
+        <w:ind w:left="6262" w:hanging="360"/>
+      </w:pPr>
+      <w:rPr>
+        <w:rFonts w:ascii="Wingdings" w:hAnsi="Wingdings" w:hint="default"/>
+      </w:rPr>
+    </w:lvl>
+  </w:abstractNum>
   <w:num w:numId="1">
+    <w:abstractNumId w:val="1"/>
+  </w:num>
+  <w:num w:numId="2">
+    <w:abstractNumId w:val="5"/>
+  </w:num>
+  <w:num w:numId="3">
+    <w:abstractNumId w:val="3"/>
+  </w:num>
+  <w:num w:numId="4">
+    <w:abstractNumId w:val="4"/>
+  </w:num>
+  <w:num w:numId="5">
     <w:abstractNumId w:val="0"/>
   </w:num>
-  <w:num w:numId="2">
-    <w:abstractNumId w:val="3"/>
+  <w:num w:numId="6">
+    <w:abstractNumId w:val="2"/>
   </w:num>
-  <w:num w:numId="3">
-    <w:abstractNumId w:val="1"/>
-  </w:num>
-  <w:num w:numId="4">
-    <w:abstractNumId w:val="2"/>
+  <w:num w:numId="7">
+    <w:abstractNumId w:val="6"/>
   </w:num>
 </w:numbering>
 </file>

--- a/книга_Spring_быстро.docx
+++ b/книга_Spring_быстро.docx
@@ -735,25 +735,23 @@
           <w:sz w:val="20"/>
           <w:szCs w:val="20"/>
         </w:rPr>
-        <w:t xml:space="preserve"> — это часть системы, которая выполняется на стороне сервера и отвечает за управление данными и обслуживание запросов от клиентских приложений. Пользователи получают доступ к функционалу такого приложения через клиентские приложения, к которым пользователи, в свою очередь, обращаются напрямую. Далее клиентские приложения делают запросы серверному приложению для обработки данных пользователей. Серверное </w:t>
-      </w:r>
-      <w:proofErr w:type="spellStart"/>
-      <w:r>
-        <w:rPr>
-          <w:rFonts w:ascii="Times New Roman" w:hAnsi="Times New Roman" w:cs="Times New Roman"/>
-          <w:sz w:val="20"/>
-          <w:szCs w:val="20"/>
-        </w:rPr>
-        <w:t>приложениеможет</w:t>
-      </w:r>
-      <w:proofErr w:type="spellEnd"/>
-      <w:r>
-        <w:rPr>
-          <w:rFonts w:ascii="Times New Roman" w:hAnsi="Times New Roman" w:cs="Times New Roman"/>
-          <w:sz w:val="20"/>
-          <w:szCs w:val="20"/>
-        </w:rPr>
-        <w:t xml:space="preserve"> использовать базы данных для хранения информации или взаимодействовать различными способами с другими серверными приложениями.</w:t>
+        <w:t xml:space="preserve"> — это часть системы, которая выполняется на стороне сервера и отвечает за управление данными и обслуживание запросов от клиентских приложений. Пользователи получают доступ к функционалу такого приложения через клиентские приложения, к которым пользователи, в свою очередь, обращаются напрямую. Далее клиентские приложения делают запросы серверному приложению для обработки данных пользователей. Серверное приложение</w:t>
+      </w:r>
+      <w:r>
+        <w:rPr>
+          <w:rFonts w:ascii="Times New Roman" w:hAnsi="Times New Roman" w:cs="Times New Roman"/>
+          <w:sz w:val="20"/>
+          <w:szCs w:val="20"/>
+        </w:rPr>
+        <w:t xml:space="preserve"> </w:t>
+      </w:r>
+      <w:r>
+        <w:rPr>
+          <w:rFonts w:ascii="Times New Roman" w:hAnsi="Times New Roman" w:cs="Times New Roman"/>
+          <w:sz w:val="20"/>
+          <w:szCs w:val="20"/>
+        </w:rPr>
+        <w:t>может использовать базы данных для хранения информации или взаимодействовать различными способами с другими серверными приложениями.</w:t>
       </w:r>
       <w:r>
         <w:rPr>
@@ -1005,6 +1003,14 @@
         </w:rPr>
         <w:t xml:space="preserve">загрузка зависимостей, </w:t>
       </w:r>
+      <w:r>
+        <w:rPr>
+          <w:rFonts w:ascii="Times New Roman" w:hAnsi="Times New Roman" w:cs="Times New Roman"/>
+          <w:sz w:val="20"/>
+          <w:szCs w:val="20"/>
+        </w:rPr>
+        <w:t xml:space="preserve">необходимых для работы приложения; </w:t>
+      </w:r>
     </w:p>
     <w:p>
       <w:pPr>
@@ -1028,7 +1034,7 @@
           <w:sz w:val="20"/>
           <w:szCs w:val="20"/>
         </w:rPr>
-        <w:t xml:space="preserve">необходимых для работы приложения; </w:t>
+        <w:t>выполнение тестов;</w:t>
       </w:r>
     </w:p>
     <w:p>
@@ -1053,7 +1059,7 @@
           <w:sz w:val="20"/>
           <w:szCs w:val="20"/>
         </w:rPr>
-        <w:t>выполнение тестов;</w:t>
+        <w:t xml:space="preserve"> проверка соответствия синтаксиса заданным правилам; </w:t>
       </w:r>
     </w:p>
     <w:p>
@@ -1078,7 +1084,7 @@
           <w:sz w:val="20"/>
           <w:szCs w:val="20"/>
         </w:rPr>
-        <w:t xml:space="preserve"> проверка соответствия синтаксиса заданным правилам; </w:t>
+        <w:t xml:space="preserve">проверка на наличие уязвимостей в системе безопасности; </w:t>
       </w:r>
     </w:p>
     <w:p>
@@ -1103,7 +1109,7 @@
           <w:sz w:val="20"/>
           <w:szCs w:val="20"/>
         </w:rPr>
-        <w:t xml:space="preserve">проверка на наличие уязвимостей в системе безопасности; </w:t>
+        <w:t xml:space="preserve">компиляция приложения; </w:t>
       </w:r>
     </w:p>
     <w:p>
@@ -1120,118 +1126,89 @@
           <w:bCs/>
           <w:sz w:val="20"/>
           <w:szCs w:val="20"/>
-        </w:rPr>
-      </w:pPr>
-      <w:r>
-        <w:rPr>
-          <w:rFonts w:ascii="Times New Roman" w:hAnsi="Times New Roman" w:cs="Times New Roman"/>
-          <w:sz w:val="20"/>
-          <w:szCs w:val="20"/>
-        </w:rPr>
-        <w:t xml:space="preserve">компиляция приложения; </w:t>
+          <w:lang w:val="en-US"/>
+        </w:rPr>
+      </w:pPr>
+      <w:r>
+        <w:rPr>
+          <w:rFonts w:ascii="Times New Roman" w:hAnsi="Times New Roman" w:cs="Times New Roman"/>
+          <w:sz w:val="20"/>
+          <w:szCs w:val="20"/>
+        </w:rPr>
+        <w:t>упаковка</w:t>
+      </w:r>
+      <w:r>
+        <w:rPr>
+          <w:rFonts w:ascii="Times New Roman" w:hAnsi="Times New Roman" w:cs="Times New Roman"/>
+          <w:sz w:val="20"/>
+          <w:szCs w:val="20"/>
+          <w:lang w:val="en-US"/>
+        </w:rPr>
+        <w:t xml:space="preserve"> </w:t>
+      </w:r>
+      <w:r>
+        <w:rPr>
+          <w:rFonts w:ascii="Times New Roman" w:hAnsi="Times New Roman" w:cs="Times New Roman"/>
+          <w:sz w:val="20"/>
+          <w:szCs w:val="20"/>
+        </w:rPr>
+        <w:t>приложения</w:t>
+      </w:r>
+      <w:r>
+        <w:rPr>
+          <w:rFonts w:ascii="Times New Roman" w:hAnsi="Times New Roman" w:cs="Times New Roman"/>
+          <w:sz w:val="20"/>
+          <w:szCs w:val="20"/>
+          <w:lang w:val="en-US"/>
+        </w:rPr>
+        <w:t xml:space="preserve"> </w:t>
+      </w:r>
+      <w:r>
+        <w:rPr>
+          <w:rFonts w:ascii="Times New Roman" w:hAnsi="Times New Roman" w:cs="Times New Roman"/>
+          <w:sz w:val="20"/>
+          <w:szCs w:val="20"/>
+        </w:rPr>
+        <w:t>в</w:t>
+      </w:r>
+      <w:r>
+        <w:rPr>
+          <w:rFonts w:ascii="Times New Roman" w:hAnsi="Times New Roman" w:cs="Times New Roman"/>
+          <w:sz w:val="20"/>
+          <w:szCs w:val="20"/>
+          <w:lang w:val="en-US"/>
+        </w:rPr>
+        <w:t xml:space="preserve"> </w:t>
+      </w:r>
+      <w:r>
+        <w:rPr>
+          <w:rFonts w:ascii="Times New Roman" w:hAnsi="Times New Roman" w:cs="Times New Roman"/>
+          <w:sz w:val="20"/>
+          <w:szCs w:val="20"/>
+        </w:rPr>
+        <w:t>исполняемый</w:t>
+      </w:r>
+      <w:r>
+        <w:rPr>
+          <w:rFonts w:ascii="Times New Roman" w:hAnsi="Times New Roman" w:cs="Times New Roman"/>
+          <w:sz w:val="20"/>
+          <w:szCs w:val="20"/>
+          <w:lang w:val="en-US"/>
+        </w:rPr>
+        <w:t xml:space="preserve"> </w:t>
+      </w:r>
+      <w:r>
+        <w:rPr>
+          <w:rFonts w:ascii="Times New Roman" w:hAnsi="Times New Roman" w:cs="Times New Roman"/>
+          <w:sz w:val="20"/>
+          <w:szCs w:val="20"/>
+        </w:rPr>
+        <w:t>архив</w:t>
       </w:r>
     </w:p>
     <w:p>
       <w:pPr>
         <w:pStyle w:val="a4"/>
-        <w:numPr>
-          <w:ilvl w:val="0"/>
-          <w:numId w:val="1"/>
-        </w:numPr>
-        <w:spacing w:after="0" w:line="276" w:lineRule="auto"/>
-        <w:rPr>
-          <w:rFonts w:ascii="Times New Roman" w:hAnsi="Times New Roman" w:cs="Times New Roman"/>
-          <w:b/>
-          <w:bCs/>
-          <w:sz w:val="20"/>
-          <w:szCs w:val="20"/>
-          <w:lang w:val="en-US"/>
-        </w:rPr>
-      </w:pPr>
-      <w:r>
-        <w:rPr>
-          <w:rFonts w:ascii="Times New Roman" w:hAnsi="Times New Roman" w:cs="Times New Roman"/>
-          <w:sz w:val="20"/>
-          <w:szCs w:val="20"/>
-        </w:rPr>
-        <w:t>упаковка</w:t>
-      </w:r>
-      <w:r>
-        <w:rPr>
-          <w:rFonts w:ascii="Times New Roman" w:hAnsi="Times New Roman" w:cs="Times New Roman"/>
-          <w:sz w:val="20"/>
-          <w:szCs w:val="20"/>
-          <w:lang w:val="en-US"/>
-        </w:rPr>
-        <w:t xml:space="preserve"> </w:t>
-      </w:r>
-      <w:r>
-        <w:rPr>
-          <w:rFonts w:ascii="Times New Roman" w:hAnsi="Times New Roman" w:cs="Times New Roman"/>
-          <w:sz w:val="20"/>
-          <w:szCs w:val="20"/>
-        </w:rPr>
-        <w:t>приложения</w:t>
-      </w:r>
-      <w:r>
-        <w:rPr>
-          <w:rFonts w:ascii="Times New Roman" w:hAnsi="Times New Roman" w:cs="Times New Roman"/>
-          <w:sz w:val="20"/>
-          <w:szCs w:val="20"/>
-          <w:lang w:val="en-US"/>
-        </w:rPr>
-        <w:t xml:space="preserve"> </w:t>
-      </w:r>
-      <w:r>
-        <w:rPr>
-          <w:rFonts w:ascii="Times New Roman" w:hAnsi="Times New Roman" w:cs="Times New Roman"/>
-          <w:sz w:val="20"/>
-          <w:szCs w:val="20"/>
-        </w:rPr>
-        <w:t>в</w:t>
-      </w:r>
-      <w:r>
-        <w:rPr>
-          <w:rFonts w:ascii="Times New Roman" w:hAnsi="Times New Roman" w:cs="Times New Roman"/>
-          <w:sz w:val="20"/>
-          <w:szCs w:val="20"/>
-          <w:lang w:val="en-US"/>
-        </w:rPr>
-        <w:t xml:space="preserve"> </w:t>
-      </w:r>
-      <w:r>
-        <w:rPr>
-          <w:rFonts w:ascii="Times New Roman" w:hAnsi="Times New Roman" w:cs="Times New Roman"/>
-          <w:sz w:val="20"/>
-          <w:szCs w:val="20"/>
-        </w:rPr>
-        <w:t>исполняемый</w:t>
-      </w:r>
-      <w:r>
-        <w:rPr>
-          <w:rFonts w:ascii="Times New Roman" w:hAnsi="Times New Roman" w:cs="Times New Roman"/>
-          <w:sz w:val="20"/>
-          <w:szCs w:val="20"/>
-          <w:lang w:val="en-US"/>
-        </w:rPr>
-        <w:t xml:space="preserve"> </w:t>
-      </w:r>
-      <w:r>
-        <w:rPr>
-          <w:rFonts w:ascii="Times New Roman" w:hAnsi="Times New Roman" w:cs="Times New Roman"/>
-          <w:sz w:val="20"/>
-          <w:szCs w:val="20"/>
-        </w:rPr>
-        <w:t>архив</w:t>
-      </w:r>
-    </w:p>
-    <w:p>
-      <w:pPr>
-        <w:pStyle w:val="a4"/>
-        <w:numPr>
-          <w:ilvl w:val="0"/>
-          <w:numId w:val="1"/>
-        </w:numPr>
         <w:spacing w:after="0" w:line="276" w:lineRule="auto"/>
         <w:rPr>
           <w:rFonts w:ascii="Times New Roman" w:hAnsi="Times New Roman" w:cs="Times New Roman"/>
@@ -1907,8 +1884,11 @@
         </w:numPr>
         <w:rPr>
           <w:rFonts w:ascii="Times New Roman" w:hAnsi="Times New Roman" w:cs="Times New Roman"/>
-          <w:sz w:val="20"/>
-          <w:szCs w:val="20"/>
+          <w:b/>
+          <w:bCs/>
+          <w:sz w:val="20"/>
+          <w:szCs w:val="20"/>
+          <w:u w:val="single"/>
         </w:rPr>
       </w:pPr>
       <w:r>
@@ -1959,82 +1939,16 @@
     <w:p>
       <w:pPr>
         <w:pStyle w:val="a4"/>
-        <w:numPr>
-          <w:ilvl w:val="0"/>
-          <w:numId w:val="3"/>
-        </w:numPr>
-        <w:rPr>
-          <w:rFonts w:ascii="Times New Roman" w:hAnsi="Times New Roman" w:cs="Times New Roman"/>
-          <w:sz w:val="28"/>
-          <w:szCs w:val="28"/>
+        <w:ind w:left="644"/>
+        <w:rPr>
+          <w:rFonts w:ascii="Times New Roman" w:hAnsi="Times New Roman" w:cs="Times New Roman"/>
+          <w:b/>
+          <w:bCs/>
+          <w:sz w:val="20"/>
+          <w:szCs w:val="20"/>
           <w:u w:val="single"/>
         </w:rPr>
       </w:pPr>
-      <w:r>
-        <w:rPr>
-          <w:rFonts w:ascii="Times New Roman" w:hAnsi="Times New Roman" w:cs="Times New Roman"/>
-          <w:sz w:val="20"/>
-          <w:szCs w:val="20"/>
-        </w:rPr>
-        <w:t>внедрение зависимостей (</w:t>
-      </w:r>
-      <w:r>
-        <w:rPr>
-          <w:rFonts w:ascii="Times New Roman" w:hAnsi="Times New Roman" w:cs="Times New Roman"/>
-          <w:b/>
-          <w:bCs/>
-          <w:sz w:val="20"/>
-          <w:szCs w:val="20"/>
-          <w:lang w:val="en-US"/>
-        </w:rPr>
-        <w:t>dependency</w:t>
-      </w:r>
-      <w:r>
-        <w:rPr>
-          <w:rFonts w:ascii="Times New Roman" w:hAnsi="Times New Roman" w:cs="Times New Roman"/>
-          <w:b/>
-          <w:bCs/>
-          <w:sz w:val="20"/>
-          <w:szCs w:val="20"/>
-        </w:rPr>
-        <w:t xml:space="preserve"> </w:t>
-      </w:r>
-      <w:r>
-        <w:rPr>
-          <w:rFonts w:ascii="Times New Roman" w:hAnsi="Times New Roman" w:cs="Times New Roman"/>
-          <w:b/>
-          <w:bCs/>
-          <w:sz w:val="20"/>
-          <w:szCs w:val="20"/>
-          <w:lang w:val="en-US"/>
-        </w:rPr>
-        <w:t>injection</w:t>
-      </w:r>
-      <w:r>
-        <w:rPr>
-          <w:rFonts w:ascii="Times New Roman" w:hAnsi="Times New Roman" w:cs="Times New Roman"/>
-          <w:sz w:val="20"/>
-          <w:szCs w:val="20"/>
-        </w:rPr>
-        <w:t xml:space="preserve">, </w:t>
-      </w:r>
-      <w:r>
-        <w:rPr>
-          <w:rFonts w:ascii="Times New Roman" w:hAnsi="Times New Roman" w:cs="Times New Roman"/>
-          <w:sz w:val="20"/>
-          <w:szCs w:val="20"/>
-          <w:lang w:val="en-US"/>
-        </w:rPr>
-        <w:t>DI</w:t>
-      </w:r>
-      <w:r>
-        <w:rPr>
-          <w:rFonts w:ascii="Times New Roman" w:hAnsi="Times New Roman" w:cs="Times New Roman"/>
-          <w:sz w:val="20"/>
-          <w:szCs w:val="20"/>
-        </w:rPr>
-        <w:t>)</w:t>
-      </w:r>
     </w:p>
     <w:p>
       <w:pPr>
@@ -2507,28 +2421,17 @@
           <w:bCs/>
           <w:sz w:val="20"/>
           <w:szCs w:val="20"/>
-          <w:lang w:val="en-US"/>
-        </w:rPr>
-      </w:pPr>
-      <w:r>
-        <w:rPr>
-          <w:rFonts w:ascii="Times New Roman" w:hAnsi="Times New Roman" w:cs="Times New Roman"/>
-          <w:b/>
-          <w:bCs/>
-          <w:sz w:val="20"/>
-          <w:szCs w:val="20"/>
-        </w:rPr>
-        <w:t>В</w:t>
-      </w:r>
-      <w:r>
-        <w:rPr>
-          <w:rFonts w:ascii="Times New Roman" w:hAnsi="Times New Roman" w:cs="Times New Roman"/>
-          <w:b/>
-          <w:bCs/>
-          <w:sz w:val="20"/>
-          <w:szCs w:val="20"/>
-        </w:rPr>
-        <w:t>недрение значения в поле класса</w:t>
+        </w:rPr>
+      </w:pPr>
+      <w:r>
+        <w:rPr>
+          <w:rFonts w:ascii="Times New Roman" w:hAnsi="Times New Roman" w:cs="Times New Roman"/>
+          <w:b/>
+          <w:bCs/>
+          <w:sz w:val="20"/>
+          <w:szCs w:val="20"/>
+        </w:rPr>
+        <w:t>Внедрение значения в поле класса</w:t>
       </w:r>
       <w:r>
         <w:rPr>
@@ -2757,17 +2660,7 @@
           <w:sz w:val="20"/>
           <w:szCs w:val="20"/>
         </w:rPr>
-        <w:t>В</w:t>
-      </w:r>
-      <w:r>
-        <w:rPr>
-          <w:rFonts w:ascii="Times New Roman" w:hAnsi="Times New Roman" w:cs="Times New Roman"/>
-          <w:b/>
-          <w:bCs/>
-          <w:sz w:val="20"/>
-          <w:szCs w:val="20"/>
-        </w:rPr>
-        <w:t>недрение значения через параметры конструктора класса</w:t>
+        <w:t>Внедрение значения через параметры конструктора класса</w:t>
       </w:r>
     </w:p>
     <w:p>
@@ -2805,7 +2698,6 @@
           <w:rFonts w:ascii="Times New Roman" w:hAnsi="Times New Roman" w:cs="Times New Roman"/>
           <w:sz w:val="20"/>
           <w:szCs w:val="20"/>
-          <w:lang w:val="en-US"/>
         </w:rPr>
       </w:pPr>
       <w:r>
@@ -2852,34 +2744,968 @@
     </w:p>
     <w:p>
       <w:pPr>
+        <w:ind w:left="502"/>
+        <w:rPr>
+          <w:rFonts w:ascii="Times New Roman" w:hAnsi="Times New Roman" w:cs="Times New Roman"/>
+          <w:sz w:val="20"/>
+          <w:szCs w:val="20"/>
+        </w:rPr>
+      </w:pPr>
+      <w:r>
+        <w:rPr>
+          <w:rFonts w:ascii="Times New Roman" w:hAnsi="Times New Roman" w:cs="Times New Roman"/>
+          <w:b/>
+          <w:bCs/>
+          <w:sz w:val="20"/>
+          <w:szCs w:val="20"/>
+        </w:rPr>
+        <w:t>внедрение значения через сеттер</w:t>
+      </w:r>
+      <w:r>
+        <w:rPr>
+          <w:rFonts w:ascii="Times New Roman" w:hAnsi="Times New Roman" w:cs="Times New Roman"/>
+          <w:b/>
+          <w:bCs/>
+          <w:sz w:val="20"/>
+          <w:szCs w:val="20"/>
+        </w:rPr>
+        <w:br/>
+      </w:r>
+      <w:r>
+        <w:rPr>
+          <w:rFonts w:ascii="Times New Roman" w:hAnsi="Times New Roman" w:cs="Times New Roman"/>
+          <w:sz w:val="20"/>
+          <w:szCs w:val="20"/>
+        </w:rPr>
+        <w:t>+ просто</w:t>
+      </w:r>
+    </w:p>
+    <w:p>
+      <w:pPr>
         <w:ind w:firstLine="502"/>
         <w:rPr>
           <w:rFonts w:ascii="Times New Roman" w:hAnsi="Times New Roman" w:cs="Times New Roman"/>
           <w:sz w:val="20"/>
           <w:szCs w:val="20"/>
-        </w:rPr>
-      </w:pPr>
-      <w:r>
-        <w:rPr>
-          <w:rFonts w:ascii="Times New Roman" w:hAnsi="Times New Roman" w:cs="Times New Roman"/>
-          <w:b/>
-          <w:bCs/>
-          <w:sz w:val="20"/>
-          <w:szCs w:val="20"/>
-        </w:rPr>
-        <w:t>-</w:t>
-      </w:r>
-    </w:p>
-    <w:p>
-      <w:pPr>
-        <w:pStyle w:val="a4"/>
-        <w:ind w:left="785"/>
-        <w:rPr>
-          <w:rFonts w:ascii="Times New Roman" w:hAnsi="Times New Roman" w:cs="Times New Roman"/>
-          <w:sz w:val="20"/>
-          <w:szCs w:val="20"/>
-        </w:rPr>
-      </w:pPr>
+          <w:lang w:val="en-US"/>
+        </w:rPr>
+      </w:pPr>
+      <w:r>
+        <w:rPr>
+          <w:rFonts w:ascii="Times New Roman" w:hAnsi="Times New Roman" w:cs="Times New Roman"/>
+          <w:sz w:val="20"/>
+          <w:szCs w:val="20"/>
+        </w:rPr>
+        <w:t xml:space="preserve">- нельзя сделать поле </w:t>
+      </w:r>
+      <w:r>
+        <w:rPr>
+          <w:rFonts w:ascii="Times New Roman" w:hAnsi="Times New Roman" w:cs="Times New Roman"/>
+          <w:sz w:val="20"/>
+          <w:szCs w:val="20"/>
+          <w:lang w:val="en-US"/>
+        </w:rPr>
+        <w:t>final</w:t>
+      </w:r>
+    </w:p>
+    <w:p>
+      <w:pPr>
+        <w:ind w:firstLine="502"/>
+        <w:rPr>
+          <w:rFonts w:ascii="Times New Roman" w:hAnsi="Times New Roman" w:cs="Times New Roman"/>
+          <w:sz w:val="20"/>
+          <w:szCs w:val="20"/>
+          <w:lang w:val="en-US"/>
+        </w:rPr>
+      </w:pPr>
+      <w:r>
+        <w:rPr>
+          <w:rFonts w:ascii="Times New Roman" w:hAnsi="Times New Roman" w:cs="Times New Roman"/>
+          <w:sz w:val="20"/>
+          <w:szCs w:val="20"/>
+        </w:rPr>
+        <w:t>Вывод</w:t>
+      </w:r>
+      <w:r>
+        <w:rPr>
+          <w:rFonts w:ascii="Times New Roman" w:hAnsi="Times New Roman" w:cs="Times New Roman"/>
+          <w:sz w:val="20"/>
+          <w:szCs w:val="20"/>
+        </w:rPr>
+        <w:t>:</w:t>
+      </w:r>
+      <w:r>
+        <w:rPr>
+          <w:rFonts w:ascii="Times New Roman" w:hAnsi="Times New Roman" w:cs="Times New Roman"/>
+          <w:sz w:val="20"/>
+          <w:szCs w:val="20"/>
+        </w:rPr>
+        <w:t xml:space="preserve"> лучше использовать внедрение </w:t>
+      </w:r>
+      <w:proofErr w:type="spellStart"/>
+      <w:r>
+        <w:rPr>
+          <w:rFonts w:ascii="Times New Roman" w:hAnsi="Times New Roman" w:cs="Times New Roman"/>
+          <w:sz w:val="20"/>
+          <w:szCs w:val="20"/>
+        </w:rPr>
+        <w:t>бина</w:t>
+      </w:r>
+      <w:proofErr w:type="spellEnd"/>
+      <w:r>
+        <w:rPr>
+          <w:rFonts w:ascii="Times New Roman" w:hAnsi="Times New Roman" w:cs="Times New Roman"/>
+          <w:sz w:val="20"/>
+          <w:szCs w:val="20"/>
+        </w:rPr>
+        <w:t xml:space="preserve"> </w:t>
+      </w:r>
+      <w:proofErr w:type="gramStart"/>
+      <w:r>
+        <w:rPr>
+          <w:rFonts w:ascii="Times New Roman" w:hAnsi="Times New Roman" w:cs="Times New Roman"/>
+          <w:sz w:val="20"/>
+          <w:szCs w:val="20"/>
+        </w:rPr>
+        <w:t>через конструктор</w:t>
+      </w:r>
+      <w:proofErr w:type="gramEnd"/>
+    </w:p>
+    <w:p>
+      <w:pPr>
+        <w:ind w:firstLine="708"/>
+        <w:rPr>
+          <w:rFonts w:ascii="Times New Roman" w:hAnsi="Times New Roman" w:cs="Times New Roman"/>
+          <w:sz w:val="20"/>
+          <w:szCs w:val="20"/>
+        </w:rPr>
+      </w:pPr>
+      <w:r>
+        <w:rPr>
+          <w:rFonts w:ascii="Times New Roman" w:hAnsi="Times New Roman" w:cs="Times New Roman"/>
+          <w:b/>
+          <w:bCs/>
+          <w:sz w:val="20"/>
+          <w:szCs w:val="20"/>
+        </w:rPr>
+        <w:t>Циклическая зависимость</w:t>
+      </w:r>
+      <w:r>
+        <w:rPr>
+          <w:rFonts w:ascii="Times New Roman" w:hAnsi="Times New Roman" w:cs="Times New Roman"/>
+          <w:b/>
+          <w:bCs/>
+          <w:sz w:val="20"/>
+          <w:szCs w:val="20"/>
+        </w:rPr>
+        <w:t xml:space="preserve"> </w:t>
+      </w:r>
+      <w:r>
+        <w:rPr>
+          <w:rFonts w:ascii="Times New Roman" w:hAnsi="Times New Roman" w:cs="Times New Roman"/>
+          <w:sz w:val="20"/>
+          <w:szCs w:val="20"/>
+        </w:rPr>
+        <w:t xml:space="preserve">— это ситуация, когда для создания </w:t>
+      </w:r>
+      <w:proofErr w:type="spellStart"/>
+      <w:r>
+        <w:rPr>
+          <w:rFonts w:ascii="Times New Roman" w:hAnsi="Times New Roman" w:cs="Times New Roman"/>
+          <w:sz w:val="20"/>
+          <w:szCs w:val="20"/>
+        </w:rPr>
+        <w:t>бина</w:t>
+      </w:r>
+      <w:proofErr w:type="spellEnd"/>
+      <w:r>
+        <w:rPr>
+          <w:rFonts w:ascii="Times New Roman" w:hAnsi="Times New Roman" w:cs="Times New Roman"/>
+          <w:sz w:val="20"/>
+          <w:szCs w:val="20"/>
+        </w:rPr>
+        <w:t xml:space="preserve"> (назовем его </w:t>
+      </w:r>
+      <w:proofErr w:type="spellStart"/>
+      <w:r>
+        <w:rPr>
+          <w:rFonts w:ascii="Times New Roman" w:hAnsi="Times New Roman" w:cs="Times New Roman"/>
+          <w:sz w:val="20"/>
+          <w:szCs w:val="20"/>
+        </w:rPr>
+        <w:t>Bean</w:t>
+      </w:r>
+      <w:proofErr w:type="spellEnd"/>
+      <w:r>
+        <w:rPr>
+          <w:rFonts w:ascii="Times New Roman" w:hAnsi="Times New Roman" w:cs="Times New Roman"/>
+          <w:sz w:val="20"/>
+          <w:szCs w:val="20"/>
+        </w:rPr>
+        <w:t xml:space="preserve"> A) Spring должен внедрить зависимость от другого </w:t>
+      </w:r>
+      <w:proofErr w:type="spellStart"/>
+      <w:r>
+        <w:rPr>
+          <w:rFonts w:ascii="Times New Roman" w:hAnsi="Times New Roman" w:cs="Times New Roman"/>
+          <w:sz w:val="20"/>
+          <w:szCs w:val="20"/>
+        </w:rPr>
+        <w:t>бина</w:t>
+      </w:r>
+      <w:proofErr w:type="spellEnd"/>
+      <w:r>
+        <w:rPr>
+          <w:rFonts w:ascii="Times New Roman" w:hAnsi="Times New Roman" w:cs="Times New Roman"/>
+          <w:sz w:val="20"/>
+          <w:szCs w:val="20"/>
+        </w:rPr>
+        <w:t>, пока еще не существующего (</w:t>
+      </w:r>
+      <w:proofErr w:type="spellStart"/>
+      <w:r>
+        <w:rPr>
+          <w:rFonts w:ascii="Times New Roman" w:hAnsi="Times New Roman" w:cs="Times New Roman"/>
+          <w:sz w:val="20"/>
+          <w:szCs w:val="20"/>
+        </w:rPr>
+        <w:t>Bean</w:t>
+      </w:r>
+      <w:proofErr w:type="spellEnd"/>
+      <w:r>
+        <w:rPr>
+          <w:rFonts w:ascii="Times New Roman" w:hAnsi="Times New Roman" w:cs="Times New Roman"/>
+          <w:sz w:val="20"/>
+          <w:szCs w:val="20"/>
+        </w:rPr>
+        <w:t xml:space="preserve"> B). Но </w:t>
+      </w:r>
+      <w:proofErr w:type="spellStart"/>
+      <w:r>
+        <w:rPr>
+          <w:rFonts w:ascii="Times New Roman" w:hAnsi="Times New Roman" w:cs="Times New Roman"/>
+          <w:sz w:val="20"/>
+          <w:szCs w:val="20"/>
+        </w:rPr>
+        <w:t>Bean</w:t>
+      </w:r>
+      <w:proofErr w:type="spellEnd"/>
+      <w:r>
+        <w:rPr>
+          <w:rFonts w:ascii="Times New Roman" w:hAnsi="Times New Roman" w:cs="Times New Roman"/>
+          <w:sz w:val="20"/>
+          <w:szCs w:val="20"/>
+        </w:rPr>
+        <w:t xml:space="preserve"> B, в свою очередь, также требует зависимости от </w:t>
+      </w:r>
+      <w:proofErr w:type="spellStart"/>
+      <w:r>
+        <w:rPr>
+          <w:rFonts w:ascii="Times New Roman" w:hAnsi="Times New Roman" w:cs="Times New Roman"/>
+          <w:sz w:val="20"/>
+          <w:szCs w:val="20"/>
+        </w:rPr>
+        <w:t>Bean</w:t>
+      </w:r>
+      <w:proofErr w:type="spellEnd"/>
+      <w:r>
+        <w:rPr>
+          <w:rFonts w:ascii="Times New Roman" w:hAnsi="Times New Roman" w:cs="Times New Roman"/>
+          <w:sz w:val="20"/>
+          <w:szCs w:val="20"/>
+        </w:rPr>
+        <w:t xml:space="preserve"> A. И Spring заходит в тупик: он не может создать </w:t>
+      </w:r>
+      <w:proofErr w:type="spellStart"/>
+      <w:r>
+        <w:rPr>
+          <w:rFonts w:ascii="Times New Roman" w:hAnsi="Times New Roman" w:cs="Times New Roman"/>
+          <w:sz w:val="20"/>
+          <w:szCs w:val="20"/>
+        </w:rPr>
+        <w:t>Bean</w:t>
+      </w:r>
+      <w:proofErr w:type="spellEnd"/>
+      <w:r>
+        <w:rPr>
+          <w:rFonts w:ascii="Times New Roman" w:hAnsi="Times New Roman" w:cs="Times New Roman"/>
+          <w:sz w:val="20"/>
+          <w:szCs w:val="20"/>
+        </w:rPr>
+        <w:t xml:space="preserve"> A, так как для этого нужен </w:t>
+      </w:r>
+      <w:proofErr w:type="spellStart"/>
+      <w:r>
+        <w:rPr>
+          <w:rFonts w:ascii="Times New Roman" w:hAnsi="Times New Roman" w:cs="Times New Roman"/>
+          <w:sz w:val="20"/>
+          <w:szCs w:val="20"/>
+        </w:rPr>
+        <w:t>Bean</w:t>
+      </w:r>
+      <w:proofErr w:type="spellEnd"/>
+      <w:r>
+        <w:rPr>
+          <w:rFonts w:ascii="Times New Roman" w:hAnsi="Times New Roman" w:cs="Times New Roman"/>
+          <w:sz w:val="20"/>
+          <w:szCs w:val="20"/>
+        </w:rPr>
+        <w:t xml:space="preserve"> B, и </w:t>
+      </w:r>
+      <w:proofErr w:type="spellStart"/>
+      <w:r>
+        <w:rPr>
+          <w:rFonts w:ascii="Times New Roman" w:hAnsi="Times New Roman" w:cs="Times New Roman"/>
+          <w:sz w:val="20"/>
+          <w:szCs w:val="20"/>
+        </w:rPr>
+        <w:t>неможет</w:t>
+      </w:r>
+      <w:proofErr w:type="spellEnd"/>
+      <w:r>
+        <w:rPr>
+          <w:rFonts w:ascii="Times New Roman" w:hAnsi="Times New Roman" w:cs="Times New Roman"/>
+          <w:sz w:val="20"/>
+          <w:szCs w:val="20"/>
+        </w:rPr>
+        <w:t xml:space="preserve"> создать </w:t>
+      </w:r>
+      <w:proofErr w:type="spellStart"/>
+      <w:r>
+        <w:rPr>
+          <w:rFonts w:ascii="Times New Roman" w:hAnsi="Times New Roman" w:cs="Times New Roman"/>
+          <w:sz w:val="20"/>
+          <w:szCs w:val="20"/>
+        </w:rPr>
+        <w:t>Bean</w:t>
+      </w:r>
+      <w:proofErr w:type="spellEnd"/>
+      <w:r>
+        <w:rPr>
+          <w:rFonts w:ascii="Times New Roman" w:hAnsi="Times New Roman" w:cs="Times New Roman"/>
+          <w:sz w:val="20"/>
+          <w:szCs w:val="20"/>
+        </w:rPr>
+        <w:t xml:space="preserve"> B, так как для этого нужен </w:t>
+      </w:r>
+      <w:proofErr w:type="spellStart"/>
+      <w:r>
+        <w:rPr>
+          <w:rFonts w:ascii="Times New Roman" w:hAnsi="Times New Roman" w:cs="Times New Roman"/>
+          <w:sz w:val="20"/>
+          <w:szCs w:val="20"/>
+        </w:rPr>
+        <w:t>Bean</w:t>
+      </w:r>
+      <w:proofErr w:type="spellEnd"/>
+      <w:r>
+        <w:rPr>
+          <w:rFonts w:ascii="Times New Roman" w:hAnsi="Times New Roman" w:cs="Times New Roman"/>
+          <w:sz w:val="20"/>
+          <w:szCs w:val="20"/>
+        </w:rPr>
+        <w:t xml:space="preserve"> A.</w:t>
+      </w:r>
+    </w:p>
+    <w:p>
+      <w:pPr>
+        <w:ind w:firstLine="708"/>
+        <w:rPr>
+          <w:rFonts w:ascii="Times New Roman" w:hAnsi="Times New Roman" w:cs="Times New Roman"/>
+          <w:sz w:val="20"/>
+          <w:szCs w:val="20"/>
+          <w:lang w:val="en-US"/>
+        </w:rPr>
+      </w:pPr>
+      <w:r>
+        <w:rPr>
+          <w:rFonts w:ascii="Times New Roman" w:hAnsi="Times New Roman" w:cs="Times New Roman"/>
+          <w:sz w:val="20"/>
+          <w:szCs w:val="20"/>
+        </w:rPr>
+        <w:t>Циклической зависимости легко избежать. Достаточно убедиться, что у вас нет объектов, при создании которых возникает взаимная зависимость этих объектов друг от друга. Наличие такой зависимости — пример плохой разработки классов. В</w:t>
+      </w:r>
+      <w:r>
+        <w:rPr>
+          <w:rFonts w:ascii="Times New Roman" w:hAnsi="Times New Roman" w:cs="Times New Roman"/>
+          <w:sz w:val="20"/>
+          <w:szCs w:val="20"/>
+          <w:lang w:val="en-US"/>
+        </w:rPr>
+        <w:t xml:space="preserve"> </w:t>
+      </w:r>
+      <w:r>
+        <w:rPr>
+          <w:rFonts w:ascii="Times New Roman" w:hAnsi="Times New Roman" w:cs="Times New Roman"/>
+          <w:sz w:val="20"/>
+          <w:szCs w:val="20"/>
+        </w:rPr>
+        <w:t>этом</w:t>
+      </w:r>
+      <w:r>
+        <w:rPr>
+          <w:rFonts w:ascii="Times New Roman" w:hAnsi="Times New Roman" w:cs="Times New Roman"/>
+          <w:sz w:val="20"/>
+          <w:szCs w:val="20"/>
+          <w:lang w:val="en-US"/>
+        </w:rPr>
+        <w:t xml:space="preserve"> </w:t>
+      </w:r>
+      <w:r>
+        <w:rPr>
+          <w:rFonts w:ascii="Times New Roman" w:hAnsi="Times New Roman" w:cs="Times New Roman"/>
+          <w:sz w:val="20"/>
+          <w:szCs w:val="20"/>
+        </w:rPr>
+        <w:t>случае</w:t>
+      </w:r>
+      <w:r>
+        <w:rPr>
+          <w:rFonts w:ascii="Times New Roman" w:hAnsi="Times New Roman" w:cs="Times New Roman"/>
+          <w:sz w:val="20"/>
+          <w:szCs w:val="20"/>
+          <w:lang w:val="en-US"/>
+        </w:rPr>
+        <w:t xml:space="preserve"> </w:t>
+      </w:r>
+      <w:r>
+        <w:rPr>
+          <w:rFonts w:ascii="Times New Roman" w:hAnsi="Times New Roman" w:cs="Times New Roman"/>
+          <w:sz w:val="20"/>
+          <w:szCs w:val="20"/>
+        </w:rPr>
+        <w:t>нужно</w:t>
+      </w:r>
+      <w:r>
+        <w:rPr>
+          <w:rFonts w:ascii="Times New Roman" w:hAnsi="Times New Roman" w:cs="Times New Roman"/>
+          <w:sz w:val="20"/>
+          <w:szCs w:val="20"/>
+          <w:lang w:val="en-US"/>
+        </w:rPr>
+        <w:t xml:space="preserve"> </w:t>
+      </w:r>
+      <w:r>
+        <w:rPr>
+          <w:rFonts w:ascii="Times New Roman" w:hAnsi="Times New Roman" w:cs="Times New Roman"/>
+          <w:sz w:val="20"/>
+          <w:szCs w:val="20"/>
+        </w:rPr>
+        <w:t>переписать</w:t>
+      </w:r>
+      <w:r>
+        <w:rPr>
+          <w:rFonts w:ascii="Times New Roman" w:hAnsi="Times New Roman" w:cs="Times New Roman"/>
+          <w:sz w:val="20"/>
+          <w:szCs w:val="20"/>
+          <w:lang w:val="en-US"/>
+        </w:rPr>
+        <w:t xml:space="preserve"> </w:t>
+      </w:r>
+      <w:r>
+        <w:rPr>
+          <w:rFonts w:ascii="Times New Roman" w:hAnsi="Times New Roman" w:cs="Times New Roman"/>
+          <w:sz w:val="20"/>
+          <w:szCs w:val="20"/>
+        </w:rPr>
+        <w:t>код</w:t>
+      </w:r>
+      <w:r>
+        <w:rPr>
+          <w:rFonts w:ascii="Times New Roman" w:hAnsi="Times New Roman" w:cs="Times New Roman"/>
+          <w:sz w:val="20"/>
+          <w:szCs w:val="20"/>
+          <w:lang w:val="en-US"/>
+        </w:rPr>
+        <w:t>.</w:t>
+      </w:r>
+      <w:r>
+        <w:rPr>
+          <w:rFonts w:ascii="Times New Roman" w:hAnsi="Times New Roman" w:cs="Times New Roman"/>
+          <w:sz w:val="20"/>
+          <w:szCs w:val="20"/>
+          <w:lang w:val="en-US"/>
+        </w:rPr>
+        <w:br/>
+      </w:r>
+      <w:r>
+        <w:rPr>
+          <w:rFonts w:ascii="Times New Roman" w:hAnsi="Times New Roman" w:cs="Times New Roman"/>
+          <w:sz w:val="20"/>
+          <w:szCs w:val="20"/>
+        </w:rPr>
+        <w:t>в</w:t>
+      </w:r>
+      <w:r>
+        <w:rPr>
+          <w:rFonts w:ascii="Times New Roman" w:hAnsi="Times New Roman" w:cs="Times New Roman"/>
+          <w:sz w:val="20"/>
+          <w:szCs w:val="20"/>
+          <w:lang w:val="en-US"/>
+        </w:rPr>
+        <w:t xml:space="preserve"> </w:t>
+      </w:r>
+      <w:r>
+        <w:rPr>
+          <w:rFonts w:ascii="Times New Roman" w:hAnsi="Times New Roman" w:cs="Times New Roman"/>
+          <w:sz w:val="20"/>
+          <w:szCs w:val="20"/>
+        </w:rPr>
+        <w:t>результате</w:t>
+      </w:r>
+      <w:r>
+        <w:rPr>
+          <w:rFonts w:ascii="Times New Roman" w:hAnsi="Times New Roman" w:cs="Times New Roman"/>
+          <w:sz w:val="20"/>
+          <w:szCs w:val="20"/>
+          <w:lang w:val="en-US"/>
+        </w:rPr>
+        <w:t xml:space="preserve"> </w:t>
+      </w:r>
+      <w:r>
+        <w:rPr>
+          <w:rFonts w:ascii="Times New Roman" w:hAnsi="Times New Roman" w:cs="Times New Roman"/>
+          <w:sz w:val="20"/>
+          <w:szCs w:val="20"/>
+        </w:rPr>
+        <w:t>получаем</w:t>
+      </w:r>
+      <w:r>
+        <w:rPr>
+          <w:rFonts w:ascii="Times New Roman" w:hAnsi="Times New Roman" w:cs="Times New Roman"/>
+          <w:sz w:val="20"/>
+          <w:szCs w:val="20"/>
+          <w:lang w:val="en-US"/>
+        </w:rPr>
+        <w:t xml:space="preserve"> </w:t>
+      </w:r>
+      <w:r>
+        <w:rPr>
+          <w:rFonts w:ascii="Times New Roman" w:hAnsi="Times New Roman" w:cs="Times New Roman"/>
+          <w:sz w:val="20"/>
+          <w:szCs w:val="20"/>
+        </w:rPr>
+        <w:t>ошибку</w:t>
+      </w:r>
+      <w:r>
+        <w:rPr>
+          <w:rFonts w:ascii="Times New Roman" w:hAnsi="Times New Roman" w:cs="Times New Roman"/>
+          <w:sz w:val="20"/>
+          <w:szCs w:val="20"/>
+          <w:lang w:val="en-US"/>
+        </w:rPr>
+        <w:t xml:space="preserve"> </w:t>
+      </w:r>
+      <w:r>
+        <w:rPr>
+          <w:rFonts w:ascii="Times New Roman" w:hAnsi="Times New Roman" w:cs="Times New Roman"/>
+          <w:sz w:val="20"/>
+          <w:szCs w:val="20"/>
+          <w:lang w:val="en-US"/>
+        </w:rPr>
+        <w:br/>
+      </w:r>
+      <w:r>
+        <w:rPr>
+          <w:rFonts w:ascii="Times New Roman" w:hAnsi="Times New Roman" w:cs="Times New Roman"/>
+          <w:sz w:val="20"/>
+          <w:szCs w:val="20"/>
+          <w:lang w:val="en-US"/>
+        </w:rPr>
+        <w:t xml:space="preserve">Caused by: </w:t>
+      </w:r>
+    </w:p>
+    <w:p>
+      <w:pPr>
+        <w:ind w:firstLine="708"/>
+        <w:rPr>
+          <w:rFonts w:ascii="Times New Roman" w:hAnsi="Times New Roman" w:cs="Times New Roman"/>
+          <w:sz w:val="20"/>
+          <w:szCs w:val="20"/>
+          <w:lang w:val="en-US"/>
+        </w:rPr>
+      </w:pPr>
+      <w:proofErr w:type="gramStart"/>
+      <w:r>
+        <w:rPr>
+          <w:rFonts w:ascii="Times New Roman" w:hAnsi="Times New Roman" w:cs="Times New Roman"/>
+          <w:sz w:val="20"/>
+          <w:szCs w:val="20"/>
+          <w:lang w:val="en-US"/>
+        </w:rPr>
+        <w:t>org.springframework</w:t>
+      </w:r>
+      <w:proofErr w:type="gramEnd"/>
+      <w:r>
+        <w:rPr>
+          <w:rFonts w:ascii="Times New Roman" w:hAnsi="Times New Roman" w:cs="Times New Roman"/>
+          <w:sz w:val="20"/>
+          <w:szCs w:val="20"/>
+          <w:lang w:val="en-US"/>
+        </w:rPr>
+        <w:t>.beans.factory.BeanCurrentlyInCreationException: Error creating bean with name 'person': Requested bean is currently in creation: Is there an unresolvable circular reference or an asynchronous initialization dependency?</w:t>
+      </w:r>
+    </w:p>
+    <w:p>
+      <w:pPr>
+        <w:rPr>
+          <w:rFonts w:ascii="Times New Roman" w:hAnsi="Times New Roman" w:cs="Times New Roman"/>
+          <w:sz w:val="20"/>
+          <w:szCs w:val="20"/>
+        </w:rPr>
+      </w:pPr>
+      <w:r>
+        <w:rPr>
+          <w:rFonts w:ascii="Times New Roman" w:hAnsi="Times New Roman" w:cs="Times New Roman"/>
+          <w:sz w:val="20"/>
+          <w:szCs w:val="20"/>
+          <w:lang w:val="en-US"/>
+        </w:rPr>
+        <w:t xml:space="preserve">at </w:t>
+      </w:r>
+      <w:proofErr w:type="gramStart"/>
+      <w:r>
+        <w:rPr>
+          <w:rFonts w:ascii="Times New Roman" w:hAnsi="Times New Roman" w:cs="Times New Roman"/>
+          <w:sz w:val="20"/>
+          <w:szCs w:val="20"/>
+          <w:lang w:val="en-US"/>
+        </w:rPr>
+        <w:t>org.springframework</w:t>
+      </w:r>
+      <w:proofErr w:type="gramEnd"/>
+      <w:r>
+        <w:rPr>
+          <w:rFonts w:ascii="Times New Roman" w:hAnsi="Times New Roman" w:cs="Times New Roman"/>
+          <w:sz w:val="20"/>
+          <w:szCs w:val="20"/>
+          <w:lang w:val="en-US"/>
+        </w:rPr>
+        <w:t>.beans.factory.support.DefaultSingletonBeanRegistry.beforeSingletonCreation(DefaultSingletonBeanRegistry.java:541)</w:t>
+      </w:r>
+      <w:r>
+        <w:rPr>
+          <w:rFonts w:ascii="Times New Roman" w:hAnsi="Times New Roman" w:cs="Times New Roman"/>
+          <w:sz w:val="20"/>
+          <w:szCs w:val="20"/>
+          <w:lang w:val="en-US"/>
+        </w:rPr>
+        <w:br/>
+      </w:r>
+      <w:r>
+        <w:rPr>
+          <w:rFonts w:ascii="Times New Roman" w:hAnsi="Times New Roman" w:cs="Times New Roman"/>
+          <w:sz w:val="20"/>
+          <w:szCs w:val="20"/>
+        </w:rPr>
+        <w:t>Смысл</w:t>
+      </w:r>
+      <w:r>
+        <w:rPr>
+          <w:rFonts w:ascii="Times New Roman" w:hAnsi="Times New Roman" w:cs="Times New Roman"/>
+          <w:sz w:val="20"/>
+          <w:szCs w:val="20"/>
+          <w:lang w:val="en-US"/>
+        </w:rPr>
+        <w:t xml:space="preserve"> </w:t>
+      </w:r>
+      <w:r>
+        <w:rPr>
+          <w:rFonts w:ascii="Times New Roman" w:hAnsi="Times New Roman" w:cs="Times New Roman"/>
+          <w:sz w:val="20"/>
+          <w:szCs w:val="20"/>
+        </w:rPr>
+        <w:t>сообщения</w:t>
+      </w:r>
+      <w:r>
+        <w:rPr>
+          <w:rFonts w:ascii="Times New Roman" w:hAnsi="Times New Roman" w:cs="Times New Roman"/>
+          <w:sz w:val="20"/>
+          <w:szCs w:val="20"/>
+          <w:lang w:val="en-US"/>
+        </w:rPr>
+        <w:t xml:space="preserve"> </w:t>
+      </w:r>
+      <w:r>
+        <w:rPr>
+          <w:rFonts w:ascii="Times New Roman" w:hAnsi="Times New Roman" w:cs="Times New Roman"/>
+          <w:sz w:val="20"/>
+          <w:szCs w:val="20"/>
+        </w:rPr>
+        <w:t>вполне</w:t>
+      </w:r>
+      <w:r>
+        <w:rPr>
+          <w:rFonts w:ascii="Times New Roman" w:hAnsi="Times New Roman" w:cs="Times New Roman"/>
+          <w:sz w:val="20"/>
+          <w:szCs w:val="20"/>
+          <w:lang w:val="en-US"/>
+        </w:rPr>
+        <w:t xml:space="preserve"> </w:t>
+      </w:r>
+      <w:r>
+        <w:rPr>
+          <w:rFonts w:ascii="Times New Roman" w:hAnsi="Times New Roman" w:cs="Times New Roman"/>
+          <w:sz w:val="20"/>
+          <w:szCs w:val="20"/>
+        </w:rPr>
+        <w:t>понятен</w:t>
+      </w:r>
+      <w:r>
+        <w:rPr>
+          <w:rFonts w:ascii="Times New Roman" w:hAnsi="Times New Roman" w:cs="Times New Roman"/>
+          <w:sz w:val="20"/>
+          <w:szCs w:val="20"/>
+          <w:lang w:val="en-US"/>
+        </w:rPr>
+        <w:t xml:space="preserve">: </w:t>
+      </w:r>
+      <w:r>
+        <w:rPr>
+          <w:rFonts w:ascii="Times New Roman" w:hAnsi="Times New Roman" w:cs="Times New Roman"/>
+          <w:sz w:val="20"/>
+          <w:szCs w:val="20"/>
+        </w:rPr>
+        <w:t>фреймворк</w:t>
+      </w:r>
+      <w:r>
+        <w:rPr>
+          <w:rFonts w:ascii="Times New Roman" w:hAnsi="Times New Roman" w:cs="Times New Roman"/>
+          <w:sz w:val="20"/>
+          <w:szCs w:val="20"/>
+          <w:lang w:val="en-US"/>
+        </w:rPr>
+        <w:t xml:space="preserve"> </w:t>
+      </w:r>
+      <w:r>
+        <w:rPr>
+          <w:rFonts w:ascii="Times New Roman" w:hAnsi="Times New Roman" w:cs="Times New Roman"/>
+          <w:sz w:val="20"/>
+          <w:szCs w:val="20"/>
+        </w:rPr>
+        <w:t>столкнулся</w:t>
+      </w:r>
+      <w:r>
+        <w:rPr>
+          <w:rFonts w:ascii="Times New Roman" w:hAnsi="Times New Roman" w:cs="Times New Roman"/>
+          <w:sz w:val="20"/>
+          <w:szCs w:val="20"/>
+          <w:lang w:val="en-US"/>
+        </w:rPr>
+        <w:t xml:space="preserve"> </w:t>
+      </w:r>
+      <w:r>
+        <w:rPr>
+          <w:rFonts w:ascii="Times New Roman" w:hAnsi="Times New Roman" w:cs="Times New Roman"/>
+          <w:sz w:val="20"/>
+          <w:szCs w:val="20"/>
+        </w:rPr>
+        <w:t>с</w:t>
+      </w:r>
+      <w:r>
+        <w:rPr>
+          <w:rFonts w:ascii="Times New Roman" w:hAnsi="Times New Roman" w:cs="Times New Roman"/>
+          <w:sz w:val="20"/>
+          <w:szCs w:val="20"/>
+          <w:lang w:val="en-US"/>
+        </w:rPr>
+        <w:t xml:space="preserve"> </w:t>
+      </w:r>
+      <w:r>
+        <w:rPr>
+          <w:rFonts w:ascii="Times New Roman" w:hAnsi="Times New Roman" w:cs="Times New Roman"/>
+          <w:sz w:val="20"/>
+          <w:szCs w:val="20"/>
+        </w:rPr>
+        <w:t>циклической</w:t>
+      </w:r>
+      <w:r>
+        <w:rPr>
+          <w:rFonts w:ascii="Times New Roman" w:hAnsi="Times New Roman" w:cs="Times New Roman"/>
+          <w:sz w:val="20"/>
+          <w:szCs w:val="20"/>
+          <w:lang w:val="en-US"/>
+        </w:rPr>
+        <w:t xml:space="preserve"> </w:t>
+      </w:r>
+      <w:r>
+        <w:rPr>
+          <w:rFonts w:ascii="Times New Roman" w:hAnsi="Times New Roman" w:cs="Times New Roman"/>
+          <w:sz w:val="20"/>
+          <w:szCs w:val="20"/>
+        </w:rPr>
+        <w:t>зависимостью</w:t>
+      </w:r>
+      <w:r>
+        <w:rPr>
+          <w:rFonts w:ascii="Times New Roman" w:hAnsi="Times New Roman" w:cs="Times New Roman"/>
+          <w:sz w:val="20"/>
+          <w:szCs w:val="20"/>
+          <w:lang w:val="en-US"/>
+        </w:rPr>
+        <w:t xml:space="preserve"> </w:t>
+      </w:r>
+      <w:r>
+        <w:rPr>
+          <w:rFonts w:ascii="Times New Roman" w:hAnsi="Times New Roman" w:cs="Times New Roman"/>
+          <w:sz w:val="20"/>
+          <w:szCs w:val="20"/>
+        </w:rPr>
+        <w:t>и</w:t>
+      </w:r>
+      <w:r>
+        <w:rPr>
+          <w:rFonts w:ascii="Times New Roman" w:hAnsi="Times New Roman" w:cs="Times New Roman"/>
+          <w:sz w:val="20"/>
+          <w:szCs w:val="20"/>
+          <w:lang w:val="en-US"/>
+        </w:rPr>
+        <w:t xml:space="preserve"> </w:t>
+      </w:r>
+      <w:r>
+        <w:rPr>
+          <w:rFonts w:ascii="Times New Roman" w:hAnsi="Times New Roman" w:cs="Times New Roman"/>
+          <w:sz w:val="20"/>
+          <w:szCs w:val="20"/>
+        </w:rPr>
+        <w:t>говорит</w:t>
+      </w:r>
+      <w:r>
+        <w:rPr>
+          <w:rFonts w:ascii="Times New Roman" w:hAnsi="Times New Roman" w:cs="Times New Roman"/>
+          <w:sz w:val="20"/>
+          <w:szCs w:val="20"/>
+          <w:lang w:val="en-US"/>
+        </w:rPr>
+        <w:t xml:space="preserve"> </w:t>
+      </w:r>
+      <w:r>
+        <w:rPr>
+          <w:rFonts w:ascii="Times New Roman" w:hAnsi="Times New Roman" w:cs="Times New Roman"/>
+          <w:sz w:val="20"/>
+          <w:szCs w:val="20"/>
+        </w:rPr>
+        <w:t>о</w:t>
+      </w:r>
+      <w:r>
+        <w:rPr>
+          <w:rFonts w:ascii="Times New Roman" w:hAnsi="Times New Roman" w:cs="Times New Roman"/>
+          <w:sz w:val="20"/>
+          <w:szCs w:val="20"/>
+          <w:lang w:val="en-US"/>
+        </w:rPr>
+        <w:t xml:space="preserve"> </w:t>
+      </w:r>
+      <w:r>
+        <w:rPr>
+          <w:rFonts w:ascii="Times New Roman" w:hAnsi="Times New Roman" w:cs="Times New Roman"/>
+          <w:sz w:val="20"/>
+          <w:szCs w:val="20"/>
+        </w:rPr>
+        <w:t>том</w:t>
+      </w:r>
+      <w:r>
+        <w:rPr>
+          <w:rFonts w:ascii="Times New Roman" w:hAnsi="Times New Roman" w:cs="Times New Roman"/>
+          <w:sz w:val="20"/>
+          <w:szCs w:val="20"/>
+          <w:lang w:val="en-US"/>
+        </w:rPr>
+        <w:t xml:space="preserve">, </w:t>
+      </w:r>
+      <w:r>
+        <w:rPr>
+          <w:rFonts w:ascii="Times New Roman" w:hAnsi="Times New Roman" w:cs="Times New Roman"/>
+          <w:sz w:val="20"/>
+          <w:szCs w:val="20"/>
+        </w:rPr>
+        <w:t>какие</w:t>
+      </w:r>
+      <w:r>
+        <w:rPr>
+          <w:rFonts w:ascii="Times New Roman" w:hAnsi="Times New Roman" w:cs="Times New Roman"/>
+          <w:sz w:val="20"/>
+          <w:szCs w:val="20"/>
+          <w:lang w:val="en-US"/>
+        </w:rPr>
+        <w:t xml:space="preserve"> </w:t>
+      </w:r>
+      <w:r>
+        <w:rPr>
+          <w:rFonts w:ascii="Times New Roman" w:hAnsi="Times New Roman" w:cs="Times New Roman"/>
+          <w:sz w:val="20"/>
+          <w:szCs w:val="20"/>
+        </w:rPr>
+        <w:t>именно</w:t>
+      </w:r>
+      <w:r>
+        <w:rPr>
+          <w:rFonts w:ascii="Times New Roman" w:hAnsi="Times New Roman" w:cs="Times New Roman"/>
+          <w:sz w:val="20"/>
+          <w:szCs w:val="20"/>
+          <w:lang w:val="en-US"/>
+        </w:rPr>
+        <w:t xml:space="preserve"> </w:t>
+      </w:r>
+      <w:r>
+        <w:rPr>
+          <w:rFonts w:ascii="Times New Roman" w:hAnsi="Times New Roman" w:cs="Times New Roman"/>
+          <w:sz w:val="20"/>
+          <w:szCs w:val="20"/>
+        </w:rPr>
+        <w:t>классы</w:t>
+      </w:r>
+      <w:r>
+        <w:rPr>
+          <w:rFonts w:ascii="Times New Roman" w:hAnsi="Times New Roman" w:cs="Times New Roman"/>
+          <w:sz w:val="20"/>
+          <w:szCs w:val="20"/>
+          <w:lang w:val="en-US"/>
+        </w:rPr>
+        <w:t xml:space="preserve"> </w:t>
+      </w:r>
+      <w:r>
+        <w:rPr>
+          <w:rFonts w:ascii="Times New Roman" w:hAnsi="Times New Roman" w:cs="Times New Roman"/>
+          <w:sz w:val="20"/>
+          <w:szCs w:val="20"/>
+        </w:rPr>
+        <w:t>ее</w:t>
+      </w:r>
+      <w:r>
+        <w:rPr>
+          <w:rFonts w:ascii="Times New Roman" w:hAnsi="Times New Roman" w:cs="Times New Roman"/>
+          <w:sz w:val="20"/>
+          <w:szCs w:val="20"/>
+          <w:lang w:val="en-US"/>
+        </w:rPr>
+        <w:t xml:space="preserve"> </w:t>
+      </w:r>
+      <w:r>
+        <w:rPr>
+          <w:rFonts w:ascii="Times New Roman" w:hAnsi="Times New Roman" w:cs="Times New Roman"/>
+          <w:sz w:val="20"/>
+          <w:szCs w:val="20"/>
+        </w:rPr>
+        <w:t>вызвали</w:t>
+      </w:r>
+      <w:r>
+        <w:rPr>
+          <w:rFonts w:ascii="Times New Roman" w:hAnsi="Times New Roman" w:cs="Times New Roman"/>
+          <w:sz w:val="20"/>
+          <w:szCs w:val="20"/>
+          <w:lang w:val="en-US"/>
+        </w:rPr>
+        <w:t xml:space="preserve">. </w:t>
+      </w:r>
+      <w:r>
+        <w:rPr>
+          <w:rFonts w:ascii="Times New Roman" w:hAnsi="Times New Roman" w:cs="Times New Roman"/>
+          <w:sz w:val="20"/>
+          <w:szCs w:val="20"/>
+        </w:rPr>
+        <w:t>Если вам встретится подобное исключение, нужно обратиться к перечисленным в нем классам и убрать циклическую зависимость.</w:t>
+      </w:r>
     </w:p>
     <w:sectPr>
       <w:pgSz w:w="11906" w:h="16838"/>

--- a/книга_Spring_быстро.docx
+++ b/книга_Spring_быстро.docx
@@ -1620,6 +1620,402 @@
     </w:p>
     <w:p>
       <w:pPr>
+        <w:spacing w:after="0" w:line="276" w:lineRule="auto"/>
+        <w:jc w:val="center"/>
+        <w:rPr>
+          <w:rFonts w:ascii="Times New Roman" w:hAnsi="Times New Roman" w:cs="Times New Roman"/>
+          <w:b/>
+          <w:bCs/>
+          <w:sz w:val="20"/>
+          <w:szCs w:val="20"/>
+        </w:rPr>
+      </w:pPr>
+      <w:r>
+        <w:rPr>
+          <w:rFonts w:ascii="Times New Roman" w:hAnsi="Times New Roman" w:cs="Times New Roman"/>
+          <w:b/>
+          <w:bCs/>
+          <w:sz w:val="20"/>
+          <w:szCs w:val="20"/>
+        </w:rPr>
+        <w:t xml:space="preserve">Чтобы явно указать, какой именно </w:t>
+      </w:r>
+      <w:proofErr w:type="gramStart"/>
+      <w:r>
+        <w:rPr>
+          <w:rFonts w:ascii="Times New Roman" w:hAnsi="Times New Roman" w:cs="Times New Roman"/>
+          <w:b/>
+          <w:bCs/>
+          <w:sz w:val="20"/>
+          <w:szCs w:val="20"/>
+        </w:rPr>
+        <w:t>бин(</w:t>
+      </w:r>
+      <w:proofErr w:type="gramEnd"/>
+      <w:r>
+        <w:rPr>
+          <w:rFonts w:ascii="Times New Roman" w:hAnsi="Times New Roman" w:cs="Times New Roman"/>
+          <w:b/>
+          <w:bCs/>
+          <w:sz w:val="20"/>
+          <w:szCs w:val="20"/>
+        </w:rPr>
+        <w:t xml:space="preserve">если их несколько) я хочу использовать, нужно </w:t>
+      </w:r>
+      <w:r>
+        <w:rPr>
+          <w:rFonts w:ascii="Times New Roman" w:hAnsi="Times New Roman" w:cs="Times New Roman"/>
+          <w:b/>
+          <w:bCs/>
+          <w:sz w:val="20"/>
+          <w:szCs w:val="20"/>
+        </w:rPr>
+        <w:t>:</w:t>
+      </w:r>
+    </w:p>
+    <w:p>
+      <w:pPr>
+        <w:spacing w:after="0" w:line="276" w:lineRule="auto"/>
+        <w:jc w:val="center"/>
+        <w:rPr>
+          <w:rFonts w:ascii="Times New Roman" w:hAnsi="Times New Roman" w:cs="Times New Roman"/>
+          <w:b/>
+          <w:bCs/>
+          <w:sz w:val="20"/>
+          <w:szCs w:val="20"/>
+        </w:rPr>
+      </w:pPr>
+    </w:p>
+    <w:p>
+      <w:pPr>
+        <w:pStyle w:val="a4"/>
+        <w:numPr>
+          <w:ilvl w:val="0"/>
+          <w:numId w:val="11"/>
+        </w:numPr>
+        <w:spacing w:after="0" w:line="276" w:lineRule="auto"/>
+      </w:pPr>
+      <w:r>
+        <w:rPr>
+          <w:lang w:val="en-US"/>
+        </w:rPr>
+        <w:t>Parrot</w:t>
+      </w:r>
+      <w:r>
+        <w:t xml:space="preserve"> </w:t>
+      </w:r>
+      <w:r>
+        <w:rPr>
+          <w:lang w:val="en-US"/>
+        </w:rPr>
+        <w:t>p</w:t>
+      </w:r>
+      <w:r>
+        <w:t xml:space="preserve"> = </w:t>
+      </w:r>
+      <w:proofErr w:type="gramStart"/>
+      <w:r>
+        <w:rPr>
+          <w:lang w:val="en-US"/>
+        </w:rPr>
+        <w:t>context</w:t>
+      </w:r>
+      <w:r>
+        <w:t>.</w:t>
+      </w:r>
+      <w:proofErr w:type="spellStart"/>
+      <w:r>
+        <w:rPr>
+          <w:lang w:val="en-US"/>
+        </w:rPr>
+        <w:t>getBean</w:t>
+      </w:r>
+      <w:proofErr w:type="spellEnd"/>
+      <w:proofErr w:type="gramEnd"/>
+      <w:r>
+        <w:t>("</w:t>
+      </w:r>
+      <w:r>
+        <w:rPr>
+          <w:lang w:val="en-US"/>
+        </w:rPr>
+        <w:t>parrot</w:t>
+      </w:r>
+      <w:r>
+        <w:t xml:space="preserve">2", </w:t>
+      </w:r>
+      <w:r>
+        <w:rPr>
+          <w:lang w:val="en-US"/>
+        </w:rPr>
+        <w:t>Parrot</w:t>
+      </w:r>
+      <w:r>
+        <w:t>.</w:t>
+      </w:r>
+      <w:r>
+        <w:rPr>
+          <w:lang w:val="en-US"/>
+        </w:rPr>
+        <w:t>class</w:t>
+      </w:r>
+      <w:r>
+        <w:t>); //</w:t>
+      </w:r>
+      <w:r>
+        <w:t>указать</w:t>
+      </w:r>
+      <w:r>
+        <w:t xml:space="preserve"> </w:t>
+      </w:r>
+      <w:r>
+        <w:t xml:space="preserve">конкретный бин </w:t>
+      </w:r>
+      <w:r>
+        <w:rPr>
+          <w:lang w:val="en-US"/>
+        </w:rPr>
+        <w:t>parrot</w:t>
+      </w:r>
+      <w:r>
+        <w:t>2</w:t>
+      </w:r>
+    </w:p>
+    <w:p>
+      <w:pPr>
+        <w:pStyle w:val="a4"/>
+        <w:numPr>
+          <w:ilvl w:val="0"/>
+          <w:numId w:val="11"/>
+        </w:numPr>
+        <w:spacing w:after="0" w:line="276" w:lineRule="auto"/>
+        <w:rPr>
+          <w:rFonts w:ascii="Times New Roman" w:hAnsi="Times New Roman" w:cs="Times New Roman"/>
+          <w:sz w:val="20"/>
+          <w:szCs w:val="20"/>
+        </w:rPr>
+      </w:pPr>
+      <w:r>
+        <w:rPr>
+          <w:rFonts w:ascii="Times New Roman" w:hAnsi="Times New Roman" w:cs="Times New Roman"/>
+          <w:sz w:val="20"/>
+          <w:szCs w:val="20"/>
+        </w:rPr>
+        <w:t xml:space="preserve">Присвоить </w:t>
+      </w:r>
+      <w:proofErr w:type="spellStart"/>
+      <w:r>
+        <w:rPr>
+          <w:rFonts w:ascii="Times New Roman" w:hAnsi="Times New Roman" w:cs="Times New Roman"/>
+          <w:sz w:val="20"/>
+          <w:szCs w:val="20"/>
+        </w:rPr>
+        <w:t>бину</w:t>
+      </w:r>
+      <w:proofErr w:type="spellEnd"/>
+      <w:r>
+        <w:rPr>
+          <w:rFonts w:ascii="Times New Roman" w:hAnsi="Times New Roman" w:cs="Times New Roman"/>
+          <w:sz w:val="20"/>
+          <w:szCs w:val="20"/>
+        </w:rPr>
+        <w:t xml:space="preserve"> свое имя и сделать </w:t>
+      </w:r>
+      <w:r>
+        <w:rPr>
+          <w:rFonts w:ascii="Times New Roman" w:hAnsi="Times New Roman" w:cs="Times New Roman"/>
+          <w:sz w:val="20"/>
+          <w:szCs w:val="20"/>
+        </w:rPr>
+        <w:t xml:space="preserve">1 с этим именем </w:t>
+      </w:r>
+    </w:p>
+    <w:p>
+      <w:pPr>
+        <w:pStyle w:val="a4"/>
+        <w:numPr>
+          <w:ilvl w:val="0"/>
+          <w:numId w:val="13"/>
+        </w:numPr>
+        <w:spacing w:after="0" w:line="276" w:lineRule="auto"/>
+        <w:rPr>
+          <w:rFonts w:ascii="Times New Roman" w:hAnsi="Times New Roman" w:cs="Times New Roman"/>
+          <w:sz w:val="20"/>
+          <w:szCs w:val="20"/>
+        </w:rPr>
+      </w:pPr>
+      <w:r>
+        <w:t>@</w:t>
+      </w:r>
+      <w:proofErr w:type="gramStart"/>
+      <w:r>
+        <w:t>Bean(</w:t>
+      </w:r>
+      <w:proofErr w:type="gramEnd"/>
+      <w:r>
+        <w:t>name = "</w:t>
+      </w:r>
+      <w:proofErr w:type="spellStart"/>
+      <w:r>
+        <w:t>miki</w:t>
+      </w:r>
+      <w:proofErr w:type="spellEnd"/>
+      <w:r>
+        <w:t xml:space="preserve">"); </w:t>
+      </w:r>
+    </w:p>
+    <w:p>
+      <w:pPr>
+        <w:pStyle w:val="a4"/>
+        <w:numPr>
+          <w:ilvl w:val="0"/>
+          <w:numId w:val="13"/>
+        </w:numPr>
+        <w:spacing w:after="0" w:line="276" w:lineRule="auto"/>
+        <w:rPr>
+          <w:rFonts w:ascii="Times New Roman" w:hAnsi="Times New Roman" w:cs="Times New Roman"/>
+          <w:sz w:val="20"/>
+          <w:szCs w:val="20"/>
+        </w:rPr>
+      </w:pPr>
+      <w:r>
+        <w:rPr>
+          <w:lang w:val="en-US"/>
+        </w:rPr>
+        <w:t>@</w:t>
+      </w:r>
+      <w:proofErr w:type="gramStart"/>
+      <w:r>
+        <w:rPr>
+          <w:lang w:val="en-US"/>
+        </w:rPr>
+        <w:t>Bean(</w:t>
+      </w:r>
+      <w:proofErr w:type="gramEnd"/>
+      <w:r>
+        <w:rPr>
+          <w:lang w:val="en-US"/>
+        </w:rPr>
+        <w:t>value = "</w:t>
+      </w:r>
+      <w:proofErr w:type="spellStart"/>
+      <w:r>
+        <w:rPr>
+          <w:lang w:val="en-US"/>
+        </w:rPr>
+        <w:t>miki</w:t>
+      </w:r>
+      <w:proofErr w:type="spellEnd"/>
+      <w:r>
+        <w:rPr>
+          <w:lang w:val="en-US"/>
+        </w:rPr>
+        <w:t xml:space="preserve">"); </w:t>
+      </w:r>
+    </w:p>
+    <w:p>
+      <w:pPr>
+        <w:pStyle w:val="a4"/>
+        <w:numPr>
+          <w:ilvl w:val="0"/>
+          <w:numId w:val="13"/>
+        </w:numPr>
+        <w:spacing w:after="0" w:line="276" w:lineRule="auto"/>
+        <w:rPr>
+          <w:rFonts w:ascii="Times New Roman" w:hAnsi="Times New Roman" w:cs="Times New Roman"/>
+          <w:sz w:val="20"/>
+          <w:szCs w:val="20"/>
+        </w:rPr>
+      </w:pPr>
+      <w:r>
+        <w:t>@</w:t>
+      </w:r>
+      <w:r>
+        <w:rPr>
+          <w:lang w:val="en-US"/>
+        </w:rPr>
+        <w:t>Bean</w:t>
+      </w:r>
+      <w:r>
+        <w:t>("</w:t>
+      </w:r>
+      <w:proofErr w:type="spellStart"/>
+      <w:r>
+        <w:rPr>
+          <w:lang w:val="en-US"/>
+        </w:rPr>
+        <w:t>miki</w:t>
+      </w:r>
+      <w:proofErr w:type="spellEnd"/>
+      <w:r>
+        <w:t>").</w:t>
+      </w:r>
+    </w:p>
+    <w:p>
+      <w:pPr>
+        <w:pStyle w:val="a4"/>
+        <w:numPr>
+          <w:ilvl w:val="0"/>
+          <w:numId w:val="11"/>
+        </w:numPr>
+        <w:spacing w:after="0" w:line="276" w:lineRule="auto"/>
+        <w:rPr>
+          <w:rFonts w:ascii="Times New Roman" w:hAnsi="Times New Roman" w:cs="Times New Roman"/>
+          <w:sz w:val="20"/>
+          <w:szCs w:val="20"/>
+        </w:rPr>
+      </w:pPr>
+      <w:r>
+        <w:rPr>
+          <w:rFonts w:ascii="Times New Roman" w:hAnsi="Times New Roman" w:cs="Times New Roman"/>
+          <w:sz w:val="20"/>
+          <w:szCs w:val="20"/>
+        </w:rPr>
+        <w:t>Использовать @</w:t>
+      </w:r>
+      <w:r>
+        <w:rPr>
+          <w:rFonts w:ascii="Times New Roman" w:hAnsi="Times New Roman" w:cs="Times New Roman"/>
+          <w:sz w:val="20"/>
+          <w:szCs w:val="20"/>
+          <w:lang w:val="en-US"/>
+        </w:rPr>
+        <w:t>Primary</w:t>
+      </w:r>
+      <w:r>
+        <w:rPr>
+          <w:rFonts w:ascii="Times New Roman" w:hAnsi="Times New Roman" w:cs="Times New Roman"/>
+          <w:sz w:val="20"/>
+          <w:szCs w:val="20"/>
+        </w:rPr>
+        <w:t xml:space="preserve"> чтобы этот бин использовался по </w:t>
+      </w:r>
+      <w:r>
+        <w:rPr>
+          <w:rFonts w:ascii="Times New Roman" w:hAnsi="Times New Roman" w:cs="Times New Roman"/>
+          <w:sz w:val="20"/>
+          <w:szCs w:val="20"/>
+          <w:lang w:val="en-US"/>
+        </w:rPr>
+        <w:t>default</w:t>
+      </w:r>
+    </w:p>
+    <w:p>
+      <w:pPr>
+        <w:pStyle w:val="a4"/>
+        <w:spacing w:after="0" w:line="276" w:lineRule="auto"/>
+        <w:ind w:left="2628"/>
+        <w:rPr>
+          <w:rFonts w:ascii="Times New Roman" w:hAnsi="Times New Roman" w:cs="Times New Roman"/>
+          <w:b/>
+          <w:bCs/>
+          <w:sz w:val="20"/>
+          <w:szCs w:val="20"/>
+        </w:rPr>
+      </w:pPr>
+    </w:p>
+    <w:p>
+      <w:pPr>
         <w:pStyle w:val="1"/>
         <w:jc w:val="center"/>
         <w:rPr>
@@ -2030,6 +2426,7 @@
         <w:rPr>
           <w:noProof/>
         </w:rPr>
+        <w:lastRenderedPageBreak/>
         <w:drawing>
           <wp:inline distT="0" distB="0" distL="0" distR="0" wp14:anchorId="70E1902A" wp14:editId="31A87696">
             <wp:extent cx="3935896" cy="2196192"/>
@@ -2093,7 +2490,6 @@
           <w:sz w:val="20"/>
           <w:szCs w:val="20"/>
         </w:rPr>
-        <w:lastRenderedPageBreak/>
         <w:t>В предыдущем абзаце я употребил слово «внедрение». То, что мы сейчас прописали в листинге, отныне будем называть внедрением зависимостей (</w:t>
       </w:r>
       <w:proofErr w:type="spellStart"/>
@@ -2787,16 +3183,509 @@
           <w:rFonts w:ascii="Times New Roman" w:hAnsi="Times New Roman" w:cs="Times New Roman"/>
           <w:sz w:val="20"/>
           <w:szCs w:val="20"/>
+        </w:rPr>
+      </w:pPr>
+      <w:r>
+        <w:rPr>
+          <w:rFonts w:ascii="Times New Roman" w:hAnsi="Times New Roman" w:cs="Times New Roman"/>
+          <w:sz w:val="20"/>
+          <w:szCs w:val="20"/>
+        </w:rPr>
+        <w:t xml:space="preserve">- нельзя сделать поле </w:t>
+      </w:r>
+      <w:r>
+        <w:rPr>
+          <w:rFonts w:ascii="Times New Roman" w:hAnsi="Times New Roman" w:cs="Times New Roman"/>
+          <w:sz w:val="20"/>
+          <w:szCs w:val="20"/>
           <w:lang w:val="en-US"/>
         </w:rPr>
-      </w:pPr>
-      <w:r>
-        <w:rPr>
-          <w:rFonts w:ascii="Times New Roman" w:hAnsi="Times New Roman" w:cs="Times New Roman"/>
-          <w:sz w:val="20"/>
-          <w:szCs w:val="20"/>
-        </w:rPr>
-        <w:t xml:space="preserve">- нельзя сделать поле </w:t>
+        <w:t>final</w:t>
+      </w:r>
+    </w:p>
+    <w:p>
+      <w:pPr>
+        <w:ind w:firstLine="502"/>
+        <w:rPr>
+          <w:rFonts w:ascii="Times New Roman" w:hAnsi="Times New Roman" w:cs="Times New Roman"/>
+          <w:sz w:val="20"/>
+          <w:szCs w:val="20"/>
+        </w:rPr>
+      </w:pPr>
+      <w:r>
+        <w:rPr>
+          <w:rFonts w:ascii="Times New Roman" w:hAnsi="Times New Roman" w:cs="Times New Roman"/>
+          <w:sz w:val="20"/>
+          <w:szCs w:val="20"/>
+        </w:rPr>
+        <w:t>Вывод</w:t>
+      </w:r>
+      <w:r>
+        <w:rPr>
+          <w:rFonts w:ascii="Times New Roman" w:hAnsi="Times New Roman" w:cs="Times New Roman"/>
+          <w:sz w:val="20"/>
+          <w:szCs w:val="20"/>
+        </w:rPr>
+        <w:t>:</w:t>
+      </w:r>
+      <w:r>
+        <w:rPr>
+          <w:rFonts w:ascii="Times New Roman" w:hAnsi="Times New Roman" w:cs="Times New Roman"/>
+          <w:sz w:val="20"/>
+          <w:szCs w:val="20"/>
+        </w:rPr>
+        <w:t xml:space="preserve"> лучше использовать внедрение </w:t>
+      </w:r>
+      <w:proofErr w:type="spellStart"/>
+      <w:r>
+        <w:rPr>
+          <w:rFonts w:ascii="Times New Roman" w:hAnsi="Times New Roman" w:cs="Times New Roman"/>
+          <w:sz w:val="20"/>
+          <w:szCs w:val="20"/>
+        </w:rPr>
+        <w:t>бина</w:t>
+      </w:r>
+      <w:proofErr w:type="spellEnd"/>
+      <w:r>
+        <w:rPr>
+          <w:rFonts w:ascii="Times New Roman" w:hAnsi="Times New Roman" w:cs="Times New Roman"/>
+          <w:sz w:val="20"/>
+          <w:szCs w:val="20"/>
+        </w:rPr>
+        <w:t xml:space="preserve"> </w:t>
+      </w:r>
+      <w:proofErr w:type="gramStart"/>
+      <w:r>
+        <w:rPr>
+          <w:rFonts w:ascii="Times New Roman" w:hAnsi="Times New Roman" w:cs="Times New Roman"/>
+          <w:sz w:val="20"/>
+          <w:szCs w:val="20"/>
+        </w:rPr>
+        <w:t>через конструктор</w:t>
+      </w:r>
+      <w:proofErr w:type="gramEnd"/>
+    </w:p>
+    <w:p>
+      <w:pPr>
+        <w:ind w:firstLine="708"/>
+        <w:rPr>
+          <w:rFonts w:ascii="Times New Roman" w:hAnsi="Times New Roman" w:cs="Times New Roman"/>
+          <w:sz w:val="20"/>
+          <w:szCs w:val="20"/>
+        </w:rPr>
+      </w:pPr>
+      <w:r>
+        <w:rPr>
+          <w:rFonts w:ascii="Times New Roman" w:hAnsi="Times New Roman" w:cs="Times New Roman"/>
+          <w:b/>
+          <w:bCs/>
+          <w:sz w:val="20"/>
+          <w:szCs w:val="20"/>
+        </w:rPr>
+        <w:t>Циклическая зависимость</w:t>
+      </w:r>
+      <w:r>
+        <w:rPr>
+          <w:rFonts w:ascii="Times New Roman" w:hAnsi="Times New Roman" w:cs="Times New Roman"/>
+          <w:b/>
+          <w:bCs/>
+          <w:sz w:val="20"/>
+          <w:szCs w:val="20"/>
+        </w:rPr>
+        <w:t xml:space="preserve"> </w:t>
+      </w:r>
+      <w:r>
+        <w:rPr>
+          <w:rFonts w:ascii="Times New Roman" w:hAnsi="Times New Roman" w:cs="Times New Roman"/>
+          <w:sz w:val="20"/>
+          <w:szCs w:val="20"/>
+        </w:rPr>
+        <w:t xml:space="preserve">— это ситуация, когда для создания </w:t>
+      </w:r>
+      <w:proofErr w:type="spellStart"/>
+      <w:r>
+        <w:rPr>
+          <w:rFonts w:ascii="Times New Roman" w:hAnsi="Times New Roman" w:cs="Times New Roman"/>
+          <w:sz w:val="20"/>
+          <w:szCs w:val="20"/>
+        </w:rPr>
+        <w:t>бина</w:t>
+      </w:r>
+      <w:proofErr w:type="spellEnd"/>
+      <w:r>
+        <w:rPr>
+          <w:rFonts w:ascii="Times New Roman" w:hAnsi="Times New Roman" w:cs="Times New Roman"/>
+          <w:sz w:val="20"/>
+          <w:szCs w:val="20"/>
+        </w:rPr>
+        <w:t xml:space="preserve"> (назовем его </w:t>
+      </w:r>
+      <w:proofErr w:type="spellStart"/>
+      <w:r>
+        <w:rPr>
+          <w:rFonts w:ascii="Times New Roman" w:hAnsi="Times New Roman" w:cs="Times New Roman"/>
+          <w:sz w:val="20"/>
+          <w:szCs w:val="20"/>
+        </w:rPr>
+        <w:t>Bean</w:t>
+      </w:r>
+      <w:proofErr w:type="spellEnd"/>
+      <w:r>
+        <w:rPr>
+          <w:rFonts w:ascii="Times New Roman" w:hAnsi="Times New Roman" w:cs="Times New Roman"/>
+          <w:sz w:val="20"/>
+          <w:szCs w:val="20"/>
+        </w:rPr>
+        <w:t xml:space="preserve"> A) Spring должен внедрить зависимость от другого </w:t>
+      </w:r>
+      <w:proofErr w:type="spellStart"/>
+      <w:r>
+        <w:rPr>
+          <w:rFonts w:ascii="Times New Roman" w:hAnsi="Times New Roman" w:cs="Times New Roman"/>
+          <w:sz w:val="20"/>
+          <w:szCs w:val="20"/>
+        </w:rPr>
+        <w:t>бина</w:t>
+      </w:r>
+      <w:proofErr w:type="spellEnd"/>
+      <w:r>
+        <w:rPr>
+          <w:rFonts w:ascii="Times New Roman" w:hAnsi="Times New Roman" w:cs="Times New Roman"/>
+          <w:sz w:val="20"/>
+          <w:szCs w:val="20"/>
+        </w:rPr>
+        <w:t>, пока еще не существующего (</w:t>
+      </w:r>
+      <w:proofErr w:type="spellStart"/>
+      <w:r>
+        <w:rPr>
+          <w:rFonts w:ascii="Times New Roman" w:hAnsi="Times New Roman" w:cs="Times New Roman"/>
+          <w:sz w:val="20"/>
+          <w:szCs w:val="20"/>
+        </w:rPr>
+        <w:t>Bean</w:t>
+      </w:r>
+      <w:proofErr w:type="spellEnd"/>
+      <w:r>
+        <w:rPr>
+          <w:rFonts w:ascii="Times New Roman" w:hAnsi="Times New Roman" w:cs="Times New Roman"/>
+          <w:sz w:val="20"/>
+          <w:szCs w:val="20"/>
+        </w:rPr>
+        <w:t xml:space="preserve"> B). Но </w:t>
+      </w:r>
+      <w:proofErr w:type="spellStart"/>
+      <w:r>
+        <w:rPr>
+          <w:rFonts w:ascii="Times New Roman" w:hAnsi="Times New Roman" w:cs="Times New Roman"/>
+          <w:sz w:val="20"/>
+          <w:szCs w:val="20"/>
+        </w:rPr>
+        <w:t>Bean</w:t>
+      </w:r>
+      <w:proofErr w:type="spellEnd"/>
+      <w:r>
+        <w:rPr>
+          <w:rFonts w:ascii="Times New Roman" w:hAnsi="Times New Roman" w:cs="Times New Roman"/>
+          <w:sz w:val="20"/>
+          <w:szCs w:val="20"/>
+        </w:rPr>
+        <w:t xml:space="preserve"> B, в свою очередь, также требует зависимости от </w:t>
+      </w:r>
+      <w:proofErr w:type="spellStart"/>
+      <w:r>
+        <w:rPr>
+          <w:rFonts w:ascii="Times New Roman" w:hAnsi="Times New Roman" w:cs="Times New Roman"/>
+          <w:sz w:val="20"/>
+          <w:szCs w:val="20"/>
+        </w:rPr>
+        <w:t>Bean</w:t>
+      </w:r>
+      <w:proofErr w:type="spellEnd"/>
+      <w:r>
+        <w:rPr>
+          <w:rFonts w:ascii="Times New Roman" w:hAnsi="Times New Roman" w:cs="Times New Roman"/>
+          <w:sz w:val="20"/>
+          <w:szCs w:val="20"/>
+        </w:rPr>
+        <w:t xml:space="preserve"> A. И Spring заходит в тупик: он не может создать </w:t>
+      </w:r>
+      <w:proofErr w:type="spellStart"/>
+      <w:r>
+        <w:rPr>
+          <w:rFonts w:ascii="Times New Roman" w:hAnsi="Times New Roman" w:cs="Times New Roman"/>
+          <w:sz w:val="20"/>
+          <w:szCs w:val="20"/>
+        </w:rPr>
+        <w:t>Bean</w:t>
+      </w:r>
+      <w:proofErr w:type="spellEnd"/>
+      <w:r>
+        <w:rPr>
+          <w:rFonts w:ascii="Times New Roman" w:hAnsi="Times New Roman" w:cs="Times New Roman"/>
+          <w:sz w:val="20"/>
+          <w:szCs w:val="20"/>
+        </w:rPr>
+        <w:t xml:space="preserve"> A, так как для этого нужен </w:t>
+      </w:r>
+      <w:proofErr w:type="spellStart"/>
+      <w:r>
+        <w:rPr>
+          <w:rFonts w:ascii="Times New Roman" w:hAnsi="Times New Roman" w:cs="Times New Roman"/>
+          <w:sz w:val="20"/>
+          <w:szCs w:val="20"/>
+        </w:rPr>
+        <w:t>Bean</w:t>
+      </w:r>
+      <w:proofErr w:type="spellEnd"/>
+      <w:r>
+        <w:rPr>
+          <w:rFonts w:ascii="Times New Roman" w:hAnsi="Times New Roman" w:cs="Times New Roman"/>
+          <w:sz w:val="20"/>
+          <w:szCs w:val="20"/>
+        </w:rPr>
+        <w:t xml:space="preserve"> B, и </w:t>
+      </w:r>
+      <w:proofErr w:type="spellStart"/>
+      <w:r>
+        <w:rPr>
+          <w:rFonts w:ascii="Times New Roman" w:hAnsi="Times New Roman" w:cs="Times New Roman"/>
+          <w:sz w:val="20"/>
+          <w:szCs w:val="20"/>
+        </w:rPr>
+        <w:t>неможет</w:t>
+      </w:r>
+      <w:proofErr w:type="spellEnd"/>
+      <w:r>
+        <w:rPr>
+          <w:rFonts w:ascii="Times New Roman" w:hAnsi="Times New Roman" w:cs="Times New Roman"/>
+          <w:sz w:val="20"/>
+          <w:szCs w:val="20"/>
+        </w:rPr>
+        <w:t xml:space="preserve"> создать </w:t>
+      </w:r>
+      <w:proofErr w:type="spellStart"/>
+      <w:r>
+        <w:rPr>
+          <w:rFonts w:ascii="Times New Roman" w:hAnsi="Times New Roman" w:cs="Times New Roman"/>
+          <w:sz w:val="20"/>
+          <w:szCs w:val="20"/>
+        </w:rPr>
+        <w:t>Bean</w:t>
+      </w:r>
+      <w:proofErr w:type="spellEnd"/>
+      <w:r>
+        <w:rPr>
+          <w:rFonts w:ascii="Times New Roman" w:hAnsi="Times New Roman" w:cs="Times New Roman"/>
+          <w:sz w:val="20"/>
+          <w:szCs w:val="20"/>
+        </w:rPr>
+        <w:t xml:space="preserve"> B, так как для этого нужен </w:t>
+      </w:r>
+      <w:proofErr w:type="spellStart"/>
+      <w:r>
+        <w:rPr>
+          <w:rFonts w:ascii="Times New Roman" w:hAnsi="Times New Roman" w:cs="Times New Roman"/>
+          <w:sz w:val="20"/>
+          <w:szCs w:val="20"/>
+        </w:rPr>
+        <w:t>Bean</w:t>
+      </w:r>
+      <w:proofErr w:type="spellEnd"/>
+      <w:r>
+        <w:rPr>
+          <w:rFonts w:ascii="Times New Roman" w:hAnsi="Times New Roman" w:cs="Times New Roman"/>
+          <w:sz w:val="20"/>
+          <w:szCs w:val="20"/>
+        </w:rPr>
+        <w:t xml:space="preserve"> A.</w:t>
+      </w:r>
+    </w:p>
+    <w:p>
+      <w:pPr>
+        <w:ind w:firstLine="708"/>
+        <w:rPr>
+          <w:rFonts w:ascii="Times New Roman" w:hAnsi="Times New Roman" w:cs="Times New Roman"/>
+          <w:sz w:val="20"/>
+          <w:szCs w:val="20"/>
+        </w:rPr>
+      </w:pPr>
+      <w:r>
+        <w:rPr>
+          <w:rFonts w:ascii="Times New Roman" w:hAnsi="Times New Roman" w:cs="Times New Roman"/>
+          <w:sz w:val="20"/>
+          <w:szCs w:val="20"/>
+        </w:rPr>
+        <w:lastRenderedPageBreak/>
+        <w:t>Циклической зависимости легко избежать. Достаточно убедиться, что у вас нет объектов, при создании которых возникает взаимная зависимость этих объектов друг от друга. Наличие такой зависимости — пример плохой разработки классов. В</w:t>
+      </w:r>
+      <w:r>
+        <w:rPr>
+          <w:rFonts w:ascii="Times New Roman" w:hAnsi="Times New Roman" w:cs="Times New Roman"/>
+          <w:sz w:val="20"/>
+          <w:szCs w:val="20"/>
+        </w:rPr>
+        <w:t xml:space="preserve"> </w:t>
+      </w:r>
+      <w:r>
+        <w:rPr>
+          <w:rFonts w:ascii="Times New Roman" w:hAnsi="Times New Roman" w:cs="Times New Roman"/>
+          <w:sz w:val="20"/>
+          <w:szCs w:val="20"/>
+        </w:rPr>
+        <w:t>этом</w:t>
+      </w:r>
+      <w:r>
+        <w:rPr>
+          <w:rFonts w:ascii="Times New Roman" w:hAnsi="Times New Roman" w:cs="Times New Roman"/>
+          <w:sz w:val="20"/>
+          <w:szCs w:val="20"/>
+        </w:rPr>
+        <w:t xml:space="preserve"> </w:t>
+      </w:r>
+      <w:r>
+        <w:rPr>
+          <w:rFonts w:ascii="Times New Roman" w:hAnsi="Times New Roman" w:cs="Times New Roman"/>
+          <w:sz w:val="20"/>
+          <w:szCs w:val="20"/>
+        </w:rPr>
+        <w:t>случае</w:t>
+      </w:r>
+      <w:r>
+        <w:rPr>
+          <w:rFonts w:ascii="Times New Roman" w:hAnsi="Times New Roman" w:cs="Times New Roman"/>
+          <w:sz w:val="20"/>
+          <w:szCs w:val="20"/>
+        </w:rPr>
+        <w:t xml:space="preserve"> </w:t>
+      </w:r>
+      <w:r>
+        <w:rPr>
+          <w:rFonts w:ascii="Times New Roman" w:hAnsi="Times New Roman" w:cs="Times New Roman"/>
+          <w:sz w:val="20"/>
+          <w:szCs w:val="20"/>
+        </w:rPr>
+        <w:t>нужно</w:t>
+      </w:r>
+      <w:r>
+        <w:rPr>
+          <w:rFonts w:ascii="Times New Roman" w:hAnsi="Times New Roman" w:cs="Times New Roman"/>
+          <w:sz w:val="20"/>
+          <w:szCs w:val="20"/>
+        </w:rPr>
+        <w:t xml:space="preserve"> </w:t>
+      </w:r>
+      <w:r>
+        <w:rPr>
+          <w:rFonts w:ascii="Times New Roman" w:hAnsi="Times New Roman" w:cs="Times New Roman"/>
+          <w:sz w:val="20"/>
+          <w:szCs w:val="20"/>
+        </w:rPr>
+        <w:t>переписать</w:t>
+      </w:r>
+      <w:r>
+        <w:rPr>
+          <w:rFonts w:ascii="Times New Roman" w:hAnsi="Times New Roman" w:cs="Times New Roman"/>
+          <w:sz w:val="20"/>
+          <w:szCs w:val="20"/>
+        </w:rPr>
+        <w:t xml:space="preserve"> </w:t>
+      </w:r>
+      <w:r>
+        <w:rPr>
+          <w:rFonts w:ascii="Times New Roman" w:hAnsi="Times New Roman" w:cs="Times New Roman"/>
+          <w:sz w:val="20"/>
+          <w:szCs w:val="20"/>
+        </w:rPr>
+        <w:t>код</w:t>
+      </w:r>
+      <w:r>
+        <w:rPr>
+          <w:rFonts w:ascii="Times New Roman" w:hAnsi="Times New Roman" w:cs="Times New Roman"/>
+          <w:sz w:val="20"/>
+          <w:szCs w:val="20"/>
+        </w:rPr>
+        <w:t>.</w:t>
+      </w:r>
+      <w:r>
+        <w:rPr>
+          <w:rFonts w:ascii="Times New Roman" w:hAnsi="Times New Roman" w:cs="Times New Roman"/>
+          <w:sz w:val="20"/>
+          <w:szCs w:val="20"/>
+        </w:rPr>
+        <w:br/>
+      </w:r>
+      <w:r>
+        <w:rPr>
+          <w:rFonts w:ascii="Times New Roman" w:hAnsi="Times New Roman" w:cs="Times New Roman"/>
+          <w:sz w:val="20"/>
+          <w:szCs w:val="20"/>
+        </w:rPr>
+        <w:t>в</w:t>
+      </w:r>
+      <w:r>
+        <w:rPr>
+          <w:rFonts w:ascii="Times New Roman" w:hAnsi="Times New Roman" w:cs="Times New Roman"/>
+          <w:sz w:val="20"/>
+          <w:szCs w:val="20"/>
+        </w:rPr>
+        <w:t xml:space="preserve"> </w:t>
+      </w:r>
+      <w:r>
+        <w:rPr>
+          <w:rFonts w:ascii="Times New Roman" w:hAnsi="Times New Roman" w:cs="Times New Roman"/>
+          <w:sz w:val="20"/>
+          <w:szCs w:val="20"/>
+        </w:rPr>
+        <w:t>результате</w:t>
+      </w:r>
+      <w:r>
+        <w:rPr>
+          <w:rFonts w:ascii="Times New Roman" w:hAnsi="Times New Roman" w:cs="Times New Roman"/>
+          <w:sz w:val="20"/>
+          <w:szCs w:val="20"/>
+        </w:rPr>
+        <w:t xml:space="preserve"> </w:t>
+      </w:r>
+      <w:r>
+        <w:rPr>
+          <w:rFonts w:ascii="Times New Roman" w:hAnsi="Times New Roman" w:cs="Times New Roman"/>
+          <w:sz w:val="20"/>
+          <w:szCs w:val="20"/>
+        </w:rPr>
+        <w:t>получаем</w:t>
+      </w:r>
+      <w:r>
+        <w:rPr>
+          <w:rFonts w:ascii="Times New Roman" w:hAnsi="Times New Roman" w:cs="Times New Roman"/>
+          <w:sz w:val="20"/>
+          <w:szCs w:val="20"/>
+        </w:rPr>
+        <w:t xml:space="preserve"> </w:t>
+      </w:r>
+      <w:r>
+        <w:rPr>
+          <w:rFonts w:ascii="Times New Roman" w:hAnsi="Times New Roman" w:cs="Times New Roman"/>
+          <w:sz w:val="20"/>
+          <w:szCs w:val="20"/>
+        </w:rPr>
+        <w:t>ошибку</w:t>
+      </w:r>
+      <w:r>
+        <w:rPr>
+          <w:rFonts w:ascii="Times New Roman" w:hAnsi="Times New Roman" w:cs="Times New Roman"/>
+          <w:sz w:val="20"/>
+          <w:szCs w:val="20"/>
+        </w:rPr>
+        <w:t xml:space="preserve"> </w:t>
+      </w:r>
+      <w:r>
+        <w:rPr>
+          <w:rFonts w:ascii="Times New Roman" w:hAnsi="Times New Roman" w:cs="Times New Roman"/>
+          <w:sz w:val="20"/>
+          <w:szCs w:val="20"/>
+        </w:rPr>
+        <w:br/>
       </w:r>
       <w:r>
         <w:rPr>
@@ -2805,42 +3694,120 @@
           <w:szCs w:val="20"/>
           <w:lang w:val="en-US"/>
         </w:rPr>
-        <w:t>final</w:t>
-      </w:r>
-    </w:p>
-    <w:p>
-      <w:pPr>
-        <w:ind w:firstLine="502"/>
+        <w:t>Caused</w:t>
+      </w:r>
+      <w:r>
+        <w:rPr>
+          <w:rFonts w:ascii="Times New Roman" w:hAnsi="Times New Roman" w:cs="Times New Roman"/>
+          <w:sz w:val="20"/>
+          <w:szCs w:val="20"/>
+        </w:rPr>
+        <w:t xml:space="preserve"> </w:t>
+      </w:r>
+      <w:r>
         <w:rPr>
           <w:rFonts w:ascii="Times New Roman" w:hAnsi="Times New Roman" w:cs="Times New Roman"/>
           <w:sz w:val="20"/>
           <w:szCs w:val="20"/>
           <w:lang w:val="en-US"/>
         </w:rPr>
-      </w:pPr>
-      <w:r>
-        <w:rPr>
-          <w:rFonts w:ascii="Times New Roman" w:hAnsi="Times New Roman" w:cs="Times New Roman"/>
-          <w:sz w:val="20"/>
-          <w:szCs w:val="20"/>
-        </w:rPr>
-        <w:t>Вывод</w:t>
-      </w:r>
-      <w:r>
-        <w:rPr>
-          <w:rFonts w:ascii="Times New Roman" w:hAnsi="Times New Roman" w:cs="Times New Roman"/>
-          <w:sz w:val="20"/>
-          <w:szCs w:val="20"/>
-        </w:rPr>
-        <w:t>:</w:t>
-      </w:r>
-      <w:r>
-        <w:rPr>
-          <w:rFonts w:ascii="Times New Roman" w:hAnsi="Times New Roman" w:cs="Times New Roman"/>
-          <w:sz w:val="20"/>
-          <w:szCs w:val="20"/>
-        </w:rPr>
-        <w:t xml:space="preserve"> лучше использовать внедрение </w:t>
+        <w:t>by</w:t>
+      </w:r>
+      <w:r>
+        <w:rPr>
+          <w:rFonts w:ascii="Times New Roman" w:hAnsi="Times New Roman" w:cs="Times New Roman"/>
+          <w:sz w:val="20"/>
+          <w:szCs w:val="20"/>
+        </w:rPr>
+        <w:t xml:space="preserve">: </w:t>
+      </w:r>
+    </w:p>
+    <w:p>
+      <w:pPr>
+        <w:ind w:firstLine="708"/>
+        <w:rPr>
+          <w:rFonts w:ascii="Times New Roman" w:hAnsi="Times New Roman" w:cs="Times New Roman"/>
+          <w:sz w:val="20"/>
+          <w:szCs w:val="20"/>
+          <w:lang w:val="en-US"/>
+        </w:rPr>
+      </w:pPr>
+      <w:proofErr w:type="gramStart"/>
+      <w:r>
+        <w:rPr>
+          <w:rFonts w:ascii="Times New Roman" w:hAnsi="Times New Roman" w:cs="Times New Roman"/>
+          <w:sz w:val="20"/>
+          <w:szCs w:val="20"/>
+          <w:lang w:val="en-US"/>
+        </w:rPr>
+        <w:t>org.springframework</w:t>
+      </w:r>
+      <w:proofErr w:type="gramEnd"/>
+      <w:r>
+        <w:rPr>
+          <w:rFonts w:ascii="Times New Roman" w:hAnsi="Times New Roman" w:cs="Times New Roman"/>
+          <w:sz w:val="20"/>
+          <w:szCs w:val="20"/>
+          <w:lang w:val="en-US"/>
+        </w:rPr>
+        <w:t>.beans.factory.BeanCurrentlyInCreationException: Error creating bean with name 'person': Requested bean is currently in creation: Is there an unresolvable circular reference or an asynchronous initialization dependency?</w:t>
+      </w:r>
+    </w:p>
+    <w:p>
+      <w:pPr>
+        <w:rPr>
+          <w:rFonts w:ascii="Times New Roman" w:hAnsi="Times New Roman" w:cs="Times New Roman"/>
+          <w:sz w:val="20"/>
+          <w:szCs w:val="20"/>
+          <w:lang w:val="en-US"/>
+        </w:rPr>
+      </w:pPr>
+      <w:r>
+        <w:rPr>
+          <w:rFonts w:ascii="Times New Roman" w:hAnsi="Times New Roman" w:cs="Times New Roman"/>
+          <w:sz w:val="20"/>
+          <w:szCs w:val="20"/>
+          <w:lang w:val="en-US"/>
+        </w:rPr>
+        <w:t xml:space="preserve">at </w:t>
+      </w:r>
+      <w:proofErr w:type="gramStart"/>
+      <w:r>
+        <w:rPr>
+          <w:rFonts w:ascii="Times New Roman" w:hAnsi="Times New Roman" w:cs="Times New Roman"/>
+          <w:sz w:val="20"/>
+          <w:szCs w:val="20"/>
+          <w:lang w:val="en-US"/>
+        </w:rPr>
+        <w:t>org.springframework</w:t>
+      </w:r>
+      <w:proofErr w:type="gramEnd"/>
+      <w:r>
+        <w:rPr>
+          <w:rFonts w:ascii="Times New Roman" w:hAnsi="Times New Roman" w:cs="Times New Roman"/>
+          <w:sz w:val="20"/>
+          <w:szCs w:val="20"/>
+          <w:lang w:val="en-US"/>
+        </w:rPr>
+        <w:t>.beans.factory.support.DefaultSingletonBeanRegistry.beforeSingletonCreation(DefaultSingletonBeanRegistry.java:541)</w:t>
+      </w:r>
+    </w:p>
+    <w:p>
+      <w:pPr>
+        <w:ind w:firstLine="708"/>
+        <w:rPr>
+          <w:rFonts w:ascii="Times New Roman" w:hAnsi="Times New Roman" w:cs="Times New Roman"/>
+          <w:sz w:val="20"/>
+          <w:szCs w:val="20"/>
+        </w:rPr>
+      </w:pPr>
+      <w:r>
+        <w:rPr>
+          <w:rFonts w:ascii="Times New Roman" w:hAnsi="Times New Roman" w:cs="Times New Roman"/>
+          <w:sz w:val="20"/>
+          <w:szCs w:val="20"/>
+        </w:rPr>
+        <w:t xml:space="preserve">Предположим, в контексте Spring есть три </w:t>
       </w:r>
       <w:proofErr w:type="spellStart"/>
       <w:r>
@@ -2858,253 +3825,395 @@
           <w:sz w:val="20"/>
           <w:szCs w:val="20"/>
         </w:rPr>
+        <w:t xml:space="preserve"> типа </w:t>
+      </w:r>
+      <w:proofErr w:type="spellStart"/>
+      <w:r>
+        <w:rPr>
+          <w:rFonts w:ascii="Times New Roman" w:hAnsi="Times New Roman" w:cs="Times New Roman"/>
+          <w:sz w:val="20"/>
+          <w:szCs w:val="20"/>
+        </w:rPr>
+        <w:t>Parrot</w:t>
+      </w:r>
+      <w:proofErr w:type="spellEnd"/>
+      <w:r>
+        <w:rPr>
+          <w:rFonts w:ascii="Times New Roman" w:hAnsi="Times New Roman" w:cs="Times New Roman"/>
+          <w:sz w:val="20"/>
+          <w:szCs w:val="20"/>
+        </w:rPr>
+        <w:t xml:space="preserve">. Согласно конфигурации фреймворк должен включить значение типа </w:t>
+      </w:r>
+      <w:proofErr w:type="spellStart"/>
+      <w:r>
+        <w:rPr>
+          <w:rFonts w:ascii="Times New Roman" w:hAnsi="Times New Roman" w:cs="Times New Roman"/>
+          <w:sz w:val="20"/>
+          <w:szCs w:val="20"/>
+        </w:rPr>
+        <w:t>Parrot</w:t>
+      </w:r>
+      <w:proofErr w:type="spellEnd"/>
+      <w:r>
+        <w:rPr>
+          <w:rFonts w:ascii="Times New Roman" w:hAnsi="Times New Roman" w:cs="Times New Roman"/>
+          <w:sz w:val="20"/>
+          <w:szCs w:val="20"/>
+        </w:rPr>
+        <w:t xml:space="preserve"> в параметр. Что будет делать Spring в этом случае? Какой из нескольких </w:t>
+      </w:r>
+      <w:proofErr w:type="spellStart"/>
+      <w:r>
+        <w:rPr>
+          <w:rFonts w:ascii="Times New Roman" w:hAnsi="Times New Roman" w:cs="Times New Roman"/>
+          <w:sz w:val="20"/>
+          <w:szCs w:val="20"/>
+        </w:rPr>
+        <w:t>бинов</w:t>
+      </w:r>
+      <w:proofErr w:type="spellEnd"/>
+      <w:r>
+        <w:rPr>
+          <w:rFonts w:ascii="Times New Roman" w:hAnsi="Times New Roman" w:cs="Times New Roman"/>
+          <w:sz w:val="20"/>
+          <w:szCs w:val="20"/>
+        </w:rPr>
+        <w:t xml:space="preserve"> данного типа фреймворк выберет для внедрения? В зависимости от конкретной реализации возможны следующие варианты. </w:t>
+      </w:r>
+    </w:p>
+    <w:p>
+      <w:pPr>
+        <w:rPr>
+          <w:rFonts w:ascii="Times New Roman" w:hAnsi="Times New Roman" w:cs="Times New Roman"/>
+          <w:sz w:val="20"/>
+          <w:szCs w:val="20"/>
+        </w:rPr>
+      </w:pPr>
+      <w:r>
+        <w:rPr>
+          <w:rFonts w:ascii="Times New Roman" w:hAnsi="Times New Roman" w:cs="Times New Roman"/>
+          <w:sz w:val="20"/>
+          <w:szCs w:val="20"/>
+        </w:rPr>
+        <w:t xml:space="preserve">1. Идентификатор параметра совпадает с именем одного из </w:t>
+      </w:r>
+      <w:proofErr w:type="spellStart"/>
+      <w:r>
+        <w:rPr>
+          <w:rFonts w:ascii="Times New Roman" w:hAnsi="Times New Roman" w:cs="Times New Roman"/>
+          <w:sz w:val="20"/>
+          <w:szCs w:val="20"/>
+        </w:rPr>
+        <w:t>бинов</w:t>
+      </w:r>
+      <w:proofErr w:type="spellEnd"/>
+      <w:r>
+        <w:rPr>
+          <w:rFonts w:ascii="Times New Roman" w:hAnsi="Times New Roman" w:cs="Times New Roman"/>
+          <w:sz w:val="20"/>
+          <w:szCs w:val="20"/>
+        </w:rPr>
+        <w:t xml:space="preserve">, добавленных в контекст (которое, напомню, в свою очередь, идентично имени метода, снабженного аннотацией @Bean и возвращающего значение этого </w:t>
+      </w:r>
+      <w:proofErr w:type="spellStart"/>
+      <w:r>
+        <w:rPr>
+          <w:rFonts w:ascii="Times New Roman" w:hAnsi="Times New Roman" w:cs="Times New Roman"/>
+          <w:sz w:val="20"/>
+          <w:szCs w:val="20"/>
+        </w:rPr>
+        <w:t>бина</w:t>
+      </w:r>
+      <w:proofErr w:type="spellEnd"/>
+      <w:r>
+        <w:rPr>
+          <w:rFonts w:ascii="Times New Roman" w:hAnsi="Times New Roman" w:cs="Times New Roman"/>
+          <w:sz w:val="20"/>
+          <w:szCs w:val="20"/>
+        </w:rPr>
+        <w:t xml:space="preserve">). В подобном случае Spring выберет бин с таким же именем, как и у параметра. </w:t>
+      </w:r>
+    </w:p>
+    <w:p>
+      <w:pPr>
+        <w:rPr>
+          <w:rFonts w:ascii="Times New Roman" w:hAnsi="Times New Roman" w:cs="Times New Roman"/>
+          <w:sz w:val="20"/>
+          <w:szCs w:val="20"/>
+        </w:rPr>
+      </w:pPr>
+      <w:r>
+        <w:rPr>
+          <w:rFonts w:ascii="Times New Roman" w:hAnsi="Times New Roman" w:cs="Times New Roman"/>
+          <w:sz w:val="20"/>
+          <w:szCs w:val="20"/>
+        </w:rPr>
+        <w:t xml:space="preserve">2. Идентификатор параметра не совпадает ни с одним из имен </w:t>
+      </w:r>
+      <w:proofErr w:type="spellStart"/>
+      <w:r>
+        <w:rPr>
+          <w:rFonts w:ascii="Times New Roman" w:hAnsi="Times New Roman" w:cs="Times New Roman"/>
+          <w:sz w:val="20"/>
+          <w:szCs w:val="20"/>
+        </w:rPr>
+        <w:t>бинов</w:t>
+      </w:r>
+      <w:proofErr w:type="spellEnd"/>
+      <w:r>
+        <w:rPr>
+          <w:rFonts w:ascii="Times New Roman" w:hAnsi="Times New Roman" w:cs="Times New Roman"/>
+          <w:sz w:val="20"/>
+          <w:szCs w:val="20"/>
+        </w:rPr>
+        <w:t xml:space="preserve">, имеющихся в контексте. Тогда можно поступить следующим образом: </w:t>
+      </w:r>
+    </w:p>
+    <w:p>
+      <w:pPr>
+        <w:pStyle w:val="a4"/>
+        <w:numPr>
+          <w:ilvl w:val="0"/>
+          <w:numId w:val="9"/>
+        </w:numPr>
+        <w:rPr>
+          <w:rFonts w:ascii="Times New Roman" w:hAnsi="Times New Roman" w:cs="Times New Roman"/>
+          <w:sz w:val="20"/>
+          <w:szCs w:val="20"/>
+        </w:rPr>
+      </w:pPr>
+      <w:r>
+        <w:rPr>
+          <w:rFonts w:ascii="Times New Roman" w:hAnsi="Times New Roman" w:cs="Times New Roman"/>
+          <w:sz w:val="20"/>
+          <w:szCs w:val="20"/>
+        </w:rPr>
+        <w:t xml:space="preserve">отметить один из </w:t>
+      </w:r>
+      <w:proofErr w:type="spellStart"/>
+      <w:r>
+        <w:rPr>
+          <w:rFonts w:ascii="Times New Roman" w:hAnsi="Times New Roman" w:cs="Times New Roman"/>
+          <w:sz w:val="20"/>
+          <w:szCs w:val="20"/>
+        </w:rPr>
+        <w:t>бинов</w:t>
+      </w:r>
+      <w:proofErr w:type="spellEnd"/>
+      <w:r>
+        <w:rPr>
+          <w:rFonts w:ascii="Times New Roman" w:hAnsi="Times New Roman" w:cs="Times New Roman"/>
+          <w:sz w:val="20"/>
+          <w:szCs w:val="20"/>
+        </w:rPr>
+        <w:t xml:space="preserve"> как первичный (с помощью аннотации @Primary, как в главе 2). В этом случае Spring выберет для внедрения первичный бин; </w:t>
+      </w:r>
+    </w:p>
+    <w:p>
+      <w:pPr>
+        <w:pStyle w:val="a4"/>
+        <w:numPr>
+          <w:ilvl w:val="0"/>
+          <w:numId w:val="9"/>
+        </w:numPr>
+        <w:rPr>
+          <w:rFonts w:ascii="Times New Roman" w:hAnsi="Times New Roman" w:cs="Times New Roman"/>
+          <w:sz w:val="20"/>
+          <w:szCs w:val="20"/>
+        </w:rPr>
+      </w:pPr>
+      <w:r>
+        <w:rPr>
+          <w:rFonts w:ascii="Times New Roman" w:hAnsi="Times New Roman" w:cs="Times New Roman"/>
+          <w:sz w:val="20"/>
+          <w:szCs w:val="20"/>
+        </w:rPr>
+        <w:t xml:space="preserve">выбрать некий бин и отметить его аннотацией @Qualifier, как будет описано далее; </w:t>
+      </w:r>
+    </w:p>
+    <w:p>
+      <w:pPr>
+        <w:pStyle w:val="a4"/>
+        <w:numPr>
+          <w:ilvl w:val="0"/>
+          <w:numId w:val="9"/>
+        </w:numPr>
+        <w:rPr>
+          <w:rFonts w:ascii="Times New Roman" w:hAnsi="Times New Roman" w:cs="Times New Roman"/>
+          <w:sz w:val="20"/>
+          <w:szCs w:val="20"/>
+        </w:rPr>
+      </w:pPr>
+      <w:r>
+        <w:rPr>
+          <w:rFonts w:ascii="Times New Roman" w:hAnsi="Times New Roman" w:cs="Times New Roman"/>
+          <w:sz w:val="20"/>
+          <w:szCs w:val="20"/>
+        </w:rPr>
+        <w:t xml:space="preserve">не делать ничего из </w:t>
+      </w:r>
+      <w:proofErr w:type="gramStart"/>
+      <w:r>
+        <w:rPr>
+          <w:rFonts w:ascii="Times New Roman" w:hAnsi="Times New Roman" w:cs="Times New Roman"/>
+          <w:sz w:val="20"/>
+          <w:szCs w:val="20"/>
+        </w:rPr>
+        <w:t>выше перечисленного</w:t>
+      </w:r>
+      <w:proofErr w:type="gramEnd"/>
+      <w:r>
+        <w:rPr>
+          <w:rFonts w:ascii="Times New Roman" w:hAnsi="Times New Roman" w:cs="Times New Roman"/>
+          <w:sz w:val="20"/>
+          <w:szCs w:val="20"/>
+        </w:rPr>
+        <w:t xml:space="preserve"> — однако в подобном случае приложение завершится ошибкой и выдаст исключение, сообщающее о том, что в контексте есть несколько </w:t>
+      </w:r>
+      <w:proofErr w:type="spellStart"/>
+      <w:r>
+        <w:rPr>
+          <w:rFonts w:ascii="Times New Roman" w:hAnsi="Times New Roman" w:cs="Times New Roman"/>
+          <w:sz w:val="20"/>
+          <w:szCs w:val="20"/>
+        </w:rPr>
+        <w:t>бинов</w:t>
+      </w:r>
+      <w:proofErr w:type="spellEnd"/>
+      <w:r>
+        <w:rPr>
+          <w:rFonts w:ascii="Times New Roman" w:hAnsi="Times New Roman" w:cs="Times New Roman"/>
+          <w:sz w:val="20"/>
+          <w:szCs w:val="20"/>
+        </w:rPr>
+        <w:t xml:space="preserve"> одного типа и Spring не может выбрать один из них.</w:t>
+      </w:r>
+    </w:p>
+    <w:p>
+      <w:r>
+        <w:t>@Qualifier</w:t>
+      </w:r>
+      <w:r>
         <w:t xml:space="preserve"> </w:t>
       </w:r>
-      <w:proofErr w:type="gramStart"/>
-      <w:r>
-        <w:rPr>
-          <w:rFonts w:ascii="Times New Roman" w:hAnsi="Times New Roman" w:cs="Times New Roman"/>
-          <w:sz w:val="20"/>
-          <w:szCs w:val="20"/>
-        </w:rPr>
-        <w:t>через конструктор</w:t>
-      </w:r>
-      <w:proofErr w:type="gramEnd"/>
+    </w:p>
+    <w:p>
+      <w:r>
+        <w:t xml:space="preserve">+ </w:t>
+      </w:r>
+      <w:r>
+        <w:t>явно обозначает внедрение</w:t>
+      </w:r>
+    </w:p>
+    <w:p>
+      <w:r>
+        <w:t>+</w:t>
+      </w:r>
+      <w:r>
+        <w:t xml:space="preserve">можно использовать в </w:t>
+      </w:r>
+      <w:r>
+        <w:t>@</w:t>
+      </w:r>
+      <w:r>
+        <w:rPr>
+          <w:lang w:val="en-US"/>
+        </w:rPr>
+        <w:t>Bean</w:t>
+      </w:r>
+      <w:r>
+        <w:t xml:space="preserve"> и в </w:t>
+      </w:r>
+      <w:r>
+        <w:t>@</w:t>
+      </w:r>
+      <w:r>
+        <w:rPr>
+          <w:lang w:val="en-US"/>
+        </w:rPr>
+        <w:t>Component</w:t>
+      </w:r>
+      <w:r>
+        <w:t xml:space="preserve"> (</w:t>
+      </w:r>
+      <w:proofErr w:type="spellStart"/>
+      <w:r>
+        <w:t>контруктор</w:t>
+      </w:r>
+      <w:proofErr w:type="spellEnd"/>
+      <w:r>
+        <w:t>)</w:t>
+      </w:r>
+    </w:p>
+    <w:p>
+      <w:r>
+        <w:t>- есть мнение что это ненужный шаблонный код</w:t>
+      </w:r>
+    </w:p>
+    <w:p>
+      <w:pPr>
+        <w:jc w:val="center"/>
+      </w:pPr>
+    </w:p>
+    <w:p>
+      <w:pPr>
+        <w:jc w:val="center"/>
+        <w:rPr>
+          <w:rFonts w:ascii="Times New Roman" w:hAnsi="Times New Roman" w:cs="Times New Roman"/>
+          <w:b/>
+          <w:bCs/>
+          <w:sz w:val="20"/>
+          <w:szCs w:val="20"/>
+        </w:rPr>
+      </w:pPr>
+      <w:r>
+        <w:rPr>
+          <w:rFonts w:ascii="Times New Roman" w:hAnsi="Times New Roman" w:cs="Times New Roman"/>
+          <w:b/>
+          <w:bCs/>
+          <w:sz w:val="20"/>
+          <w:szCs w:val="20"/>
+        </w:rPr>
+        <w:t xml:space="preserve">ГЛАВА </w:t>
+      </w:r>
+      <w:r>
+        <w:rPr>
+          <w:rFonts w:ascii="Times New Roman" w:hAnsi="Times New Roman" w:cs="Times New Roman"/>
+          <w:b/>
+          <w:bCs/>
+          <w:sz w:val="20"/>
+          <w:szCs w:val="20"/>
+        </w:rPr>
+        <w:t>4</w:t>
+      </w:r>
+    </w:p>
+    <w:p>
+      <w:pPr>
+        <w:jc w:val="center"/>
+        <w:rPr>
+          <w:rFonts w:ascii="Times New Roman" w:hAnsi="Times New Roman" w:cs="Times New Roman"/>
+          <w:b/>
+          <w:bCs/>
+          <w:sz w:val="20"/>
+          <w:szCs w:val="20"/>
+        </w:rPr>
+      </w:pPr>
     </w:p>
     <w:p>
       <w:pPr>
         <w:ind w:firstLine="708"/>
-        <w:rPr>
-          <w:rFonts w:ascii="Times New Roman" w:hAnsi="Times New Roman" w:cs="Times New Roman"/>
-          <w:sz w:val="20"/>
-          <w:szCs w:val="20"/>
-        </w:rPr>
-      </w:pPr>
-      <w:r>
-        <w:rPr>
-          <w:rFonts w:ascii="Times New Roman" w:hAnsi="Times New Roman" w:cs="Times New Roman"/>
-          <w:b/>
-          <w:bCs/>
-          <w:sz w:val="20"/>
-          <w:szCs w:val="20"/>
-        </w:rPr>
-        <w:t>Циклическая зависимость</w:t>
-      </w:r>
-      <w:r>
-        <w:rPr>
-          <w:rFonts w:ascii="Times New Roman" w:hAnsi="Times New Roman" w:cs="Times New Roman"/>
-          <w:b/>
-          <w:bCs/>
-          <w:sz w:val="20"/>
-          <w:szCs w:val="20"/>
-        </w:rPr>
-        <w:t xml:space="preserve"> </w:t>
-      </w:r>
-      <w:r>
-        <w:rPr>
-          <w:rFonts w:ascii="Times New Roman" w:hAnsi="Times New Roman" w:cs="Times New Roman"/>
-          <w:sz w:val="20"/>
-          <w:szCs w:val="20"/>
-        </w:rPr>
-        <w:t xml:space="preserve">— это ситуация, когда для создания </w:t>
+      </w:pPr>
+      <w:r>
+        <w:t xml:space="preserve">Далее мы поговорим о применении абстракций для </w:t>
       </w:r>
       <w:proofErr w:type="spellStart"/>
       <w:r>
-        <w:rPr>
-          <w:rFonts w:ascii="Times New Roman" w:hAnsi="Times New Roman" w:cs="Times New Roman"/>
-          <w:sz w:val="20"/>
-          <w:szCs w:val="20"/>
-        </w:rPr>
-        <w:t>бина</w:t>
+        <w:t>бинов</w:t>
       </w:r>
       <w:proofErr w:type="spellEnd"/>
       <w:r>
-        <w:rPr>
-          <w:rFonts w:ascii="Times New Roman" w:hAnsi="Times New Roman" w:cs="Times New Roman"/>
-          <w:sz w:val="20"/>
-          <w:szCs w:val="20"/>
-        </w:rPr>
-        <w:t xml:space="preserve"> (назовем его </w:t>
-      </w:r>
-      <w:proofErr w:type="spellStart"/>
-      <w:r>
-        <w:rPr>
-          <w:rFonts w:ascii="Times New Roman" w:hAnsi="Times New Roman" w:cs="Times New Roman"/>
-          <w:sz w:val="20"/>
-          <w:szCs w:val="20"/>
-        </w:rPr>
-        <w:t>Bean</w:t>
-      </w:r>
-      <w:proofErr w:type="spellEnd"/>
-      <w:r>
-        <w:rPr>
-          <w:rFonts w:ascii="Times New Roman" w:hAnsi="Times New Roman" w:cs="Times New Roman"/>
-          <w:sz w:val="20"/>
-          <w:szCs w:val="20"/>
-        </w:rPr>
-        <w:t xml:space="preserve"> A) Spring должен внедрить зависимость от другого </w:t>
-      </w:r>
-      <w:proofErr w:type="spellStart"/>
-      <w:r>
-        <w:rPr>
-          <w:rFonts w:ascii="Times New Roman" w:hAnsi="Times New Roman" w:cs="Times New Roman"/>
-          <w:sz w:val="20"/>
-          <w:szCs w:val="20"/>
-        </w:rPr>
-        <w:t>бина</w:t>
-      </w:r>
-      <w:proofErr w:type="spellEnd"/>
-      <w:r>
-        <w:rPr>
-          <w:rFonts w:ascii="Times New Roman" w:hAnsi="Times New Roman" w:cs="Times New Roman"/>
-          <w:sz w:val="20"/>
-          <w:szCs w:val="20"/>
-        </w:rPr>
-        <w:t>, пока еще не существующего (</w:t>
-      </w:r>
-      <w:proofErr w:type="spellStart"/>
-      <w:r>
-        <w:rPr>
-          <w:rFonts w:ascii="Times New Roman" w:hAnsi="Times New Roman" w:cs="Times New Roman"/>
-          <w:sz w:val="20"/>
-          <w:szCs w:val="20"/>
-        </w:rPr>
-        <w:t>Bean</w:t>
-      </w:r>
-      <w:proofErr w:type="spellEnd"/>
-      <w:r>
-        <w:rPr>
-          <w:rFonts w:ascii="Times New Roman" w:hAnsi="Times New Roman" w:cs="Times New Roman"/>
-          <w:sz w:val="20"/>
-          <w:szCs w:val="20"/>
-        </w:rPr>
-        <w:t xml:space="preserve"> B). Но </w:t>
-      </w:r>
-      <w:proofErr w:type="spellStart"/>
-      <w:r>
-        <w:rPr>
-          <w:rFonts w:ascii="Times New Roman" w:hAnsi="Times New Roman" w:cs="Times New Roman"/>
-          <w:sz w:val="20"/>
-          <w:szCs w:val="20"/>
-        </w:rPr>
-        <w:t>Bean</w:t>
-      </w:r>
-      <w:proofErr w:type="spellEnd"/>
-      <w:r>
-        <w:rPr>
-          <w:rFonts w:ascii="Times New Roman" w:hAnsi="Times New Roman" w:cs="Times New Roman"/>
-          <w:sz w:val="20"/>
-          <w:szCs w:val="20"/>
-        </w:rPr>
-        <w:t xml:space="preserve"> B, в свою очередь, также требует зависимости от </w:t>
-      </w:r>
-      <w:proofErr w:type="spellStart"/>
-      <w:r>
-        <w:rPr>
-          <w:rFonts w:ascii="Times New Roman" w:hAnsi="Times New Roman" w:cs="Times New Roman"/>
-          <w:sz w:val="20"/>
-          <w:szCs w:val="20"/>
-        </w:rPr>
-        <w:t>Bean</w:t>
-      </w:r>
-      <w:proofErr w:type="spellEnd"/>
-      <w:r>
-        <w:rPr>
-          <w:rFonts w:ascii="Times New Roman" w:hAnsi="Times New Roman" w:cs="Times New Roman"/>
-          <w:sz w:val="20"/>
-          <w:szCs w:val="20"/>
-        </w:rPr>
-        <w:t xml:space="preserve"> A. И Spring заходит в тупик: он не может создать </w:t>
-      </w:r>
-      <w:proofErr w:type="spellStart"/>
-      <w:r>
-        <w:rPr>
-          <w:rFonts w:ascii="Times New Roman" w:hAnsi="Times New Roman" w:cs="Times New Roman"/>
-          <w:sz w:val="20"/>
-          <w:szCs w:val="20"/>
-        </w:rPr>
-        <w:t>Bean</w:t>
-      </w:r>
-      <w:proofErr w:type="spellEnd"/>
-      <w:r>
-        <w:rPr>
-          <w:rFonts w:ascii="Times New Roman" w:hAnsi="Times New Roman" w:cs="Times New Roman"/>
-          <w:sz w:val="20"/>
-          <w:szCs w:val="20"/>
-        </w:rPr>
-        <w:t xml:space="preserve"> A, так как для этого нужен </w:t>
-      </w:r>
-      <w:proofErr w:type="spellStart"/>
-      <w:r>
-        <w:rPr>
-          <w:rFonts w:ascii="Times New Roman" w:hAnsi="Times New Roman" w:cs="Times New Roman"/>
-          <w:sz w:val="20"/>
-          <w:szCs w:val="20"/>
-        </w:rPr>
-        <w:t>Bean</w:t>
-      </w:r>
-      <w:proofErr w:type="spellEnd"/>
-      <w:r>
-        <w:rPr>
-          <w:rFonts w:ascii="Times New Roman" w:hAnsi="Times New Roman" w:cs="Times New Roman"/>
-          <w:sz w:val="20"/>
-          <w:szCs w:val="20"/>
-        </w:rPr>
-        <w:t xml:space="preserve"> B, и </w:t>
-      </w:r>
-      <w:proofErr w:type="spellStart"/>
-      <w:r>
-        <w:rPr>
-          <w:rFonts w:ascii="Times New Roman" w:hAnsi="Times New Roman" w:cs="Times New Roman"/>
-          <w:sz w:val="20"/>
-          <w:szCs w:val="20"/>
-        </w:rPr>
-        <w:t>неможет</w:t>
-      </w:r>
-      <w:proofErr w:type="spellEnd"/>
-      <w:r>
-        <w:rPr>
-          <w:rFonts w:ascii="Times New Roman" w:hAnsi="Times New Roman" w:cs="Times New Roman"/>
-          <w:sz w:val="20"/>
-          <w:szCs w:val="20"/>
-        </w:rPr>
-        <w:t xml:space="preserve"> создать </w:t>
-      </w:r>
-      <w:proofErr w:type="spellStart"/>
-      <w:r>
-        <w:rPr>
-          <w:rFonts w:ascii="Times New Roman" w:hAnsi="Times New Roman" w:cs="Times New Roman"/>
-          <w:sz w:val="20"/>
-          <w:szCs w:val="20"/>
-        </w:rPr>
-        <w:t>Bean</w:t>
-      </w:r>
-      <w:proofErr w:type="spellEnd"/>
-      <w:r>
-        <w:rPr>
-          <w:rFonts w:ascii="Times New Roman" w:hAnsi="Times New Roman" w:cs="Times New Roman"/>
-          <w:sz w:val="20"/>
-          <w:szCs w:val="20"/>
-        </w:rPr>
-        <w:t xml:space="preserve"> B, так как для этого нужен </w:t>
-      </w:r>
-      <w:proofErr w:type="spellStart"/>
-      <w:r>
-        <w:rPr>
-          <w:rFonts w:ascii="Times New Roman" w:hAnsi="Times New Roman" w:cs="Times New Roman"/>
-          <w:sz w:val="20"/>
-          <w:szCs w:val="20"/>
-        </w:rPr>
-        <w:t>Bean</w:t>
-      </w:r>
-      <w:proofErr w:type="spellEnd"/>
-      <w:r>
-        <w:rPr>
-          <w:rFonts w:ascii="Times New Roman" w:hAnsi="Times New Roman" w:cs="Times New Roman"/>
-          <w:sz w:val="20"/>
-          <w:szCs w:val="20"/>
-        </w:rPr>
-        <w:t xml:space="preserve"> A.</w:t>
+        <w:t xml:space="preserve"> Spring. Это исключительно важная тема, поскольку в реальных проектах часто приходится использовать абстракции для разделения реализаций.</w:t>
       </w:r>
     </w:p>
     <w:p>
@@ -3114,598 +4223,29 @@
           <w:rFonts w:ascii="Times New Roman" w:hAnsi="Times New Roman" w:cs="Times New Roman"/>
           <w:sz w:val="20"/>
           <w:szCs w:val="20"/>
-          <w:lang w:val="en-US"/>
-        </w:rPr>
-      </w:pPr>
-      <w:r>
-        <w:rPr>
-          <w:rFonts w:ascii="Times New Roman" w:hAnsi="Times New Roman" w:cs="Times New Roman"/>
-          <w:sz w:val="20"/>
-          <w:szCs w:val="20"/>
-        </w:rPr>
-        <w:t>Циклической зависимости легко избежать. Достаточно убедиться, что у вас нет объектов, при создании которых возникает взаимная зависимость этих объектов друг от друга. Наличие такой зависимости — пример плохой разработки классов. В</w:t>
-      </w:r>
-      <w:r>
-        <w:rPr>
-          <w:rFonts w:ascii="Times New Roman" w:hAnsi="Times New Roman" w:cs="Times New Roman"/>
-          <w:sz w:val="20"/>
-          <w:szCs w:val="20"/>
-          <w:lang w:val="en-US"/>
-        </w:rPr>
-        <w:t xml:space="preserve"> </w:t>
-      </w:r>
-      <w:r>
-        <w:rPr>
-          <w:rFonts w:ascii="Times New Roman" w:hAnsi="Times New Roman" w:cs="Times New Roman"/>
-          <w:sz w:val="20"/>
-          <w:szCs w:val="20"/>
-        </w:rPr>
-        <w:t>этом</w:t>
-      </w:r>
-      <w:r>
-        <w:rPr>
-          <w:rFonts w:ascii="Times New Roman" w:hAnsi="Times New Roman" w:cs="Times New Roman"/>
-          <w:sz w:val="20"/>
-          <w:szCs w:val="20"/>
-          <w:lang w:val="en-US"/>
-        </w:rPr>
-        <w:t xml:space="preserve"> </w:t>
-      </w:r>
-      <w:r>
-        <w:rPr>
-          <w:rFonts w:ascii="Times New Roman" w:hAnsi="Times New Roman" w:cs="Times New Roman"/>
-          <w:sz w:val="20"/>
-          <w:szCs w:val="20"/>
-        </w:rPr>
-        <w:t>случае</w:t>
-      </w:r>
-      <w:r>
-        <w:rPr>
-          <w:rFonts w:ascii="Times New Roman" w:hAnsi="Times New Roman" w:cs="Times New Roman"/>
-          <w:sz w:val="20"/>
-          <w:szCs w:val="20"/>
-          <w:lang w:val="en-US"/>
-        </w:rPr>
-        <w:t xml:space="preserve"> </w:t>
-      </w:r>
-      <w:r>
-        <w:rPr>
-          <w:rFonts w:ascii="Times New Roman" w:hAnsi="Times New Roman" w:cs="Times New Roman"/>
-          <w:sz w:val="20"/>
-          <w:szCs w:val="20"/>
-        </w:rPr>
-        <w:t>нужно</w:t>
-      </w:r>
-      <w:r>
-        <w:rPr>
-          <w:rFonts w:ascii="Times New Roman" w:hAnsi="Times New Roman" w:cs="Times New Roman"/>
-          <w:sz w:val="20"/>
-          <w:szCs w:val="20"/>
-          <w:lang w:val="en-US"/>
-        </w:rPr>
-        <w:t xml:space="preserve"> </w:t>
-      </w:r>
-      <w:r>
-        <w:rPr>
-          <w:rFonts w:ascii="Times New Roman" w:hAnsi="Times New Roman" w:cs="Times New Roman"/>
-          <w:sz w:val="20"/>
-          <w:szCs w:val="20"/>
-        </w:rPr>
-        <w:t>переписать</w:t>
-      </w:r>
-      <w:r>
-        <w:rPr>
-          <w:rFonts w:ascii="Times New Roman" w:hAnsi="Times New Roman" w:cs="Times New Roman"/>
-          <w:sz w:val="20"/>
-          <w:szCs w:val="20"/>
-          <w:lang w:val="en-US"/>
-        </w:rPr>
-        <w:t xml:space="preserve"> </w:t>
-      </w:r>
-      <w:r>
-        <w:rPr>
-          <w:rFonts w:ascii="Times New Roman" w:hAnsi="Times New Roman" w:cs="Times New Roman"/>
-          <w:sz w:val="20"/>
-          <w:szCs w:val="20"/>
-        </w:rPr>
-        <w:t>код</w:t>
-      </w:r>
-      <w:r>
-        <w:rPr>
-          <w:rFonts w:ascii="Times New Roman" w:hAnsi="Times New Roman" w:cs="Times New Roman"/>
-          <w:sz w:val="20"/>
-          <w:szCs w:val="20"/>
-          <w:lang w:val="en-US"/>
-        </w:rPr>
-        <w:t>.</w:t>
-      </w:r>
-      <w:r>
-        <w:rPr>
-          <w:rFonts w:ascii="Times New Roman" w:hAnsi="Times New Roman" w:cs="Times New Roman"/>
-          <w:sz w:val="20"/>
-          <w:szCs w:val="20"/>
-          <w:lang w:val="en-US"/>
-        </w:rPr>
-        <w:br/>
-      </w:r>
-      <w:r>
-        <w:rPr>
-          <w:rFonts w:ascii="Times New Roman" w:hAnsi="Times New Roman" w:cs="Times New Roman"/>
-          <w:sz w:val="20"/>
-          <w:szCs w:val="20"/>
-        </w:rPr>
-        <w:t>в</w:t>
-      </w:r>
-      <w:r>
-        <w:rPr>
-          <w:rFonts w:ascii="Times New Roman" w:hAnsi="Times New Roman" w:cs="Times New Roman"/>
-          <w:sz w:val="20"/>
-          <w:szCs w:val="20"/>
-          <w:lang w:val="en-US"/>
-        </w:rPr>
-        <w:t xml:space="preserve"> </w:t>
-      </w:r>
-      <w:r>
-        <w:rPr>
-          <w:rFonts w:ascii="Times New Roman" w:hAnsi="Times New Roman" w:cs="Times New Roman"/>
-          <w:sz w:val="20"/>
-          <w:szCs w:val="20"/>
-        </w:rPr>
-        <w:t>результате</w:t>
-      </w:r>
-      <w:r>
-        <w:rPr>
-          <w:rFonts w:ascii="Times New Roman" w:hAnsi="Times New Roman" w:cs="Times New Roman"/>
-          <w:sz w:val="20"/>
-          <w:szCs w:val="20"/>
-          <w:lang w:val="en-US"/>
-        </w:rPr>
-        <w:t xml:space="preserve"> </w:t>
-      </w:r>
-      <w:r>
-        <w:rPr>
-          <w:rFonts w:ascii="Times New Roman" w:hAnsi="Times New Roman" w:cs="Times New Roman"/>
-          <w:sz w:val="20"/>
-          <w:szCs w:val="20"/>
-        </w:rPr>
-        <w:t>получаем</w:t>
-      </w:r>
-      <w:r>
-        <w:rPr>
-          <w:rFonts w:ascii="Times New Roman" w:hAnsi="Times New Roman" w:cs="Times New Roman"/>
-          <w:sz w:val="20"/>
-          <w:szCs w:val="20"/>
-          <w:lang w:val="en-US"/>
-        </w:rPr>
-        <w:t xml:space="preserve"> </w:t>
-      </w:r>
-      <w:r>
-        <w:rPr>
-          <w:rFonts w:ascii="Times New Roman" w:hAnsi="Times New Roman" w:cs="Times New Roman"/>
-          <w:sz w:val="20"/>
-          <w:szCs w:val="20"/>
-        </w:rPr>
-        <w:t>ошибку</w:t>
-      </w:r>
-      <w:r>
-        <w:rPr>
-          <w:rFonts w:ascii="Times New Roman" w:hAnsi="Times New Roman" w:cs="Times New Roman"/>
-          <w:sz w:val="20"/>
-          <w:szCs w:val="20"/>
-          <w:lang w:val="en-US"/>
-        </w:rPr>
-        <w:t xml:space="preserve"> </w:t>
-      </w:r>
-      <w:r>
-        <w:rPr>
-          <w:rFonts w:ascii="Times New Roman" w:hAnsi="Times New Roman" w:cs="Times New Roman"/>
-          <w:sz w:val="20"/>
-          <w:szCs w:val="20"/>
-          <w:lang w:val="en-US"/>
-        </w:rPr>
-        <w:br/>
-      </w:r>
-      <w:r>
-        <w:rPr>
-          <w:rFonts w:ascii="Times New Roman" w:hAnsi="Times New Roman" w:cs="Times New Roman"/>
-          <w:sz w:val="20"/>
-          <w:szCs w:val="20"/>
-          <w:lang w:val="en-US"/>
-        </w:rPr>
-        <w:t xml:space="preserve">Caused by: </w:t>
-      </w:r>
-    </w:p>
-    <w:p>
-      <w:pPr>
-        <w:ind w:firstLine="708"/>
-        <w:rPr>
-          <w:rFonts w:ascii="Times New Roman" w:hAnsi="Times New Roman" w:cs="Times New Roman"/>
-          <w:sz w:val="20"/>
-          <w:szCs w:val="20"/>
-          <w:lang w:val="en-US"/>
-        </w:rPr>
-      </w:pPr>
-      <w:proofErr w:type="gramStart"/>
-      <w:r>
-        <w:rPr>
-          <w:rFonts w:ascii="Times New Roman" w:hAnsi="Times New Roman" w:cs="Times New Roman"/>
-          <w:sz w:val="20"/>
-          <w:szCs w:val="20"/>
-          <w:lang w:val="en-US"/>
-        </w:rPr>
-        <w:t>org.springframework</w:t>
-      </w:r>
-      <w:proofErr w:type="gramEnd"/>
-      <w:r>
-        <w:rPr>
-          <w:rFonts w:ascii="Times New Roman" w:hAnsi="Times New Roman" w:cs="Times New Roman"/>
-          <w:sz w:val="20"/>
-          <w:szCs w:val="20"/>
-          <w:lang w:val="en-US"/>
-        </w:rPr>
-        <w:t>.beans.factory.BeanCurrentlyInCreationException: Error creating bean with name 'person': Requested bean is currently in creation: Is there an unresolvable circular reference or an asynchronous initialization dependency?</w:t>
-      </w:r>
-    </w:p>
-    <w:p>
-      <w:pPr>
-        <w:rPr>
-          <w:rFonts w:ascii="Times New Roman" w:hAnsi="Times New Roman" w:cs="Times New Roman"/>
-          <w:sz w:val="20"/>
-          <w:szCs w:val="20"/>
-        </w:rPr>
-      </w:pPr>
-      <w:r>
-        <w:rPr>
-          <w:rFonts w:ascii="Times New Roman" w:hAnsi="Times New Roman" w:cs="Times New Roman"/>
-          <w:sz w:val="20"/>
-          <w:szCs w:val="20"/>
-          <w:lang w:val="en-US"/>
-        </w:rPr>
-        <w:t xml:space="preserve">at </w:t>
-      </w:r>
-      <w:proofErr w:type="gramStart"/>
-      <w:r>
-        <w:rPr>
-          <w:rFonts w:ascii="Times New Roman" w:hAnsi="Times New Roman" w:cs="Times New Roman"/>
-          <w:sz w:val="20"/>
-          <w:szCs w:val="20"/>
-          <w:lang w:val="en-US"/>
-        </w:rPr>
-        <w:t>org.springframework</w:t>
-      </w:r>
-      <w:proofErr w:type="gramEnd"/>
-      <w:r>
-        <w:rPr>
-          <w:rFonts w:ascii="Times New Roman" w:hAnsi="Times New Roman" w:cs="Times New Roman"/>
-          <w:sz w:val="20"/>
-          <w:szCs w:val="20"/>
-          <w:lang w:val="en-US"/>
-        </w:rPr>
-        <w:t>.beans.factory.support.DefaultSingletonBeanRegistry.beforeSingletonCreation(DefaultSingletonBeanRegistry.java:541)</w:t>
-      </w:r>
-      <w:r>
-        <w:rPr>
-          <w:rFonts w:ascii="Times New Roman" w:hAnsi="Times New Roman" w:cs="Times New Roman"/>
-          <w:sz w:val="20"/>
-          <w:szCs w:val="20"/>
-          <w:lang w:val="en-US"/>
-        </w:rPr>
-        <w:br/>
-      </w:r>
-      <w:r>
-        <w:rPr>
-          <w:rFonts w:ascii="Times New Roman" w:hAnsi="Times New Roman" w:cs="Times New Roman"/>
-          <w:sz w:val="20"/>
-          <w:szCs w:val="20"/>
-        </w:rPr>
-        <w:t>Смысл</w:t>
-      </w:r>
-      <w:r>
-        <w:rPr>
-          <w:rFonts w:ascii="Times New Roman" w:hAnsi="Times New Roman" w:cs="Times New Roman"/>
-          <w:sz w:val="20"/>
-          <w:szCs w:val="20"/>
-          <w:lang w:val="en-US"/>
-        </w:rPr>
-        <w:t xml:space="preserve"> </w:t>
-      </w:r>
-      <w:r>
-        <w:rPr>
-          <w:rFonts w:ascii="Times New Roman" w:hAnsi="Times New Roman" w:cs="Times New Roman"/>
-          <w:sz w:val="20"/>
-          <w:szCs w:val="20"/>
-        </w:rPr>
-        <w:t>сообщения</w:t>
-      </w:r>
-      <w:r>
-        <w:rPr>
-          <w:rFonts w:ascii="Times New Roman" w:hAnsi="Times New Roman" w:cs="Times New Roman"/>
-          <w:sz w:val="20"/>
-          <w:szCs w:val="20"/>
-          <w:lang w:val="en-US"/>
-        </w:rPr>
-        <w:t xml:space="preserve"> </w:t>
-      </w:r>
-      <w:r>
-        <w:rPr>
-          <w:rFonts w:ascii="Times New Roman" w:hAnsi="Times New Roman" w:cs="Times New Roman"/>
-          <w:sz w:val="20"/>
-          <w:szCs w:val="20"/>
-        </w:rPr>
-        <w:t>вполне</w:t>
-      </w:r>
-      <w:r>
-        <w:rPr>
-          <w:rFonts w:ascii="Times New Roman" w:hAnsi="Times New Roman" w:cs="Times New Roman"/>
-          <w:sz w:val="20"/>
-          <w:szCs w:val="20"/>
-          <w:lang w:val="en-US"/>
-        </w:rPr>
-        <w:t xml:space="preserve"> </w:t>
-      </w:r>
-      <w:r>
-        <w:rPr>
-          <w:rFonts w:ascii="Times New Roman" w:hAnsi="Times New Roman" w:cs="Times New Roman"/>
-          <w:sz w:val="20"/>
-          <w:szCs w:val="20"/>
-        </w:rPr>
-        <w:t>понятен</w:t>
-      </w:r>
-      <w:r>
-        <w:rPr>
-          <w:rFonts w:ascii="Times New Roman" w:hAnsi="Times New Roman" w:cs="Times New Roman"/>
-          <w:sz w:val="20"/>
-          <w:szCs w:val="20"/>
-          <w:lang w:val="en-US"/>
-        </w:rPr>
-        <w:t xml:space="preserve">: </w:t>
-      </w:r>
-      <w:r>
-        <w:rPr>
-          <w:rFonts w:ascii="Times New Roman" w:hAnsi="Times New Roman" w:cs="Times New Roman"/>
-          <w:sz w:val="20"/>
-          <w:szCs w:val="20"/>
-        </w:rPr>
-        <w:t>фреймворк</w:t>
-      </w:r>
-      <w:r>
-        <w:rPr>
-          <w:rFonts w:ascii="Times New Roman" w:hAnsi="Times New Roman" w:cs="Times New Roman"/>
-          <w:sz w:val="20"/>
-          <w:szCs w:val="20"/>
-          <w:lang w:val="en-US"/>
-        </w:rPr>
-        <w:t xml:space="preserve"> </w:t>
-      </w:r>
-      <w:r>
-        <w:rPr>
-          <w:rFonts w:ascii="Times New Roman" w:hAnsi="Times New Roman" w:cs="Times New Roman"/>
-          <w:sz w:val="20"/>
-          <w:szCs w:val="20"/>
-        </w:rPr>
-        <w:t>столкнулся</w:t>
-      </w:r>
-      <w:r>
-        <w:rPr>
-          <w:rFonts w:ascii="Times New Roman" w:hAnsi="Times New Roman" w:cs="Times New Roman"/>
-          <w:sz w:val="20"/>
-          <w:szCs w:val="20"/>
-          <w:lang w:val="en-US"/>
-        </w:rPr>
-        <w:t xml:space="preserve"> </w:t>
-      </w:r>
-      <w:r>
-        <w:rPr>
-          <w:rFonts w:ascii="Times New Roman" w:hAnsi="Times New Roman" w:cs="Times New Roman"/>
-          <w:sz w:val="20"/>
-          <w:szCs w:val="20"/>
-        </w:rPr>
-        <w:t>с</w:t>
-      </w:r>
-      <w:r>
-        <w:rPr>
-          <w:rFonts w:ascii="Times New Roman" w:hAnsi="Times New Roman" w:cs="Times New Roman"/>
-          <w:sz w:val="20"/>
-          <w:szCs w:val="20"/>
-          <w:lang w:val="en-US"/>
-        </w:rPr>
-        <w:t xml:space="preserve"> </w:t>
-      </w:r>
-      <w:r>
-        <w:rPr>
-          <w:rFonts w:ascii="Times New Roman" w:hAnsi="Times New Roman" w:cs="Times New Roman"/>
-          <w:sz w:val="20"/>
-          <w:szCs w:val="20"/>
-        </w:rPr>
-        <w:t>циклической</w:t>
-      </w:r>
-      <w:r>
-        <w:rPr>
-          <w:rFonts w:ascii="Times New Roman" w:hAnsi="Times New Roman" w:cs="Times New Roman"/>
-          <w:sz w:val="20"/>
-          <w:szCs w:val="20"/>
-          <w:lang w:val="en-US"/>
-        </w:rPr>
-        <w:t xml:space="preserve"> </w:t>
-      </w:r>
-      <w:r>
-        <w:rPr>
-          <w:rFonts w:ascii="Times New Roman" w:hAnsi="Times New Roman" w:cs="Times New Roman"/>
-          <w:sz w:val="20"/>
-          <w:szCs w:val="20"/>
-        </w:rPr>
-        <w:t>зависимостью</w:t>
-      </w:r>
-      <w:r>
-        <w:rPr>
-          <w:rFonts w:ascii="Times New Roman" w:hAnsi="Times New Roman" w:cs="Times New Roman"/>
-          <w:sz w:val="20"/>
-          <w:szCs w:val="20"/>
-          <w:lang w:val="en-US"/>
-        </w:rPr>
-        <w:t xml:space="preserve"> </w:t>
-      </w:r>
-      <w:r>
-        <w:rPr>
-          <w:rFonts w:ascii="Times New Roman" w:hAnsi="Times New Roman" w:cs="Times New Roman"/>
-          <w:sz w:val="20"/>
-          <w:szCs w:val="20"/>
-        </w:rPr>
-        <w:t>и</w:t>
-      </w:r>
-      <w:r>
-        <w:rPr>
-          <w:rFonts w:ascii="Times New Roman" w:hAnsi="Times New Roman" w:cs="Times New Roman"/>
-          <w:sz w:val="20"/>
-          <w:szCs w:val="20"/>
-          <w:lang w:val="en-US"/>
-        </w:rPr>
-        <w:t xml:space="preserve"> </w:t>
-      </w:r>
-      <w:r>
-        <w:rPr>
-          <w:rFonts w:ascii="Times New Roman" w:hAnsi="Times New Roman" w:cs="Times New Roman"/>
-          <w:sz w:val="20"/>
-          <w:szCs w:val="20"/>
-        </w:rPr>
-        <w:t>говорит</w:t>
-      </w:r>
-      <w:r>
-        <w:rPr>
-          <w:rFonts w:ascii="Times New Roman" w:hAnsi="Times New Roman" w:cs="Times New Roman"/>
-          <w:sz w:val="20"/>
-          <w:szCs w:val="20"/>
-          <w:lang w:val="en-US"/>
-        </w:rPr>
-        <w:t xml:space="preserve"> </w:t>
-      </w:r>
-      <w:r>
-        <w:rPr>
-          <w:rFonts w:ascii="Times New Roman" w:hAnsi="Times New Roman" w:cs="Times New Roman"/>
-          <w:sz w:val="20"/>
-          <w:szCs w:val="20"/>
-        </w:rPr>
-        <w:t>о</w:t>
-      </w:r>
-      <w:r>
-        <w:rPr>
-          <w:rFonts w:ascii="Times New Roman" w:hAnsi="Times New Roman" w:cs="Times New Roman"/>
-          <w:sz w:val="20"/>
-          <w:szCs w:val="20"/>
-          <w:lang w:val="en-US"/>
-        </w:rPr>
-        <w:t xml:space="preserve"> </w:t>
-      </w:r>
-      <w:r>
-        <w:rPr>
-          <w:rFonts w:ascii="Times New Roman" w:hAnsi="Times New Roman" w:cs="Times New Roman"/>
-          <w:sz w:val="20"/>
-          <w:szCs w:val="20"/>
-        </w:rPr>
-        <w:t>том</w:t>
-      </w:r>
-      <w:r>
-        <w:rPr>
-          <w:rFonts w:ascii="Times New Roman" w:hAnsi="Times New Roman" w:cs="Times New Roman"/>
-          <w:sz w:val="20"/>
-          <w:szCs w:val="20"/>
-          <w:lang w:val="en-US"/>
-        </w:rPr>
-        <w:t xml:space="preserve">, </w:t>
-      </w:r>
-      <w:r>
-        <w:rPr>
-          <w:rFonts w:ascii="Times New Roman" w:hAnsi="Times New Roman" w:cs="Times New Roman"/>
-          <w:sz w:val="20"/>
-          <w:szCs w:val="20"/>
-        </w:rPr>
-        <w:t>какие</w:t>
-      </w:r>
-      <w:r>
-        <w:rPr>
-          <w:rFonts w:ascii="Times New Roman" w:hAnsi="Times New Roman" w:cs="Times New Roman"/>
-          <w:sz w:val="20"/>
-          <w:szCs w:val="20"/>
-          <w:lang w:val="en-US"/>
-        </w:rPr>
-        <w:t xml:space="preserve"> </w:t>
-      </w:r>
-      <w:r>
-        <w:rPr>
-          <w:rFonts w:ascii="Times New Roman" w:hAnsi="Times New Roman" w:cs="Times New Roman"/>
-          <w:sz w:val="20"/>
-          <w:szCs w:val="20"/>
-        </w:rPr>
-        <w:t>именно</w:t>
-      </w:r>
-      <w:r>
-        <w:rPr>
-          <w:rFonts w:ascii="Times New Roman" w:hAnsi="Times New Roman" w:cs="Times New Roman"/>
-          <w:sz w:val="20"/>
-          <w:szCs w:val="20"/>
-          <w:lang w:val="en-US"/>
-        </w:rPr>
-        <w:t xml:space="preserve"> </w:t>
-      </w:r>
-      <w:r>
-        <w:rPr>
-          <w:rFonts w:ascii="Times New Roman" w:hAnsi="Times New Roman" w:cs="Times New Roman"/>
-          <w:sz w:val="20"/>
-          <w:szCs w:val="20"/>
-        </w:rPr>
-        <w:t>классы</w:t>
-      </w:r>
-      <w:r>
-        <w:rPr>
-          <w:rFonts w:ascii="Times New Roman" w:hAnsi="Times New Roman" w:cs="Times New Roman"/>
-          <w:sz w:val="20"/>
-          <w:szCs w:val="20"/>
-          <w:lang w:val="en-US"/>
-        </w:rPr>
-        <w:t xml:space="preserve"> </w:t>
-      </w:r>
-      <w:r>
-        <w:rPr>
-          <w:rFonts w:ascii="Times New Roman" w:hAnsi="Times New Roman" w:cs="Times New Roman"/>
-          <w:sz w:val="20"/>
-          <w:szCs w:val="20"/>
-        </w:rPr>
-        <w:t>ее</w:t>
-      </w:r>
-      <w:r>
-        <w:rPr>
-          <w:rFonts w:ascii="Times New Roman" w:hAnsi="Times New Roman" w:cs="Times New Roman"/>
-          <w:sz w:val="20"/>
-          <w:szCs w:val="20"/>
-          <w:lang w:val="en-US"/>
-        </w:rPr>
-        <w:t xml:space="preserve"> </w:t>
-      </w:r>
-      <w:r>
-        <w:rPr>
-          <w:rFonts w:ascii="Times New Roman" w:hAnsi="Times New Roman" w:cs="Times New Roman"/>
-          <w:sz w:val="20"/>
-          <w:szCs w:val="20"/>
-        </w:rPr>
-        <w:t>вызвали</w:t>
-      </w:r>
-      <w:r>
-        <w:rPr>
-          <w:rFonts w:ascii="Times New Roman" w:hAnsi="Times New Roman" w:cs="Times New Roman"/>
-          <w:sz w:val="20"/>
-          <w:szCs w:val="20"/>
-          <w:lang w:val="en-US"/>
-        </w:rPr>
-        <w:t xml:space="preserve">. </w:t>
-      </w:r>
-      <w:r>
-        <w:rPr>
-          <w:rFonts w:ascii="Times New Roman" w:hAnsi="Times New Roman" w:cs="Times New Roman"/>
-          <w:sz w:val="20"/>
-          <w:szCs w:val="20"/>
-        </w:rPr>
-        <w:t>Если вам встретится подобное исключение, нужно обратиться к перечисленным в нем классам и убрать циклическую зависимость.</w:t>
-      </w:r>
+        </w:rPr>
+      </w:pPr>
+      <w:r>
+        <w:t>Интерфейс Java — это абстрактная структура, которая применяется для объявления определенных обязанностей. Эти обязанности даются объекту, реализующему интерфейс. Другие объекты этого же интерфейса могут выполнять эти обязанности другими способами. Можно сказать, что интерфейс описывает «то, что должно случиться», а каждый отдельный объект — «то, как именно это должно случиться».</w:t>
+      </w:r>
+    </w:p>
+    <w:p>
+      <w:pPr>
+        <w:rPr>
+          <w:rFonts w:ascii="Times New Roman" w:hAnsi="Times New Roman" w:cs="Times New Roman"/>
+          <w:sz w:val="20"/>
+          <w:szCs w:val="20"/>
+        </w:rPr>
+      </w:pPr>
+    </w:p>
+    <w:p>
+      <w:pPr>
+        <w:rPr>
+          <w:rFonts w:ascii="Times New Roman" w:hAnsi="Times New Roman" w:cs="Times New Roman"/>
+          <w:sz w:val="20"/>
+          <w:szCs w:val="20"/>
+        </w:rPr>
+      </w:pPr>
     </w:p>
     <w:sectPr>
       <w:pgSz w:w="11906" w:h="16838"/>
@@ -3833,6 +4373,205 @@
     </w:lvl>
   </w:abstractNum>
   <w:abstractNum w:abstractNumId="1" w15:restartNumberingAfterBreak="0">
+    <w:nsid w:val="0CD02DCD"/>
+    <w:multiLevelType w:val="hybridMultilevel"/>
+    <w:tmpl w:val="97B8135E"/>
+    <w:lvl w:ilvl="0" w:tplc="04190001">
+      <w:start w:val="1"/>
+      <w:numFmt w:val="bullet"/>
+      <w:lvlText w:val=""/>
+      <w:lvlJc w:val="left"/>
+      <w:pPr>
+        <w:ind w:left="720" w:hanging="360"/>
+      </w:pPr>
+      <w:rPr>
+        <w:rFonts w:ascii="Symbol" w:hAnsi="Symbol" w:hint="default"/>
+      </w:rPr>
+    </w:lvl>
+    <w:lvl w:ilvl="1" w:tplc="04190003" w:tentative="1">
+      <w:start w:val="1"/>
+      <w:numFmt w:val="bullet"/>
+      <w:lvlText w:val="o"/>
+      <w:lvlJc w:val="left"/>
+      <w:pPr>
+        <w:ind w:left="1440" w:hanging="360"/>
+      </w:pPr>
+      <w:rPr>
+        <w:rFonts w:ascii="Courier New" w:hAnsi="Courier New" w:cs="Courier New" w:hint="default"/>
+      </w:rPr>
+    </w:lvl>
+    <w:lvl w:ilvl="2" w:tplc="04190005" w:tentative="1">
+      <w:start w:val="1"/>
+      <w:numFmt w:val="bullet"/>
+      <w:lvlText w:val=""/>
+      <w:lvlJc w:val="left"/>
+      <w:pPr>
+        <w:ind w:left="2160" w:hanging="360"/>
+      </w:pPr>
+      <w:rPr>
+        <w:rFonts w:ascii="Wingdings" w:hAnsi="Wingdings" w:hint="default"/>
+      </w:rPr>
+    </w:lvl>
+    <w:lvl w:ilvl="3" w:tplc="04190001" w:tentative="1">
+      <w:start w:val="1"/>
+      <w:numFmt w:val="bullet"/>
+      <w:lvlText w:val=""/>
+      <w:lvlJc w:val="left"/>
+      <w:pPr>
+        <w:ind w:left="2880" w:hanging="360"/>
+      </w:pPr>
+      <w:rPr>
+        <w:rFonts w:ascii="Symbol" w:hAnsi="Symbol" w:hint="default"/>
+      </w:rPr>
+    </w:lvl>
+    <w:lvl w:ilvl="4" w:tplc="04190003" w:tentative="1">
+      <w:start w:val="1"/>
+      <w:numFmt w:val="bullet"/>
+      <w:lvlText w:val="o"/>
+      <w:lvlJc w:val="left"/>
+      <w:pPr>
+        <w:ind w:left="3600" w:hanging="360"/>
+      </w:pPr>
+      <w:rPr>
+        <w:rFonts w:ascii="Courier New" w:hAnsi="Courier New" w:cs="Courier New" w:hint="default"/>
+      </w:rPr>
+    </w:lvl>
+    <w:lvl w:ilvl="5" w:tplc="04190005" w:tentative="1">
+      <w:start w:val="1"/>
+      <w:numFmt w:val="bullet"/>
+      <w:lvlText w:val=""/>
+      <w:lvlJc w:val="left"/>
+      <w:pPr>
+        <w:ind w:left="4320" w:hanging="360"/>
+      </w:pPr>
+      <w:rPr>
+        <w:rFonts w:ascii="Wingdings" w:hAnsi="Wingdings" w:hint="default"/>
+      </w:rPr>
+    </w:lvl>
+    <w:lvl w:ilvl="6" w:tplc="04190001" w:tentative="1">
+      <w:start w:val="1"/>
+      <w:numFmt w:val="bullet"/>
+      <w:lvlText w:val=""/>
+      <w:lvlJc w:val="left"/>
+      <w:pPr>
+        <w:ind w:left="5040" w:hanging="360"/>
+      </w:pPr>
+      <w:rPr>
+        <w:rFonts w:ascii="Symbol" w:hAnsi="Symbol" w:hint="default"/>
+      </w:rPr>
+    </w:lvl>
+    <w:lvl w:ilvl="7" w:tplc="04190003" w:tentative="1">
+      <w:start w:val="1"/>
+      <w:numFmt w:val="bullet"/>
+      <w:lvlText w:val="o"/>
+      <w:lvlJc w:val="left"/>
+      <w:pPr>
+        <w:ind w:left="5760" w:hanging="360"/>
+      </w:pPr>
+      <w:rPr>
+        <w:rFonts w:ascii="Courier New" w:hAnsi="Courier New" w:cs="Courier New" w:hint="default"/>
+      </w:rPr>
+    </w:lvl>
+    <w:lvl w:ilvl="8" w:tplc="04190005" w:tentative="1">
+      <w:start w:val="1"/>
+      <w:numFmt w:val="bullet"/>
+      <w:lvlText w:val=""/>
+      <w:lvlJc w:val="left"/>
+      <w:pPr>
+        <w:ind w:left="6480" w:hanging="360"/>
+      </w:pPr>
+      <w:rPr>
+        <w:rFonts w:ascii="Wingdings" w:hAnsi="Wingdings" w:hint="default"/>
+      </w:rPr>
+    </w:lvl>
+  </w:abstractNum>
+  <w:abstractNum w:abstractNumId="2" w15:restartNumberingAfterBreak="0">
+    <w:nsid w:val="10AC40D7"/>
+    <w:multiLevelType w:val="hybridMultilevel"/>
+    <w:tmpl w:val="7EB462CA"/>
+    <w:lvl w:ilvl="0" w:tplc="0419000F">
+      <w:start w:val="1"/>
+      <w:numFmt w:val="decimal"/>
+      <w:lvlText w:val="%1."/>
+      <w:lvlJc w:val="left"/>
+      <w:pPr>
+        <w:ind w:left="720" w:hanging="360"/>
+      </w:pPr>
+    </w:lvl>
+    <w:lvl w:ilvl="1" w:tplc="04190019" w:tentative="1">
+      <w:start w:val="1"/>
+      <w:numFmt w:val="lowerLetter"/>
+      <w:lvlText w:val="%2."/>
+      <w:lvlJc w:val="left"/>
+      <w:pPr>
+        <w:ind w:left="1440" w:hanging="360"/>
+      </w:pPr>
+    </w:lvl>
+    <w:lvl w:ilvl="2" w:tplc="0419001B" w:tentative="1">
+      <w:start w:val="1"/>
+      <w:numFmt w:val="lowerRoman"/>
+      <w:lvlText w:val="%3."/>
+      <w:lvlJc w:val="right"/>
+      <w:pPr>
+        <w:ind w:left="2160" w:hanging="180"/>
+      </w:pPr>
+    </w:lvl>
+    <w:lvl w:ilvl="3" w:tplc="0419000F" w:tentative="1">
+      <w:start w:val="1"/>
+      <w:numFmt w:val="decimal"/>
+      <w:lvlText w:val="%4."/>
+      <w:lvlJc w:val="left"/>
+      <w:pPr>
+        <w:ind w:left="2880" w:hanging="360"/>
+      </w:pPr>
+    </w:lvl>
+    <w:lvl w:ilvl="4" w:tplc="04190019" w:tentative="1">
+      <w:start w:val="1"/>
+      <w:numFmt w:val="lowerLetter"/>
+      <w:lvlText w:val="%5."/>
+      <w:lvlJc w:val="left"/>
+      <w:pPr>
+        <w:ind w:left="3600" w:hanging="360"/>
+      </w:pPr>
+    </w:lvl>
+    <w:lvl w:ilvl="5" w:tplc="0419001B" w:tentative="1">
+      <w:start w:val="1"/>
+      <w:numFmt w:val="lowerRoman"/>
+      <w:lvlText w:val="%6."/>
+      <w:lvlJc w:val="right"/>
+      <w:pPr>
+        <w:ind w:left="4320" w:hanging="180"/>
+      </w:pPr>
+    </w:lvl>
+    <w:lvl w:ilvl="6" w:tplc="0419000F" w:tentative="1">
+      <w:start w:val="1"/>
+      <w:numFmt w:val="decimal"/>
+      <w:lvlText w:val="%7."/>
+      <w:lvlJc w:val="left"/>
+      <w:pPr>
+        <w:ind w:left="5040" w:hanging="360"/>
+      </w:pPr>
+    </w:lvl>
+    <w:lvl w:ilvl="7" w:tplc="04190019" w:tentative="1">
+      <w:start w:val="1"/>
+      <w:numFmt w:val="lowerLetter"/>
+      <w:lvlText w:val="%8."/>
+      <w:lvlJc w:val="left"/>
+      <w:pPr>
+        <w:ind w:left="5760" w:hanging="360"/>
+      </w:pPr>
+    </w:lvl>
+    <w:lvl w:ilvl="8" w:tplc="0419001B" w:tentative="1">
+      <w:start w:val="1"/>
+      <w:numFmt w:val="lowerRoman"/>
+      <w:lvlText w:val="%9."/>
+      <w:lvlJc w:val="right"/>
+      <w:pPr>
+        <w:ind w:left="6480" w:hanging="180"/>
+      </w:pPr>
+    </w:lvl>
+  </w:abstractNum>
+  <w:abstractNum w:abstractNumId="3" w15:restartNumberingAfterBreak="0">
     <w:nsid w:val="1FE26743"/>
     <w:multiLevelType w:val="hybridMultilevel"/>
     <w:tmpl w:val="0CD24C82"/>
@@ -3945,7 +4684,7 @@
       </w:rPr>
     </w:lvl>
   </w:abstractNum>
-  <w:abstractNum w:abstractNumId="2" w15:restartNumberingAfterBreak="0">
+  <w:abstractNum w:abstractNumId="4" w15:restartNumberingAfterBreak="0">
     <w:nsid w:val="246D3238"/>
     <w:multiLevelType w:val="hybridMultilevel"/>
     <w:tmpl w:val="8F7CFA72"/>
@@ -4058,7 +4797,119 @@
       </w:rPr>
     </w:lvl>
   </w:abstractNum>
-  <w:abstractNum w:abstractNumId="3" w15:restartNumberingAfterBreak="0">
+  <w:abstractNum w:abstractNumId="5" w15:restartNumberingAfterBreak="0">
+    <w:nsid w:val="2D5F5BF6"/>
+    <w:multiLevelType w:val="hybridMultilevel"/>
+    <w:tmpl w:val="0BDE8664"/>
+    <w:lvl w:ilvl="0" w:tplc="37B47DCA">
+      <w:numFmt w:val="bullet"/>
+      <w:lvlText w:val="•"/>
+      <w:lvlJc w:val="left"/>
+      <w:pPr>
+        <w:ind w:left="720" w:hanging="360"/>
+      </w:pPr>
+      <w:rPr>
+        <w:rFonts w:ascii="Calibri" w:eastAsiaTheme="minorHAnsi" w:hAnsi="Calibri" w:cs="Calibri" w:hint="default"/>
+      </w:rPr>
+    </w:lvl>
+    <w:lvl w:ilvl="1" w:tplc="04190003" w:tentative="1">
+      <w:start w:val="1"/>
+      <w:numFmt w:val="bullet"/>
+      <w:lvlText w:val="o"/>
+      <w:lvlJc w:val="left"/>
+      <w:pPr>
+        <w:ind w:left="1440" w:hanging="360"/>
+      </w:pPr>
+      <w:rPr>
+        <w:rFonts w:ascii="Courier New" w:hAnsi="Courier New" w:cs="Courier New" w:hint="default"/>
+      </w:rPr>
+    </w:lvl>
+    <w:lvl w:ilvl="2" w:tplc="04190005" w:tentative="1">
+      <w:start w:val="1"/>
+      <w:numFmt w:val="bullet"/>
+      <w:lvlText w:val=""/>
+      <w:lvlJc w:val="left"/>
+      <w:pPr>
+        <w:ind w:left="2160" w:hanging="360"/>
+      </w:pPr>
+      <w:rPr>
+        <w:rFonts w:ascii="Wingdings" w:hAnsi="Wingdings" w:hint="default"/>
+      </w:rPr>
+    </w:lvl>
+    <w:lvl w:ilvl="3" w:tplc="04190001" w:tentative="1">
+      <w:start w:val="1"/>
+      <w:numFmt w:val="bullet"/>
+      <w:lvlText w:val=""/>
+      <w:lvlJc w:val="left"/>
+      <w:pPr>
+        <w:ind w:left="2880" w:hanging="360"/>
+      </w:pPr>
+      <w:rPr>
+        <w:rFonts w:ascii="Symbol" w:hAnsi="Symbol" w:hint="default"/>
+      </w:rPr>
+    </w:lvl>
+    <w:lvl w:ilvl="4" w:tplc="04190003" w:tentative="1">
+      <w:start w:val="1"/>
+      <w:numFmt w:val="bullet"/>
+      <w:lvlText w:val="o"/>
+      <w:lvlJc w:val="left"/>
+      <w:pPr>
+        <w:ind w:left="3600" w:hanging="360"/>
+      </w:pPr>
+      <w:rPr>
+        <w:rFonts w:ascii="Courier New" w:hAnsi="Courier New" w:cs="Courier New" w:hint="default"/>
+      </w:rPr>
+    </w:lvl>
+    <w:lvl w:ilvl="5" w:tplc="04190005" w:tentative="1">
+      <w:start w:val="1"/>
+      <w:numFmt w:val="bullet"/>
+      <w:lvlText w:val=""/>
+      <w:lvlJc w:val="left"/>
+      <w:pPr>
+        <w:ind w:left="4320" w:hanging="360"/>
+      </w:pPr>
+      <w:rPr>
+        <w:rFonts w:ascii="Wingdings" w:hAnsi="Wingdings" w:hint="default"/>
+      </w:rPr>
+    </w:lvl>
+    <w:lvl w:ilvl="6" w:tplc="04190001" w:tentative="1">
+      <w:start w:val="1"/>
+      <w:numFmt w:val="bullet"/>
+      <w:lvlText w:val=""/>
+      <w:lvlJc w:val="left"/>
+      <w:pPr>
+        <w:ind w:left="5040" w:hanging="360"/>
+      </w:pPr>
+      <w:rPr>
+        <w:rFonts w:ascii="Symbol" w:hAnsi="Symbol" w:hint="default"/>
+      </w:rPr>
+    </w:lvl>
+    <w:lvl w:ilvl="7" w:tplc="04190003" w:tentative="1">
+      <w:start w:val="1"/>
+      <w:numFmt w:val="bullet"/>
+      <w:lvlText w:val="o"/>
+      <w:lvlJc w:val="left"/>
+      <w:pPr>
+        <w:ind w:left="5760" w:hanging="360"/>
+      </w:pPr>
+      <w:rPr>
+        <w:rFonts w:ascii="Courier New" w:hAnsi="Courier New" w:cs="Courier New" w:hint="default"/>
+      </w:rPr>
+    </w:lvl>
+    <w:lvl w:ilvl="8" w:tplc="04190005" w:tentative="1">
+      <w:start w:val="1"/>
+      <w:numFmt w:val="bullet"/>
+      <w:lvlText w:val=""/>
+      <w:lvlJc w:val="left"/>
+      <w:pPr>
+        <w:ind w:left="6480" w:hanging="360"/>
+      </w:pPr>
+      <w:rPr>
+        <w:rFonts w:ascii="Wingdings" w:hAnsi="Wingdings" w:hint="default"/>
+      </w:rPr>
+    </w:lvl>
+  </w:abstractNum>
+  <w:abstractNum w:abstractNumId="6" w15:restartNumberingAfterBreak="0">
     <w:nsid w:val="540A4DE3"/>
     <w:multiLevelType w:val="hybridMultilevel"/>
     <w:tmpl w:val="6F9C5560"/>
@@ -4171,7 +5022,293 @@
       </w:rPr>
     </w:lvl>
   </w:abstractNum>
-  <w:abstractNum w:abstractNumId="4" w15:restartNumberingAfterBreak="0">
+  <w:abstractNum w:abstractNumId="7" w15:restartNumberingAfterBreak="0">
+    <w:nsid w:val="585E51FC"/>
+    <w:multiLevelType w:val="hybridMultilevel"/>
+    <w:tmpl w:val="8DE29F34"/>
+    <w:lvl w:ilvl="0" w:tplc="0419000F">
+      <w:start w:val="1"/>
+      <w:numFmt w:val="decimal"/>
+      <w:lvlText w:val="%1."/>
+      <w:lvlJc w:val="left"/>
+      <w:pPr>
+        <w:ind w:left="1440" w:hanging="360"/>
+      </w:pPr>
+    </w:lvl>
+    <w:lvl w:ilvl="1" w:tplc="04190019" w:tentative="1">
+      <w:start w:val="1"/>
+      <w:numFmt w:val="lowerLetter"/>
+      <w:lvlText w:val="%2."/>
+      <w:lvlJc w:val="left"/>
+      <w:pPr>
+        <w:ind w:left="2160" w:hanging="360"/>
+      </w:pPr>
+    </w:lvl>
+    <w:lvl w:ilvl="2" w:tplc="0419001B" w:tentative="1">
+      <w:start w:val="1"/>
+      <w:numFmt w:val="lowerRoman"/>
+      <w:lvlText w:val="%3."/>
+      <w:lvlJc w:val="right"/>
+      <w:pPr>
+        <w:ind w:left="2880" w:hanging="180"/>
+      </w:pPr>
+    </w:lvl>
+    <w:lvl w:ilvl="3" w:tplc="0419000F" w:tentative="1">
+      <w:start w:val="1"/>
+      <w:numFmt w:val="decimal"/>
+      <w:lvlText w:val="%4."/>
+      <w:lvlJc w:val="left"/>
+      <w:pPr>
+        <w:ind w:left="3600" w:hanging="360"/>
+      </w:pPr>
+    </w:lvl>
+    <w:lvl w:ilvl="4" w:tplc="04190019" w:tentative="1">
+      <w:start w:val="1"/>
+      <w:numFmt w:val="lowerLetter"/>
+      <w:lvlText w:val="%5."/>
+      <w:lvlJc w:val="left"/>
+      <w:pPr>
+        <w:ind w:left="4320" w:hanging="360"/>
+      </w:pPr>
+    </w:lvl>
+    <w:lvl w:ilvl="5" w:tplc="0419001B" w:tentative="1">
+      <w:start w:val="1"/>
+      <w:numFmt w:val="lowerRoman"/>
+      <w:lvlText w:val="%6."/>
+      <w:lvlJc w:val="right"/>
+      <w:pPr>
+        <w:ind w:left="5040" w:hanging="180"/>
+      </w:pPr>
+    </w:lvl>
+    <w:lvl w:ilvl="6" w:tplc="0419000F" w:tentative="1">
+      <w:start w:val="1"/>
+      <w:numFmt w:val="decimal"/>
+      <w:lvlText w:val="%7."/>
+      <w:lvlJc w:val="left"/>
+      <w:pPr>
+        <w:ind w:left="5760" w:hanging="360"/>
+      </w:pPr>
+    </w:lvl>
+    <w:lvl w:ilvl="7" w:tplc="04190019" w:tentative="1">
+      <w:start w:val="1"/>
+      <w:numFmt w:val="lowerLetter"/>
+      <w:lvlText w:val="%8."/>
+      <w:lvlJc w:val="left"/>
+      <w:pPr>
+        <w:ind w:left="6480" w:hanging="360"/>
+      </w:pPr>
+    </w:lvl>
+    <w:lvl w:ilvl="8" w:tplc="0419001B" w:tentative="1">
+      <w:start w:val="1"/>
+      <w:numFmt w:val="lowerRoman"/>
+      <w:lvlText w:val="%9."/>
+      <w:lvlJc w:val="right"/>
+      <w:pPr>
+        <w:ind w:left="7200" w:hanging="180"/>
+      </w:pPr>
+    </w:lvl>
+  </w:abstractNum>
+  <w:abstractNum w:abstractNumId="8" w15:restartNumberingAfterBreak="0">
+    <w:nsid w:val="5929485F"/>
+    <w:multiLevelType w:val="hybridMultilevel"/>
+    <w:tmpl w:val="3D32F91E"/>
+    <w:lvl w:ilvl="0" w:tplc="37B47DCA">
+      <w:numFmt w:val="bullet"/>
+      <w:lvlText w:val="•"/>
+      <w:lvlJc w:val="left"/>
+      <w:pPr>
+        <w:ind w:left="2061" w:hanging="360"/>
+      </w:pPr>
+      <w:rPr>
+        <w:rFonts w:ascii="Calibri" w:eastAsiaTheme="minorHAnsi" w:hAnsi="Calibri" w:cs="Calibri" w:hint="default"/>
+      </w:rPr>
+    </w:lvl>
+    <w:lvl w:ilvl="1" w:tplc="04190003" w:tentative="1">
+      <w:start w:val="1"/>
+      <w:numFmt w:val="bullet"/>
+      <w:lvlText w:val="o"/>
+      <w:lvlJc w:val="left"/>
+      <w:pPr>
+        <w:ind w:left="2781" w:hanging="360"/>
+      </w:pPr>
+      <w:rPr>
+        <w:rFonts w:ascii="Courier New" w:hAnsi="Courier New" w:cs="Courier New" w:hint="default"/>
+      </w:rPr>
+    </w:lvl>
+    <w:lvl w:ilvl="2" w:tplc="04190005">
+      <w:start w:val="1"/>
+      <w:numFmt w:val="bullet"/>
+      <w:lvlText w:val=""/>
+      <w:lvlJc w:val="left"/>
+      <w:pPr>
+        <w:ind w:left="3501" w:hanging="360"/>
+      </w:pPr>
+      <w:rPr>
+        <w:rFonts w:ascii="Wingdings" w:hAnsi="Wingdings" w:hint="default"/>
+      </w:rPr>
+    </w:lvl>
+    <w:lvl w:ilvl="3" w:tplc="04190001" w:tentative="1">
+      <w:start w:val="1"/>
+      <w:numFmt w:val="bullet"/>
+      <w:lvlText w:val=""/>
+      <w:lvlJc w:val="left"/>
+      <w:pPr>
+        <w:ind w:left="4221" w:hanging="360"/>
+      </w:pPr>
+      <w:rPr>
+        <w:rFonts w:ascii="Symbol" w:hAnsi="Symbol" w:hint="default"/>
+      </w:rPr>
+    </w:lvl>
+    <w:lvl w:ilvl="4" w:tplc="04190003" w:tentative="1">
+      <w:start w:val="1"/>
+      <w:numFmt w:val="bullet"/>
+      <w:lvlText w:val="o"/>
+      <w:lvlJc w:val="left"/>
+      <w:pPr>
+        <w:ind w:left="4941" w:hanging="360"/>
+      </w:pPr>
+      <w:rPr>
+        <w:rFonts w:ascii="Courier New" w:hAnsi="Courier New" w:cs="Courier New" w:hint="default"/>
+      </w:rPr>
+    </w:lvl>
+    <w:lvl w:ilvl="5" w:tplc="04190005" w:tentative="1">
+      <w:start w:val="1"/>
+      <w:numFmt w:val="bullet"/>
+      <w:lvlText w:val=""/>
+      <w:lvlJc w:val="left"/>
+      <w:pPr>
+        <w:ind w:left="5661" w:hanging="360"/>
+      </w:pPr>
+      <w:rPr>
+        <w:rFonts w:ascii="Wingdings" w:hAnsi="Wingdings" w:hint="default"/>
+      </w:rPr>
+    </w:lvl>
+    <w:lvl w:ilvl="6" w:tplc="04190001" w:tentative="1">
+      <w:start w:val="1"/>
+      <w:numFmt w:val="bullet"/>
+      <w:lvlText w:val=""/>
+      <w:lvlJc w:val="left"/>
+      <w:pPr>
+        <w:ind w:left="6381" w:hanging="360"/>
+      </w:pPr>
+      <w:rPr>
+        <w:rFonts w:ascii="Symbol" w:hAnsi="Symbol" w:hint="default"/>
+      </w:rPr>
+    </w:lvl>
+    <w:lvl w:ilvl="7" w:tplc="04190003" w:tentative="1">
+      <w:start w:val="1"/>
+      <w:numFmt w:val="bullet"/>
+      <w:lvlText w:val="o"/>
+      <w:lvlJc w:val="left"/>
+      <w:pPr>
+        <w:ind w:left="7101" w:hanging="360"/>
+      </w:pPr>
+      <w:rPr>
+        <w:rFonts w:ascii="Courier New" w:hAnsi="Courier New" w:cs="Courier New" w:hint="default"/>
+      </w:rPr>
+    </w:lvl>
+    <w:lvl w:ilvl="8" w:tplc="04190005" w:tentative="1">
+      <w:start w:val="1"/>
+      <w:numFmt w:val="bullet"/>
+      <w:lvlText w:val=""/>
+      <w:lvlJc w:val="left"/>
+      <w:pPr>
+        <w:ind w:left="7821" w:hanging="360"/>
+      </w:pPr>
+      <w:rPr>
+        <w:rFonts w:ascii="Wingdings" w:hAnsi="Wingdings" w:hint="default"/>
+      </w:rPr>
+    </w:lvl>
+  </w:abstractNum>
+  <w:abstractNum w:abstractNumId="9" w15:restartNumberingAfterBreak="0">
+    <w:nsid w:val="629C5499"/>
+    <w:multiLevelType w:val="hybridMultilevel"/>
+    <w:tmpl w:val="796EF03E"/>
+    <w:lvl w:ilvl="0" w:tplc="37B47DCA">
+      <w:numFmt w:val="bullet"/>
+      <w:lvlText w:val="•"/>
+      <w:lvlJc w:val="left"/>
+      <w:pPr>
+        <w:ind w:left="2628" w:hanging="360"/>
+      </w:pPr>
+      <w:rPr>
+        <w:rFonts w:ascii="Calibri" w:eastAsiaTheme="minorHAnsi" w:hAnsi="Calibri" w:cs="Calibri" w:hint="default"/>
+      </w:rPr>
+    </w:lvl>
+    <w:lvl w:ilvl="1" w:tplc="04190019" w:tentative="1">
+      <w:start w:val="1"/>
+      <w:numFmt w:val="lowerLetter"/>
+      <w:lvlText w:val="%2."/>
+      <w:lvlJc w:val="left"/>
+      <w:pPr>
+        <w:ind w:left="3348" w:hanging="360"/>
+      </w:pPr>
+    </w:lvl>
+    <w:lvl w:ilvl="2" w:tplc="0419001B" w:tentative="1">
+      <w:start w:val="1"/>
+      <w:numFmt w:val="lowerRoman"/>
+      <w:lvlText w:val="%3."/>
+      <w:lvlJc w:val="right"/>
+      <w:pPr>
+        <w:ind w:left="4068" w:hanging="180"/>
+      </w:pPr>
+    </w:lvl>
+    <w:lvl w:ilvl="3" w:tplc="0419000F" w:tentative="1">
+      <w:start w:val="1"/>
+      <w:numFmt w:val="decimal"/>
+      <w:lvlText w:val="%4."/>
+      <w:lvlJc w:val="left"/>
+      <w:pPr>
+        <w:ind w:left="4788" w:hanging="360"/>
+      </w:pPr>
+    </w:lvl>
+    <w:lvl w:ilvl="4" w:tplc="04190019" w:tentative="1">
+      <w:start w:val="1"/>
+      <w:numFmt w:val="lowerLetter"/>
+      <w:lvlText w:val="%5."/>
+      <w:lvlJc w:val="left"/>
+      <w:pPr>
+        <w:ind w:left="5508" w:hanging="360"/>
+      </w:pPr>
+    </w:lvl>
+    <w:lvl w:ilvl="5" w:tplc="0419001B" w:tentative="1">
+      <w:start w:val="1"/>
+      <w:numFmt w:val="lowerRoman"/>
+      <w:lvlText w:val="%6."/>
+      <w:lvlJc w:val="right"/>
+      <w:pPr>
+        <w:ind w:left="6228" w:hanging="180"/>
+      </w:pPr>
+    </w:lvl>
+    <w:lvl w:ilvl="6" w:tplc="0419000F" w:tentative="1">
+      <w:start w:val="1"/>
+      <w:numFmt w:val="decimal"/>
+      <w:lvlText w:val="%7."/>
+      <w:lvlJc w:val="left"/>
+      <w:pPr>
+        <w:ind w:left="6948" w:hanging="360"/>
+      </w:pPr>
+    </w:lvl>
+    <w:lvl w:ilvl="7" w:tplc="04190019" w:tentative="1">
+      <w:start w:val="1"/>
+      <w:numFmt w:val="lowerLetter"/>
+      <w:lvlText w:val="%8."/>
+      <w:lvlJc w:val="left"/>
+      <w:pPr>
+        <w:ind w:left="7668" w:hanging="360"/>
+      </w:pPr>
+    </w:lvl>
+    <w:lvl w:ilvl="8" w:tplc="0419001B" w:tentative="1">
+      <w:start w:val="1"/>
+      <w:numFmt w:val="lowerRoman"/>
+      <w:lvlText w:val="%9."/>
+      <w:lvlJc w:val="right"/>
+      <w:pPr>
+        <w:ind w:left="8388" w:hanging="180"/>
+      </w:pPr>
+    </w:lvl>
+  </w:abstractNum>
+  <w:abstractNum w:abstractNumId="10" w15:restartNumberingAfterBreak="0">
     <w:nsid w:val="66627FA3"/>
     <w:multiLevelType w:val="hybridMultilevel"/>
     <w:tmpl w:val="E73CA8EE"/>
@@ -4257,7 +5394,7 @@
       </w:pPr>
     </w:lvl>
   </w:abstractNum>
-  <w:abstractNum w:abstractNumId="5" w15:restartNumberingAfterBreak="0">
+  <w:abstractNum w:abstractNumId="11" w15:restartNumberingAfterBreak="0">
     <w:nsid w:val="6F5B5185"/>
     <w:multiLevelType w:val="hybridMultilevel"/>
     <w:tmpl w:val="568838F6"/>
@@ -4370,7 +5507,7 @@
       </w:rPr>
     </w:lvl>
   </w:abstractNum>
-  <w:abstractNum w:abstractNumId="6" w15:restartNumberingAfterBreak="0">
+  <w:abstractNum w:abstractNumId="12" w15:restartNumberingAfterBreak="0">
     <w:nsid w:val="78D563D9"/>
     <w:multiLevelType w:val="hybridMultilevel"/>
     <w:tmpl w:val="7902CEB2"/>
@@ -4484,25 +5621,43 @@
     </w:lvl>
   </w:abstractNum>
   <w:num w:numId="1">
-    <w:abstractNumId w:val="1"/>
+    <w:abstractNumId w:val="3"/>
   </w:num>
   <w:num w:numId="2">
-    <w:abstractNumId w:val="5"/>
+    <w:abstractNumId w:val="11"/>
   </w:num>
   <w:num w:numId="3">
-    <w:abstractNumId w:val="3"/>
+    <w:abstractNumId w:val="6"/>
   </w:num>
   <w:num w:numId="4">
-    <w:abstractNumId w:val="4"/>
+    <w:abstractNumId w:val="10"/>
   </w:num>
   <w:num w:numId="5">
     <w:abstractNumId w:val="0"/>
   </w:num>
   <w:num w:numId="6">
+    <w:abstractNumId w:val="4"/>
+  </w:num>
+  <w:num w:numId="7">
+    <w:abstractNumId w:val="12"/>
+  </w:num>
+  <w:num w:numId="8">
+    <w:abstractNumId w:val="1"/>
+  </w:num>
+  <w:num w:numId="9">
+    <w:abstractNumId w:val="5"/>
+  </w:num>
+  <w:num w:numId="10">
     <w:abstractNumId w:val="2"/>
   </w:num>
-  <w:num w:numId="7">
-    <w:abstractNumId w:val="6"/>
+  <w:num w:numId="11">
+    <w:abstractNumId w:val="7"/>
+  </w:num>
+  <w:num w:numId="12">
+    <w:abstractNumId w:val="9"/>
+  </w:num>
+  <w:num w:numId="13">
+    <w:abstractNumId w:val="8"/>
   </w:num>
 </w:numbering>
 </file>
